--- a/worksheets/W2.docx
+++ b/worksheets/W2.docx
@@ -1370,6 +1370,43 @@
           <w:sz w:val="30"/>
         </w:rPr>
         <w:t>查核 AI 六句</w:t>
+      </w:r>
+    </w:p>
+    <w:p>
+      <w:pPr>
+        <w:keepNext w:val="0"/>
+        <w:keepLines w:val="0"/>
+        <w:spacing w:before="20" w:after="60" w:line="293" w:lineRule="auto"/>
+      </w:pPr>
+      <w:r>
+        <w:rPr>
+          <w:rFonts w:ascii="PingFang TC" w:hAnsi="PingFang TC" w:eastAsia="PingFang TC"/>
+          <w:b w:val="0"/>
+          <w:i w:val="0"/>
+          <w:color w:val="5B6573"/>
+          <w:sz w:val="22"/>
+        </w:rPr>
+        <w:t>賭注欄｜查核前 10 秒：我猜六句裡會中（紅或黃）</w:t>
+      </w:r>
+      <w:r>
+        <w:rPr>
+          <w:rFonts w:ascii="JetBrains Mono" w:hAnsi="JetBrains Mono" w:eastAsia="PingFang TC"/>
+          <w:b w:val="0"/>
+          <w:i w:val="0"/>
+          <w:color w:val="1A2340"/>
+          <w:sz w:val="22"/>
+        </w:rPr>
+        <w:t>____ 句</w:t>
+      </w:r>
+      <w:r>
+        <w:rPr>
+          <w:rFonts w:ascii="PingFang TC" w:hAnsi="PingFang TC" w:eastAsia="PingFang TC"/>
+          <w:b w:val="0"/>
+          <w:i w:val="0"/>
+          <w:color w:val="5B6573"/>
+          <w:sz w:val="22"/>
+        </w:rPr>
+        <w:t xml:space="preserve">　把握 ____％　→ 查完回填 ✓／✗：____　（不評分）</w:t>
       </w:r>
     </w:p>
     <w:tbl>
@@ -3075,11 +3112,237 @@
         </w:tc>
       </w:tr>
     </w:tbl>
+    <w:tbl>
+      <w:tblPr>
+        <w:tblW w:type="dxa" w:w="9865"/>
+        <w:jc w:val="left"/>
+        <w:tblLayout w:type="fixed"/>
+        <w:tblLook w:firstColumn="1" w:firstRow="1" w:lastColumn="0" w:lastRow="0" w:noHBand="0" w:noVBand="1" w:val="04A0"/>
+        <w:tblInd w:type="dxa" w:w="0"/>
+      </w:tblPr>
+      <w:tblGrid>
+        <w:gridCol w:w="9865"/>
+      </w:tblGrid>
+      <w:tr>
+        <w:tc>
+          <w:tcPr>
+            <w:tcW w:type="dxa" w:w="9865"/>
+            <w:tcMar>
+              <w:top w:w="100" w:type="dxa"/>
+              <w:start w:w="150" w:type="dxa"/>
+              <w:bottom w:w="100" w:type="dxa"/>
+              <w:end w:w="150" w:type="dxa"/>
+            </w:tcMar>
+            <w:tcBorders>
+              <w:top w:val="nil"/>
+              <w:bottom w:val="nil"/>
+              <w:start w:val="single" w:sz="14" w:space="0" w:color="1D4ED8"/>
+              <w:end w:val="nil"/>
+            </w:tcBorders>
+            <w:shd w:val="clear" w:color="auto" w:fill="F5F7FA"/>
+            <w:vAlign w:val="center"/>
+          </w:tcPr>
+          <w:p>
+            <w:pPr>
+              <w:keepNext w:val="0"/>
+              <w:keepLines w:val="0"/>
+              <w:spacing w:before="0" w:after="0" w:line="293" w:lineRule="auto"/>
+            </w:pPr>
+            <w:r>
+              <w:rPr>
+                <w:rFonts w:ascii="PingFang TC" w:hAnsi="PingFang TC" w:eastAsia="PingFang TC"/>
+                <w:b/>
+                <w:i w:val="0"/>
+                <w:color w:val="1D4ED8"/>
+                <w:sz w:val="22"/>
+              </w:rPr>
+              <w:t>標綠前先問一句</w:t>
+            </w:r>
+            <w:r>
+              <w:rPr>
+                <w:rFonts w:ascii="PingFang TC" w:hAnsi="PingFang TC" w:eastAsia="PingFang TC"/>
+                <w:b w:val="0"/>
+                <w:i w:val="0"/>
+                <w:color w:val="1A2340"/>
+                <w:sz w:val="22"/>
+              </w:rPr>
+              <w:t xml:space="preserve">　「什麼東西可以判定它？」說不出判定方式的，一律從綠降黃。想查的人用下面三梯；梯2、梯3 沒有或不想用，都不扣分。</w:t>
+            </w:r>
+          </w:p>
+        </w:tc>
+      </w:tr>
+    </w:tbl>
+    <w:tbl>
+      <w:tblPr>
+        <w:tblW w:type="dxa" w:w="9865"/>
+        <w:jc w:val="left"/>
+        <w:tblLayout w:type="fixed"/>
+        <w:tblLook w:firstColumn="1" w:firstRow="1" w:lastColumn="0" w:lastRow="0" w:noHBand="0" w:noVBand="1" w:val="04A0"/>
+        <w:tblInd w:type="dxa" w:w="0"/>
+      </w:tblPr>
+      <w:tblGrid>
+        <w:gridCol w:w="3288"/>
+        <w:gridCol w:w="3288"/>
+        <w:gridCol w:w="3289"/>
+      </w:tblGrid>
+      <w:tr>
+        <w:tc>
+          <w:tcPr>
+            <w:tcW w:type="dxa" w:w="3288"/>
+            <w:vAlign w:val="top"/>
+            <w:tcMar>
+              <w:top w:w="90" w:type="dxa"/>
+              <w:start w:w="120" w:type="dxa"/>
+              <w:bottom w:w="90" w:type="dxa"/>
+              <w:end w:w="120" w:type="dxa"/>
+            </w:tcMar>
+            <w:tcBorders>
+              <w:top w:val="single" w:sz="8" w:space="0" w:color="1D4ED8"/>
+              <w:bottom w:val="single" w:sz="5" w:space="0" w:color="CBD5E1"/>
+              <w:start w:val="single" w:sz="5" w:space="0" w:color="CBD5E1"/>
+              <w:end w:val="single" w:sz="5" w:space="0" w:color="CBD5E1"/>
+            </w:tcBorders>
+          </w:tcPr>
+          <w:p>
+            <w:pPr>
+              <w:spacing w:before="0" w:after="0"/>
+            </w:pPr>
+            <w:r>
+              <w:rPr>
+                <w:rFonts w:ascii="PingFang TC" w:hAnsi="PingFang TC" w:eastAsia="PingFang TC"/>
+                <w:b/>
+                <w:i w:val="0"/>
+                <w:color w:val="1D4ED8"/>
+                <w:sz w:val="22"/>
+              </w:rPr>
+              <w:t>梯1　公共可查</w:t>
+            </w:r>
+          </w:p>
+          <w:p>
+            <w:pPr>
+              <w:keepNext w:val="0"/>
+              <w:keepLines/>
+              <w:spacing w:before="0" w:after="0" w:line="293" w:lineRule="auto"/>
+            </w:pPr>
+            <w:r>
+              <w:rPr>
+                <w:rFonts w:ascii="PingFang TC" w:hAnsi="PingFang TC" w:eastAsia="PingFang TC"/>
+                <w:b w:val="0"/>
+                <w:i w:val="0"/>
+                <w:color w:val="5B6573"/>
+                <w:sz w:val="20"/>
+              </w:rPr>
+              <w:t>天氣、星期、價格、營業時間、公車路線</w:t>
+            </w:r>
+          </w:p>
+        </w:tc>
+        <w:tc>
+          <w:tcPr>
+            <w:tcW w:type="dxa" w:w="3288"/>
+            <w:vAlign w:val="top"/>
+            <w:tcMar>
+              <w:top w:w="90" w:type="dxa"/>
+              <w:start w:w="120" w:type="dxa"/>
+              <w:bottom w:w="90" w:type="dxa"/>
+              <w:end w:w="120" w:type="dxa"/>
+            </w:tcMar>
+            <w:tcBorders>
+              <w:top w:val="single" w:sz="8" w:space="0" w:color="1D4ED8"/>
+              <w:bottom w:val="single" w:sz="5" w:space="0" w:color="CBD5E1"/>
+              <w:start w:val="single" w:sz="5" w:space="0" w:color="CBD5E1"/>
+              <w:end w:val="single" w:sz="5" w:space="0" w:color="CBD5E1"/>
+            </w:tcBorders>
+          </w:tcPr>
+          <w:p>
+            <w:pPr>
+              <w:spacing w:before="0" w:after="0"/>
+            </w:pPr>
+            <w:r>
+              <w:rPr>
+                <w:rFonts w:ascii="PingFang TC" w:hAnsi="PingFang TC" w:eastAsia="PingFang TC"/>
+                <w:b/>
+                <w:i w:val="0"/>
+                <w:color w:val="1D4ED8"/>
+                <w:sz w:val="22"/>
+              </w:rPr>
+              <w:t>梯2　我的數位痕跡</w:t>
+            </w:r>
+          </w:p>
+          <w:p>
+            <w:pPr>
+              <w:keepNext w:val="0"/>
+              <w:keepLines/>
+              <w:spacing w:before="0" w:after="0" w:line="293" w:lineRule="auto"/>
+            </w:pPr>
+            <w:r>
+              <w:rPr>
+                <w:rFonts w:ascii="PingFang TC" w:hAnsi="PingFang TC" w:eastAsia="PingFang TC"/>
+                <w:b w:val="0"/>
+                <w:i w:val="0"/>
+                <w:color w:val="5B6573"/>
+                <w:sz w:val="20"/>
+              </w:rPr>
+              <w:t>訊息時間、地圖時間軸、發票、播放紀錄（自己看，不交）</w:t>
+            </w:r>
+          </w:p>
+        </w:tc>
+        <w:tc>
+          <w:tcPr>
+            <w:tcW w:type="dxa" w:w="3289"/>
+            <w:vAlign w:val="top"/>
+            <w:tcMar>
+              <w:top w:w="90" w:type="dxa"/>
+              <w:start w:w="120" w:type="dxa"/>
+              <w:bottom w:w="90" w:type="dxa"/>
+              <w:end w:w="120" w:type="dxa"/>
+            </w:tcMar>
+            <w:tcBorders>
+              <w:top w:val="single" w:sz="8" w:space="0" w:color="1D4ED8"/>
+              <w:bottom w:val="single" w:sz="5" w:space="0" w:color="CBD5E1"/>
+              <w:start w:val="single" w:sz="5" w:space="0" w:color="CBD5E1"/>
+              <w:end w:val="single" w:sz="5" w:space="0" w:color="CBD5E1"/>
+            </w:tcBorders>
+          </w:tcPr>
+          <w:p>
+            <w:pPr>
+              <w:spacing w:before="0" w:after="0"/>
+            </w:pPr>
+            <w:r>
+              <w:rPr>
+                <w:rFonts w:ascii="PingFang TC" w:hAnsi="PingFang TC" w:eastAsia="PingFang TC"/>
+                <w:b/>
+                <w:i w:val="0"/>
+                <w:color w:val="1D4ED8"/>
+                <w:sz w:val="22"/>
+              </w:rPr>
+              <w:t>梯3　問同行的人</w:t>
+            </w:r>
+          </w:p>
+          <w:p>
+            <w:pPr>
+              <w:keepNext w:val="0"/>
+              <w:keepLines/>
+              <w:spacing w:before="0" w:after="0" w:line="293" w:lineRule="auto"/>
+            </w:pPr>
+            <w:r>
+              <w:rPr>
+                <w:rFonts w:ascii="PingFang TC" w:hAnsi="PingFang TC" w:eastAsia="PingFang TC"/>
+                <w:b w:val="0"/>
+                <w:i w:val="0"/>
+                <w:color w:val="5B6573"/>
+                <w:sz w:val="20"/>
+              </w:rPr>
+              <w:t>自願，可以不問</w:t>
+            </w:r>
+          </w:p>
+        </w:tc>
+      </w:tr>
+    </w:tbl>
     <w:p>
       <w:pPr>
         <w:keepNext/>
         <w:keepLines w:val="0"/>
-        <w:spacing w:before="140" w:after="100" w:line="293" w:lineRule="auto"/>
+        <w:spacing w:before="120" w:after="100" w:line="293" w:lineRule="auto"/>
       </w:pPr>
       <w:r>
         <w:rPr>
@@ -3385,36 +3648,6 @@
           </w:tcPr>
           <w:p>
             <w:pPr>
-              <w:spacing w:before="0" w:after="0" w:line="240" w:lineRule="auto"/>
-            </w:pPr>
-            <w:r>
-              <w:t xml:space="preserve"> </w:t>
-            </w:r>
-          </w:p>
-        </w:tc>
-      </w:tr>
-      <w:tr>
-        <w:trPr>
-          <w:trHeight w:val="510" w:hRule="atLeast"/>
-        </w:trPr>
-        <w:tc>
-          <w:tcPr>
-            <w:tcW w:type="dxa" w:w="9865"/>
-            <w:tcMar>
-              <w:top w:w="0" w:type="dxa"/>
-              <w:start w:w="0" w:type="dxa"/>
-              <w:bottom w:w="0" w:type="dxa"/>
-              <w:end w:w="0" w:type="dxa"/>
-            </w:tcMar>
-            <w:tcBorders>
-              <w:top w:val="nil"/>
-              <w:bottom w:val="single" w:sz="5" w:space="0" w:color="CBD5E1"/>
-              <w:start w:val="nil"/>
-              <w:end w:val="nil"/>
-            </w:tcBorders>
-          </w:tcPr>
-          <w:p>
-            <w:pPr>
               <w:spacing w:before="0" w:after="20" w:line="240" w:lineRule="auto"/>
             </w:pPr>
             <w:r>
@@ -3571,36 +3804,6 @@
           </w:tcPr>
           <w:p>
             <w:pPr>
-              <w:spacing w:before="0" w:after="0" w:line="240" w:lineRule="auto"/>
-            </w:pPr>
-            <w:r>
-              <w:t xml:space="preserve"> </w:t>
-            </w:r>
-          </w:p>
-        </w:tc>
-      </w:tr>
-      <w:tr>
-        <w:trPr>
-          <w:trHeight w:val="510" w:hRule="atLeast"/>
-        </w:trPr>
-        <w:tc>
-          <w:tcPr>
-            <w:tcW w:type="dxa" w:w="9865"/>
-            <w:tcMar>
-              <w:top w:w="0" w:type="dxa"/>
-              <w:start w:w="0" w:type="dxa"/>
-              <w:bottom w:w="0" w:type="dxa"/>
-              <w:end w:w="0" w:type="dxa"/>
-            </w:tcMar>
-            <w:tcBorders>
-              <w:top w:val="nil"/>
-              <w:bottom w:val="single" w:sz="5" w:space="0" w:color="CBD5E1"/>
-              <w:start w:val="nil"/>
-              <w:end w:val="nil"/>
-            </w:tcBorders>
-          </w:tcPr>
-          <w:p>
-            <w:pPr>
               <w:spacing w:before="0" w:after="20" w:line="240" w:lineRule="auto"/>
             </w:pPr>
             <w:r>
@@ -3614,7 +3817,7 @@
       <w:pPr>
         <w:keepNext/>
         <w:keepLines w:val="0"/>
-        <w:spacing w:before="140" w:after="100" w:line="293" w:lineRule="auto"/>
+        <w:spacing w:before="100" w:after="100" w:line="293" w:lineRule="auto"/>
       </w:pPr>
       <w:r>
         <w:rPr>
@@ -3692,36 +3895,6 @@
       <w:tblGrid>
         <w:gridCol w:w="9865"/>
       </w:tblGrid>
-      <w:tr>
-        <w:trPr>
-          <w:trHeight w:val="510" w:hRule="atLeast"/>
-        </w:trPr>
-        <w:tc>
-          <w:tcPr>
-            <w:tcW w:type="dxa" w:w="9865"/>
-            <w:tcMar>
-              <w:top w:w="0" w:type="dxa"/>
-              <w:start w:w="0" w:type="dxa"/>
-              <w:bottom w:w="0" w:type="dxa"/>
-              <w:end w:w="0" w:type="dxa"/>
-            </w:tcMar>
-            <w:tcBorders>
-              <w:top w:val="nil"/>
-              <w:bottom w:val="single" w:sz="5" w:space="0" w:color="CBD5E1"/>
-              <w:start w:val="nil"/>
-              <w:end w:val="nil"/>
-            </w:tcBorders>
-          </w:tcPr>
-          <w:p>
-            <w:pPr>
-              <w:spacing w:before="0" w:after="0" w:line="240" w:lineRule="auto"/>
-            </w:pPr>
-            <w:r>
-              <w:t xml:space="preserve"> </w:t>
-            </w:r>
-          </w:p>
-        </w:tc>
-      </w:tr>
       <w:tr>
         <w:trPr>
           <w:trHeight w:val="510" w:hRule="atLeast"/>

--- a/worksheets/W2.docx
+++ b/worksheets/W2.docx
@@ -6,6 +6,7 @@
       <w:pPr>
         <w:keepNext/>
         <w:keepLines w:val="0"/>
+        <w:pageBreakBefore w:val="0"/>
         <w:spacing w:before="0" w:after="60" w:line="293" w:lineRule="auto"/>
       </w:pPr>
       <w:r>
@@ -154,7 +155,7 @@
           <w:color w:val="1A2340"/>
           <w:sz w:val="30"/>
         </w:rPr>
-        <w:t>本週怎麼拿 3 分</w:t>
+        <w:t>本週 0 分練習｜累積 Gate 1</w:t>
       </w:r>
     </w:p>
     <w:tbl>
@@ -201,7 +202,7 @@
                 <w:color w:val="1D4ED8"/>
                 <w:sz w:val="22"/>
               </w:rPr>
-              <w:t>完成 1 分</w:t>
+              <w:t>完成</w:t>
             </w:r>
             <w:r>
               <w:rPr>
@@ -228,7 +229,7 @@
                 <w:color w:val="1D4ED8"/>
                 <w:sz w:val="22"/>
               </w:rPr>
-              <w:t>證據 1 分</w:t>
+              <w:t>證據</w:t>
             </w:r>
             <w:r>
               <w:rPr>
@@ -255,7 +256,7 @@
                 <w:color w:val="1D4ED8"/>
                 <w:sz w:val="22"/>
               </w:rPr>
-              <w:t>判斷 1 分</w:t>
+              <w:t>判斷</w:t>
             </w:r>
             <w:r>
               <w:rPr>
@@ -285,7 +286,7 @@
           <w:color w:val="5B6573"/>
           <w:sz w:val="22"/>
         </w:rPr>
-        <w:t>課堂必寫會由老師閱讀與計分；和同學交流時，只分享你自己願意公開的一小段。</w:t>
+        <w:t>本人保存原作與查核，W5 才與 W3–W4 證據一起查核 Gate 1。老師可抽看或口頭回饋；AI 可生成六句，但理解、選擇、查核與責任仍由你負責。和同學交流時，只分享你願意公開的一小段。</w:t>
       </w:r>
     </w:p>
     <w:p>
@@ -392,7 +393,7 @@
       </w:tblGrid>
       <w:tr>
         <w:trPr>
-          <w:trHeight w:val="510" w:hRule="atLeast"/>
+          <w:trHeight w:val="482" w:hRule="atLeast"/>
         </w:trPr>
         <w:tc>
           <w:tcPr>
@@ -422,7 +423,7 @@
       </w:tr>
       <w:tr>
         <w:trPr>
-          <w:trHeight w:val="510" w:hRule="atLeast"/>
+          <w:trHeight w:val="482" w:hRule="atLeast"/>
         </w:trPr>
         <w:tc>
           <w:tcPr>
@@ -452,7 +453,7 @@
       </w:tr>
       <w:tr>
         <w:trPr>
-          <w:trHeight w:val="510" w:hRule="atLeast"/>
+          <w:trHeight w:val="482" w:hRule="atLeast"/>
         </w:trPr>
         <w:tc>
           <w:tcPr>
@@ -482,7 +483,7 @@
       </w:tr>
       <w:tr>
         <w:trPr>
-          <w:trHeight w:val="510" w:hRule="atLeast"/>
+          <w:trHeight w:val="482" w:hRule="atLeast"/>
         </w:trPr>
         <w:tc>
           <w:tcPr>
@@ -512,7 +513,7 @@
       </w:tr>
       <w:tr>
         <w:trPr>
-          <w:trHeight w:val="510" w:hRule="atLeast"/>
+          <w:trHeight w:val="482" w:hRule="atLeast"/>
         </w:trPr>
         <w:tc>
           <w:tcPr>
@@ -542,7 +543,7 @@
       </w:tr>
       <w:tr>
         <w:trPr>
-          <w:trHeight w:val="510" w:hRule="atLeast"/>
+          <w:trHeight w:val="482" w:hRule="atLeast"/>
         </w:trPr>
         <w:tc>
           <w:tcPr>
@@ -572,7 +573,7 @@
       </w:tr>
       <w:tr>
         <w:trPr>
-          <w:trHeight w:val="510" w:hRule="atLeast"/>
+          <w:trHeight w:val="482" w:hRule="atLeast"/>
         </w:trPr>
         <w:tc>
           <w:tcPr>
@@ -602,7 +603,7 @@
       </w:tr>
       <w:tr>
         <w:trPr>
-          <w:trHeight w:val="510" w:hRule="atLeast"/>
+          <w:trHeight w:val="482" w:hRule="atLeast"/>
         </w:trPr>
         <w:tc>
           <w:tcPr>
@@ -632,37 +633,7 @@
       </w:tr>
       <w:tr>
         <w:trPr>
-          <w:trHeight w:val="510" w:hRule="atLeast"/>
-        </w:trPr>
-        <w:tc>
-          <w:tcPr>
-            <w:tcW w:type="dxa" w:w="9865"/>
-            <w:tcMar>
-              <w:top w:w="0" w:type="dxa"/>
-              <w:start w:w="0" w:type="dxa"/>
-              <w:bottom w:w="0" w:type="dxa"/>
-              <w:end w:w="0" w:type="dxa"/>
-            </w:tcMar>
-            <w:tcBorders>
-              <w:top w:val="nil"/>
-              <w:bottom w:val="single" w:sz="5" w:space="0" w:color="CBD5E1"/>
-              <w:start w:val="nil"/>
-              <w:end w:val="nil"/>
-            </w:tcBorders>
-          </w:tcPr>
-          <w:p>
-            <w:pPr>
-              <w:spacing w:before="0" w:after="0" w:line="240" w:lineRule="auto"/>
-            </w:pPr>
-            <w:r>
-              <w:t xml:space="preserve"> </w:t>
-            </w:r>
-          </w:p>
-        </w:tc>
-      </w:tr>
-      <w:tr>
-        <w:trPr>
-          <w:trHeight w:val="510" w:hRule="atLeast"/>
+          <w:trHeight w:val="482" w:hRule="atLeast"/>
         </w:trPr>
         <w:tc>
           <w:tcPr>
@@ -758,7 +729,7 @@
       </w:tblGrid>
       <w:tr>
         <w:trPr>
-          <w:trHeight w:val="510" w:hRule="atLeast"/>
+          <w:trHeight w:val="482" w:hRule="atLeast"/>
         </w:trPr>
         <w:tc>
           <w:tcPr>
@@ -788,7 +759,7 @@
       </w:tr>
       <w:tr>
         <w:trPr>
-          <w:trHeight w:val="510" w:hRule="atLeast"/>
+          <w:trHeight w:val="482" w:hRule="atLeast"/>
         </w:trPr>
         <w:tc>
           <w:tcPr>
@@ -818,37 +789,7 @@
       </w:tr>
       <w:tr>
         <w:trPr>
-          <w:trHeight w:val="510" w:hRule="atLeast"/>
-        </w:trPr>
-        <w:tc>
-          <w:tcPr>
-            <w:tcW w:type="dxa" w:w="9865"/>
-            <w:tcMar>
-              <w:top w:w="0" w:type="dxa"/>
-              <w:start w:w="0" w:type="dxa"/>
-              <w:bottom w:w="0" w:type="dxa"/>
-              <w:end w:w="0" w:type="dxa"/>
-            </w:tcMar>
-            <w:tcBorders>
-              <w:top w:val="nil"/>
-              <w:bottom w:val="single" w:sz="5" w:space="0" w:color="CBD5E1"/>
-              <w:start w:val="nil"/>
-              <w:end w:val="nil"/>
-            </w:tcBorders>
-          </w:tcPr>
-          <w:p>
-            <w:pPr>
-              <w:spacing w:before="0" w:after="0" w:line="240" w:lineRule="auto"/>
-            </w:pPr>
-            <w:r>
-              <w:t xml:space="preserve"> </w:t>
-            </w:r>
-          </w:p>
-        </w:tc>
-      </w:tr>
-      <w:tr>
-        <w:trPr>
-          <w:trHeight w:val="510" w:hRule="atLeast"/>
+          <w:trHeight w:val="482" w:hRule="atLeast"/>
         </w:trPr>
         <w:tc>
           <w:tcPr>
@@ -879,16 +820,9 @@
     </w:tbl>
     <w:p>
       <w:pPr>
-        <w:spacing w:after="0"/>
-      </w:pPr>
-      <w:r>
-        <w:br w:type="page"/>
-      </w:r>
-    </w:p>
-    <w:p>
-      <w:pPr>
         <w:keepNext/>
         <w:keepLines w:val="0"/>
+        <w:pageBreakBefore/>
         <w:spacing w:before="0" w:after="60" w:line="293" w:lineRule="auto"/>
       </w:pPr>
       <w:r>
@@ -1626,22 +1560,22 @@
                 <w:color w:val="1A2340"/>
                 <w:sz w:val="18"/>
               </w:rPr>
-              <w:t>紅／黃原句＋快速證據／疑問</w:t>
+              <w:t>紅／黃原句＋理由；全綠寫最薄弱依據</w:t>
             </w:r>
           </w:p>
         </w:tc>
       </w:tr>
       <w:tr>
         <w:trPr>
-          <w:trHeight w:val="567" w:hRule="atLeast"/>
+          <w:trHeight w:val="425" w:hRule="atLeast"/>
         </w:trPr>
         <w:tc>
           <w:tcPr>
             <w:tcW w:type="dxa" w:w="600"/>
             <w:tcMar>
-              <w:top w:w="55" w:type="dxa"/>
+              <w:top w:w="30" w:type="dxa"/>
               <w:start w:w="70" w:type="dxa"/>
-              <w:bottom w:w="55" w:type="dxa"/>
+              <w:bottom w:w="30" w:type="dxa"/>
               <w:end w:w="70" w:type="dxa"/>
             </w:tcMar>
             <w:tcBorders>
@@ -1672,9 +1606,9 @@
           <w:tcPr>
             <w:tcW w:type="dxa" w:w="600"/>
             <w:tcMar>
-              <w:top w:w="55" w:type="dxa"/>
+              <w:top w:w="30" w:type="dxa"/>
               <w:start w:w="70" w:type="dxa"/>
-              <w:bottom w:w="55" w:type="dxa"/>
+              <w:bottom w:w="30" w:type="dxa"/>
               <w:end w:w="70" w:type="dxa"/>
             </w:tcMar>
             <w:tcBorders>
@@ -1705,9 +1639,9 @@
           <w:tcPr>
             <w:tcW w:type="dxa" w:w="600"/>
             <w:tcMar>
-              <w:top w:w="55" w:type="dxa"/>
+              <w:top w:w="30" w:type="dxa"/>
               <w:start w:w="70" w:type="dxa"/>
-              <w:bottom w:w="55" w:type="dxa"/>
+              <w:bottom w:w="30" w:type="dxa"/>
               <w:end w:w="70" w:type="dxa"/>
             </w:tcMar>
             <w:tcBorders>
@@ -1738,9 +1672,9 @@
           <w:tcPr>
             <w:tcW w:type="dxa" w:w="600"/>
             <w:tcMar>
-              <w:top w:w="55" w:type="dxa"/>
+              <w:top w:w="30" w:type="dxa"/>
               <w:start w:w="70" w:type="dxa"/>
-              <w:bottom w:w="55" w:type="dxa"/>
+              <w:bottom w:w="30" w:type="dxa"/>
               <w:end w:w="70" w:type="dxa"/>
             </w:tcMar>
             <w:tcBorders>
@@ -1771,9 +1705,9 @@
           <w:tcPr>
             <w:tcW w:type="dxa" w:w="2265"/>
             <w:tcMar>
-              <w:top w:w="55" w:type="dxa"/>
+              <w:top w:w="30" w:type="dxa"/>
               <w:start w:w="70" w:type="dxa"/>
-              <w:bottom w:w="55" w:type="dxa"/>
+              <w:bottom w:w="30" w:type="dxa"/>
               <w:end w:w="70" w:type="dxa"/>
             </w:tcMar>
             <w:tcBorders>
@@ -1804,9 +1738,9 @@
           <w:tcPr>
             <w:tcW w:type="dxa" w:w="5200"/>
             <w:tcMar>
-              <w:top w:w="55" w:type="dxa"/>
+              <w:top w:w="30" w:type="dxa"/>
               <w:start w:w="70" w:type="dxa"/>
-              <w:bottom w:w="55" w:type="dxa"/>
+              <w:bottom w:w="30" w:type="dxa"/>
               <w:end w:w="70" w:type="dxa"/>
             </w:tcMar>
             <w:tcBorders>
@@ -1829,15 +1763,15 @@
       </w:tr>
       <w:tr>
         <w:trPr>
-          <w:trHeight w:val="567" w:hRule="atLeast"/>
+          <w:trHeight w:val="425" w:hRule="atLeast"/>
         </w:trPr>
         <w:tc>
           <w:tcPr>
             <w:tcW w:type="dxa" w:w="600"/>
             <w:tcMar>
-              <w:top w:w="55" w:type="dxa"/>
+              <w:top w:w="30" w:type="dxa"/>
               <w:start w:w="70" w:type="dxa"/>
-              <w:bottom w:w="55" w:type="dxa"/>
+              <w:bottom w:w="30" w:type="dxa"/>
               <w:end w:w="70" w:type="dxa"/>
             </w:tcMar>
             <w:tcBorders>
@@ -1868,9 +1802,9 @@
           <w:tcPr>
             <w:tcW w:type="dxa" w:w="600"/>
             <w:tcMar>
-              <w:top w:w="55" w:type="dxa"/>
+              <w:top w:w="30" w:type="dxa"/>
               <w:start w:w="70" w:type="dxa"/>
-              <w:bottom w:w="55" w:type="dxa"/>
+              <w:bottom w:w="30" w:type="dxa"/>
               <w:end w:w="70" w:type="dxa"/>
             </w:tcMar>
             <w:tcBorders>
@@ -1901,9 +1835,9 @@
           <w:tcPr>
             <w:tcW w:type="dxa" w:w="600"/>
             <w:tcMar>
-              <w:top w:w="55" w:type="dxa"/>
+              <w:top w:w="30" w:type="dxa"/>
               <w:start w:w="70" w:type="dxa"/>
-              <w:bottom w:w="55" w:type="dxa"/>
+              <w:bottom w:w="30" w:type="dxa"/>
               <w:end w:w="70" w:type="dxa"/>
             </w:tcMar>
             <w:tcBorders>
@@ -1934,9 +1868,9 @@
           <w:tcPr>
             <w:tcW w:type="dxa" w:w="600"/>
             <w:tcMar>
-              <w:top w:w="55" w:type="dxa"/>
+              <w:top w:w="30" w:type="dxa"/>
               <w:start w:w="70" w:type="dxa"/>
-              <w:bottom w:w="55" w:type="dxa"/>
+              <w:bottom w:w="30" w:type="dxa"/>
               <w:end w:w="70" w:type="dxa"/>
             </w:tcMar>
             <w:tcBorders>
@@ -1967,9 +1901,9 @@
           <w:tcPr>
             <w:tcW w:type="dxa" w:w="2265"/>
             <w:tcMar>
-              <w:top w:w="55" w:type="dxa"/>
+              <w:top w:w="30" w:type="dxa"/>
               <w:start w:w="70" w:type="dxa"/>
-              <w:bottom w:w="55" w:type="dxa"/>
+              <w:bottom w:w="30" w:type="dxa"/>
               <w:end w:w="70" w:type="dxa"/>
             </w:tcMar>
             <w:tcBorders>
@@ -2000,9 +1934,9 @@
           <w:tcPr>
             <w:tcW w:type="dxa" w:w="5200"/>
             <w:tcMar>
-              <w:top w:w="55" w:type="dxa"/>
+              <w:top w:w="30" w:type="dxa"/>
               <w:start w:w="70" w:type="dxa"/>
-              <w:bottom w:w="55" w:type="dxa"/>
+              <w:bottom w:w="30" w:type="dxa"/>
               <w:end w:w="70" w:type="dxa"/>
             </w:tcMar>
             <w:tcBorders>
@@ -2025,15 +1959,15 @@
       </w:tr>
       <w:tr>
         <w:trPr>
-          <w:trHeight w:val="567" w:hRule="atLeast"/>
+          <w:trHeight w:val="425" w:hRule="atLeast"/>
         </w:trPr>
         <w:tc>
           <w:tcPr>
             <w:tcW w:type="dxa" w:w="600"/>
             <w:tcMar>
-              <w:top w:w="55" w:type="dxa"/>
+              <w:top w:w="30" w:type="dxa"/>
               <w:start w:w="70" w:type="dxa"/>
-              <w:bottom w:w="55" w:type="dxa"/>
+              <w:bottom w:w="30" w:type="dxa"/>
               <w:end w:w="70" w:type="dxa"/>
             </w:tcMar>
             <w:tcBorders>
@@ -2064,9 +1998,9 @@
           <w:tcPr>
             <w:tcW w:type="dxa" w:w="600"/>
             <w:tcMar>
-              <w:top w:w="55" w:type="dxa"/>
+              <w:top w:w="30" w:type="dxa"/>
               <w:start w:w="70" w:type="dxa"/>
-              <w:bottom w:w="55" w:type="dxa"/>
+              <w:bottom w:w="30" w:type="dxa"/>
               <w:end w:w="70" w:type="dxa"/>
             </w:tcMar>
             <w:tcBorders>
@@ -2097,9 +2031,9 @@
           <w:tcPr>
             <w:tcW w:type="dxa" w:w="600"/>
             <w:tcMar>
-              <w:top w:w="55" w:type="dxa"/>
+              <w:top w:w="30" w:type="dxa"/>
               <w:start w:w="70" w:type="dxa"/>
-              <w:bottom w:w="55" w:type="dxa"/>
+              <w:bottom w:w="30" w:type="dxa"/>
               <w:end w:w="70" w:type="dxa"/>
             </w:tcMar>
             <w:tcBorders>
@@ -2130,9 +2064,9 @@
           <w:tcPr>
             <w:tcW w:type="dxa" w:w="600"/>
             <w:tcMar>
-              <w:top w:w="55" w:type="dxa"/>
+              <w:top w:w="30" w:type="dxa"/>
               <w:start w:w="70" w:type="dxa"/>
-              <w:bottom w:w="55" w:type="dxa"/>
+              <w:bottom w:w="30" w:type="dxa"/>
               <w:end w:w="70" w:type="dxa"/>
             </w:tcMar>
             <w:tcBorders>
@@ -2163,9 +2097,9 @@
           <w:tcPr>
             <w:tcW w:type="dxa" w:w="2265"/>
             <w:tcMar>
-              <w:top w:w="55" w:type="dxa"/>
+              <w:top w:w="30" w:type="dxa"/>
               <w:start w:w="70" w:type="dxa"/>
-              <w:bottom w:w="55" w:type="dxa"/>
+              <w:bottom w:w="30" w:type="dxa"/>
               <w:end w:w="70" w:type="dxa"/>
             </w:tcMar>
             <w:tcBorders>
@@ -2196,9 +2130,9 @@
           <w:tcPr>
             <w:tcW w:type="dxa" w:w="5200"/>
             <w:tcMar>
-              <w:top w:w="55" w:type="dxa"/>
+              <w:top w:w="30" w:type="dxa"/>
               <w:start w:w="70" w:type="dxa"/>
-              <w:bottom w:w="55" w:type="dxa"/>
+              <w:bottom w:w="30" w:type="dxa"/>
               <w:end w:w="70" w:type="dxa"/>
             </w:tcMar>
             <w:tcBorders>
@@ -2221,15 +2155,15 @@
       </w:tr>
       <w:tr>
         <w:trPr>
-          <w:trHeight w:val="567" w:hRule="atLeast"/>
+          <w:trHeight w:val="425" w:hRule="atLeast"/>
         </w:trPr>
         <w:tc>
           <w:tcPr>
             <w:tcW w:type="dxa" w:w="600"/>
             <w:tcMar>
-              <w:top w:w="55" w:type="dxa"/>
+              <w:top w:w="30" w:type="dxa"/>
               <w:start w:w="70" w:type="dxa"/>
-              <w:bottom w:w="55" w:type="dxa"/>
+              <w:bottom w:w="30" w:type="dxa"/>
               <w:end w:w="70" w:type="dxa"/>
             </w:tcMar>
             <w:tcBorders>
@@ -2260,9 +2194,9 @@
           <w:tcPr>
             <w:tcW w:type="dxa" w:w="600"/>
             <w:tcMar>
-              <w:top w:w="55" w:type="dxa"/>
+              <w:top w:w="30" w:type="dxa"/>
               <w:start w:w="70" w:type="dxa"/>
-              <w:bottom w:w="55" w:type="dxa"/>
+              <w:bottom w:w="30" w:type="dxa"/>
               <w:end w:w="70" w:type="dxa"/>
             </w:tcMar>
             <w:tcBorders>
@@ -2293,9 +2227,9 @@
           <w:tcPr>
             <w:tcW w:type="dxa" w:w="600"/>
             <w:tcMar>
-              <w:top w:w="55" w:type="dxa"/>
+              <w:top w:w="30" w:type="dxa"/>
               <w:start w:w="70" w:type="dxa"/>
-              <w:bottom w:w="55" w:type="dxa"/>
+              <w:bottom w:w="30" w:type="dxa"/>
               <w:end w:w="70" w:type="dxa"/>
             </w:tcMar>
             <w:tcBorders>
@@ -2326,9 +2260,9 @@
           <w:tcPr>
             <w:tcW w:type="dxa" w:w="600"/>
             <w:tcMar>
-              <w:top w:w="55" w:type="dxa"/>
+              <w:top w:w="30" w:type="dxa"/>
               <w:start w:w="70" w:type="dxa"/>
-              <w:bottom w:w="55" w:type="dxa"/>
+              <w:bottom w:w="30" w:type="dxa"/>
               <w:end w:w="70" w:type="dxa"/>
             </w:tcMar>
             <w:tcBorders>
@@ -2359,9 +2293,9 @@
           <w:tcPr>
             <w:tcW w:type="dxa" w:w="2265"/>
             <w:tcMar>
-              <w:top w:w="55" w:type="dxa"/>
+              <w:top w:w="30" w:type="dxa"/>
               <w:start w:w="70" w:type="dxa"/>
-              <w:bottom w:w="55" w:type="dxa"/>
+              <w:bottom w:w="30" w:type="dxa"/>
               <w:end w:w="70" w:type="dxa"/>
             </w:tcMar>
             <w:tcBorders>
@@ -2392,9 +2326,9 @@
           <w:tcPr>
             <w:tcW w:type="dxa" w:w="5200"/>
             <w:tcMar>
-              <w:top w:w="55" w:type="dxa"/>
+              <w:top w:w="30" w:type="dxa"/>
               <w:start w:w="70" w:type="dxa"/>
-              <w:bottom w:w="55" w:type="dxa"/>
+              <w:bottom w:w="30" w:type="dxa"/>
               <w:end w:w="70" w:type="dxa"/>
             </w:tcMar>
             <w:tcBorders>
@@ -2417,15 +2351,15 @@
       </w:tr>
       <w:tr>
         <w:trPr>
-          <w:trHeight w:val="567" w:hRule="atLeast"/>
+          <w:trHeight w:val="425" w:hRule="atLeast"/>
         </w:trPr>
         <w:tc>
           <w:tcPr>
             <w:tcW w:type="dxa" w:w="600"/>
             <w:tcMar>
-              <w:top w:w="55" w:type="dxa"/>
+              <w:top w:w="30" w:type="dxa"/>
               <w:start w:w="70" w:type="dxa"/>
-              <w:bottom w:w="55" w:type="dxa"/>
+              <w:bottom w:w="30" w:type="dxa"/>
               <w:end w:w="70" w:type="dxa"/>
             </w:tcMar>
             <w:tcBorders>
@@ -2456,9 +2390,9 @@
           <w:tcPr>
             <w:tcW w:type="dxa" w:w="600"/>
             <w:tcMar>
-              <w:top w:w="55" w:type="dxa"/>
+              <w:top w:w="30" w:type="dxa"/>
               <w:start w:w="70" w:type="dxa"/>
-              <w:bottom w:w="55" w:type="dxa"/>
+              <w:bottom w:w="30" w:type="dxa"/>
               <w:end w:w="70" w:type="dxa"/>
             </w:tcMar>
             <w:tcBorders>
@@ -2489,9 +2423,9 @@
           <w:tcPr>
             <w:tcW w:type="dxa" w:w="600"/>
             <w:tcMar>
-              <w:top w:w="55" w:type="dxa"/>
+              <w:top w:w="30" w:type="dxa"/>
               <w:start w:w="70" w:type="dxa"/>
-              <w:bottom w:w="55" w:type="dxa"/>
+              <w:bottom w:w="30" w:type="dxa"/>
               <w:end w:w="70" w:type="dxa"/>
             </w:tcMar>
             <w:tcBorders>
@@ -2522,9 +2456,9 @@
           <w:tcPr>
             <w:tcW w:type="dxa" w:w="600"/>
             <w:tcMar>
-              <w:top w:w="55" w:type="dxa"/>
+              <w:top w:w="30" w:type="dxa"/>
               <w:start w:w="70" w:type="dxa"/>
-              <w:bottom w:w="55" w:type="dxa"/>
+              <w:bottom w:w="30" w:type="dxa"/>
               <w:end w:w="70" w:type="dxa"/>
             </w:tcMar>
             <w:tcBorders>
@@ -2555,9 +2489,9 @@
           <w:tcPr>
             <w:tcW w:type="dxa" w:w="2265"/>
             <w:tcMar>
-              <w:top w:w="55" w:type="dxa"/>
+              <w:top w:w="30" w:type="dxa"/>
               <w:start w:w="70" w:type="dxa"/>
-              <w:bottom w:w="55" w:type="dxa"/>
+              <w:bottom w:w="30" w:type="dxa"/>
               <w:end w:w="70" w:type="dxa"/>
             </w:tcMar>
             <w:tcBorders>
@@ -2588,9 +2522,9 @@
           <w:tcPr>
             <w:tcW w:type="dxa" w:w="5200"/>
             <w:tcMar>
-              <w:top w:w="55" w:type="dxa"/>
+              <w:top w:w="30" w:type="dxa"/>
               <w:start w:w="70" w:type="dxa"/>
-              <w:bottom w:w="55" w:type="dxa"/>
+              <w:bottom w:w="30" w:type="dxa"/>
               <w:end w:w="70" w:type="dxa"/>
             </w:tcMar>
             <w:tcBorders>
@@ -2613,15 +2547,15 @@
       </w:tr>
       <w:tr>
         <w:trPr>
-          <w:trHeight w:val="567" w:hRule="atLeast"/>
+          <w:trHeight w:val="425" w:hRule="atLeast"/>
         </w:trPr>
         <w:tc>
           <w:tcPr>
             <w:tcW w:type="dxa" w:w="600"/>
             <w:tcMar>
-              <w:top w:w="55" w:type="dxa"/>
+              <w:top w:w="30" w:type="dxa"/>
               <w:start w:w="70" w:type="dxa"/>
-              <w:bottom w:w="55" w:type="dxa"/>
+              <w:bottom w:w="30" w:type="dxa"/>
               <w:end w:w="70" w:type="dxa"/>
             </w:tcMar>
             <w:tcBorders>
@@ -2652,9 +2586,9 @@
           <w:tcPr>
             <w:tcW w:type="dxa" w:w="600"/>
             <w:tcMar>
-              <w:top w:w="55" w:type="dxa"/>
+              <w:top w:w="30" w:type="dxa"/>
               <w:start w:w="70" w:type="dxa"/>
-              <w:bottom w:w="55" w:type="dxa"/>
+              <w:bottom w:w="30" w:type="dxa"/>
               <w:end w:w="70" w:type="dxa"/>
             </w:tcMar>
             <w:tcBorders>
@@ -2685,9 +2619,9 @@
           <w:tcPr>
             <w:tcW w:type="dxa" w:w="600"/>
             <w:tcMar>
-              <w:top w:w="55" w:type="dxa"/>
+              <w:top w:w="30" w:type="dxa"/>
               <w:start w:w="70" w:type="dxa"/>
-              <w:bottom w:w="55" w:type="dxa"/>
+              <w:bottom w:w="30" w:type="dxa"/>
               <w:end w:w="70" w:type="dxa"/>
             </w:tcMar>
             <w:tcBorders>
@@ -2718,9 +2652,9 @@
           <w:tcPr>
             <w:tcW w:type="dxa" w:w="600"/>
             <w:tcMar>
-              <w:top w:w="55" w:type="dxa"/>
+              <w:top w:w="30" w:type="dxa"/>
               <w:start w:w="70" w:type="dxa"/>
-              <w:bottom w:w="55" w:type="dxa"/>
+              <w:bottom w:w="30" w:type="dxa"/>
               <w:end w:w="70" w:type="dxa"/>
             </w:tcMar>
             <w:tcBorders>
@@ -2751,9 +2685,9 @@
           <w:tcPr>
             <w:tcW w:type="dxa" w:w="2265"/>
             <w:tcMar>
-              <w:top w:w="55" w:type="dxa"/>
+              <w:top w:w="30" w:type="dxa"/>
               <w:start w:w="70" w:type="dxa"/>
-              <w:bottom w:w="55" w:type="dxa"/>
+              <w:bottom w:w="30" w:type="dxa"/>
               <w:end w:w="70" w:type="dxa"/>
             </w:tcMar>
             <w:tcBorders>
@@ -2784,9 +2718,9 @@
           <w:tcPr>
             <w:tcW w:type="dxa" w:w="5200"/>
             <w:tcMar>
-              <w:top w:w="55" w:type="dxa"/>
+              <w:top w:w="30" w:type="dxa"/>
               <w:start w:w="70" w:type="dxa"/>
-              <w:bottom w:w="55" w:type="dxa"/>
+              <w:bottom w:w="30" w:type="dxa"/>
               <w:end w:w="70" w:type="dxa"/>
             </w:tcMar>
             <w:tcBorders>
@@ -2812,93 +2746,7 @@
       <w:pPr>
         <w:keepNext/>
         <w:keepLines w:val="0"/>
-        <w:spacing w:before="40" w:after="0" w:line="293" w:lineRule="auto"/>
-      </w:pPr>
-      <w:r>
-        <w:rPr>
-          <w:rFonts w:ascii="PingFang TC" w:hAnsi="PingFang TC" w:eastAsia="PingFang TC"/>
-          <w:b/>
-          <w:i w:val="0"/>
-          <w:color w:val="1D4ED8"/>
-          <w:sz w:val="22"/>
-        </w:rPr>
-        <w:t>課堂必寫</w:t>
-      </w:r>
-      <w:r>
-        <w:rPr>
-          <w:rFonts w:ascii="PingFang TC" w:hAnsi="PingFang TC" w:eastAsia="PingFang TC"/>
-          <w:b w:val="0"/>
-          <w:i w:val="0"/>
-          <w:color w:val="7B8491"/>
-          <w:sz w:val="22"/>
-        </w:rPr>
-        <w:t xml:space="preserve">  ｜  </w:t>
-      </w:r>
-      <w:r>
-        <w:rPr>
-          <w:rFonts w:ascii="PingFang TC" w:hAnsi="PingFang TC" w:eastAsia="PingFang TC"/>
-          <w:b w:val="0"/>
-          <w:i w:val="0"/>
-          <w:color w:val="1A2340"/>
-          <w:sz w:val="22"/>
-        </w:rPr>
-        <w:t>說明一個黃色缺什麼、紅色憑什麼；若全綠，抄出依據最薄弱的一句並說明。</w:t>
-      </w:r>
-    </w:p>
-    <w:tbl>
-      <w:tblPr>
-        <w:tblW w:type="dxa" w:w="9865"/>
-        <w:jc w:val="left"/>
-        <w:tblLayout w:type="fixed"/>
-        <w:tblLook w:firstColumn="1" w:firstRow="1" w:lastColumn="0" w:lastRow="0" w:noHBand="0" w:noVBand="1" w:val="04A0"/>
-        <w:tblInd w:type="dxa" w:w="0"/>
-      </w:tblPr>
-      <w:tblGrid>
-        <w:gridCol w:w="9865"/>
-      </w:tblGrid>
-      <w:tr>
-        <w:trPr>
-          <w:trHeight w:val="510" w:hRule="atLeast"/>
-        </w:trPr>
-        <w:tc>
-          <w:tcPr>
-            <w:tcW w:type="dxa" w:w="9865"/>
-            <w:tcMar>
-              <w:top w:w="0" w:type="dxa"/>
-              <w:start w:w="0" w:type="dxa"/>
-              <w:bottom w:w="0" w:type="dxa"/>
-              <w:end w:w="0" w:type="dxa"/>
-            </w:tcMar>
-            <w:tcBorders>
-              <w:top w:val="nil"/>
-              <w:bottom w:val="single" w:sz="5" w:space="0" w:color="CBD5E1"/>
-              <w:start w:val="nil"/>
-              <w:end w:val="nil"/>
-            </w:tcBorders>
-          </w:tcPr>
-          <w:p>
-            <w:pPr>
-              <w:spacing w:before="0" w:after="0" w:line="240" w:lineRule="auto"/>
-            </w:pPr>
-            <w:r>
-              <w:t xml:space="preserve"> </w:t>
-            </w:r>
-          </w:p>
-        </w:tc>
-      </w:tr>
-    </w:tbl>
-    <w:p>
-      <w:pPr>
-        <w:spacing w:after="0"/>
-      </w:pPr>
-      <w:r>
-        <w:br w:type="page"/>
-      </w:r>
-    </w:p>
-    <w:p>
-      <w:pPr>
-        <w:keepNext/>
-        <w:keepLines w:val="0"/>
+        <w:pageBreakBefore/>
         <w:spacing w:before="0" w:after="60" w:line="293" w:lineRule="auto"/>
       </w:pPr>
       <w:r>
@@ -3166,7 +3014,7 @@
                 <w:color w:val="1A2340"/>
                 <w:sz w:val="22"/>
               </w:rPr>
-              <w:t xml:space="preserve">　「什麼東西可以判定它？」說不出判定方式的，一律從綠降黃。想查的人用下面三梯；梯2、梯3 沒有或不想用，都不扣分。</w:t>
+              <w:t xml:space="preserve">　「什麼東西可以判定它？」說不出判定方式的，一律從綠降黃。想查的人用下面三梯；梯2、梯3 沒有或不想用，都不影響 Gate 1 狀態。</w:t>
             </w:r>
           </w:p>
         </w:tc>
@@ -3492,36 +3340,6 @@
           </w:tcPr>
           <w:p>
             <w:pPr>
-              <w:spacing w:before="0" w:after="0" w:line="240" w:lineRule="auto"/>
-            </w:pPr>
-            <w:r>
-              <w:t xml:space="preserve"> </w:t>
-            </w:r>
-          </w:p>
-        </w:tc>
-      </w:tr>
-      <w:tr>
-        <w:trPr>
-          <w:trHeight w:val="510" w:hRule="atLeast"/>
-        </w:trPr>
-        <w:tc>
-          <w:tcPr>
-            <w:tcW w:type="dxa" w:w="9865"/>
-            <w:tcMar>
-              <w:top w:w="0" w:type="dxa"/>
-              <w:start w:w="0" w:type="dxa"/>
-              <w:bottom w:w="0" w:type="dxa"/>
-              <w:end w:w="0" w:type="dxa"/>
-            </w:tcMar>
-            <w:tcBorders>
-              <w:top w:val="nil"/>
-              <w:bottom w:val="single" w:sz="5" w:space="0" w:color="CBD5E1"/>
-              <w:start w:val="nil"/>
-              <w:end w:val="nil"/>
-            </w:tcBorders>
-          </w:tcPr>
-          <w:p>
-            <w:pPr>
               <w:spacing w:before="0" w:after="20" w:line="240" w:lineRule="auto"/>
             </w:pPr>
             <w:r>
@@ -3691,7 +3509,7 @@
           <w:color w:val="1A2340"/>
           <w:sz w:val="22"/>
         </w:rPr>
-        <w:t>最難的黃色／最確定的紅色／全綠最薄弱依據｜本週判斷分</w:t>
+        <w:t>最難的黃色／最確定的紅色／全綠最薄弱依據｜判斷證據</w:t>
       </w:r>
     </w:p>
     <w:p>
@@ -3774,36 +3592,6 @@
           </w:tcPr>
           <w:p>
             <w:pPr>
-              <w:spacing w:before="0" w:after="0" w:line="240" w:lineRule="auto"/>
-            </w:pPr>
-            <w:r>
-              <w:t xml:space="preserve"> </w:t>
-            </w:r>
-          </w:p>
-        </w:tc>
-      </w:tr>
-      <w:tr>
-        <w:trPr>
-          <w:trHeight w:val="510" w:hRule="atLeast"/>
-        </w:trPr>
-        <w:tc>
-          <w:tcPr>
-            <w:tcW w:type="dxa" w:w="9865"/>
-            <w:tcMar>
-              <w:top w:w="0" w:type="dxa"/>
-              <w:start w:w="0" w:type="dxa"/>
-              <w:bottom w:w="0" w:type="dxa"/>
-              <w:end w:w="0" w:type="dxa"/>
-            </w:tcMar>
-            <w:tcBorders>
-              <w:top w:val="nil"/>
-              <w:bottom w:val="single" w:sz="5" w:space="0" w:color="CBD5E1"/>
-              <w:start w:val="nil"/>
-              <w:end w:val="nil"/>
-            </w:tcBorders>
-          </w:tcPr>
-          <w:p>
-            <w:pPr>
               <w:spacing w:before="0" w:after="20" w:line="240" w:lineRule="auto"/>
             </w:pPr>
             <w:r>
@@ -3815,46 +3603,9 @@
     </w:tbl>
     <w:p>
       <w:pPr>
-        <w:keepNext/>
-        <w:keepLines w:val="0"/>
-        <w:spacing w:before="100" w:after="100" w:line="293" w:lineRule="auto"/>
-      </w:pPr>
-      <w:r>
-        <w:rPr>
-          <w:rFonts w:ascii="JetBrains Mono" w:hAnsi="JetBrains Mono" w:eastAsia="PingFang TC"/>
-          <w:b/>
-          <w:i w:val="0"/>
-          <w:color w:val="1D4ED8"/>
-          <w:sz w:val="30"/>
-        </w:rPr>
-        <w:t>06</w:t>
-      </w:r>
-      <w:r>
-        <w:rPr>
-          <w:rFonts w:ascii="PingFang TC" w:hAnsi="PingFang TC" w:eastAsia="PingFang TC"/>
-          <w:b w:val="0"/>
-          <w:i w:val="0"/>
-          <w:color w:val="1D4ED8"/>
-          <w:sz w:val="30"/>
-        </w:rPr>
-        <w:t xml:space="preserve">  </w:t>
-      </w:r>
-      <w:r>
-        <w:rPr>
-          <w:rFonts w:ascii="PingFang TC" w:hAnsi="PingFang TC" w:eastAsia="PingFang TC"/>
-          <w:b/>
-          <w:i w:val="0"/>
-          <w:color w:val="1A2340"/>
-          <w:sz w:val="30"/>
-        </w:rPr>
-        <w:t>只分享願意說的那一段</w:t>
-      </w:r>
-    </w:p>
-    <w:p>
-      <w:pPr>
         <w:keepNext w:val="0"/>
         <w:keepLines w:val="0"/>
-        <w:spacing w:before="0" w:after="40" w:line="293" w:lineRule="auto"/>
+        <w:spacing w:before="40" w:after="0" w:line="293" w:lineRule="auto"/>
       </w:pPr>
       <w:r>
         <w:rPr>
@@ -3862,112 +3613,16 @@
           <w:b/>
           <w:i w:val="0"/>
           <w:color w:val="1A2340"/>
-          <w:sz w:val="22"/>
+          <w:sz w:val="20"/>
         </w:rPr>
-        <w:t>□ 我願意分享第 1 頁的一小段　　□ 我改用老師提供的公開例句</w:t>
-      </w:r>
-    </w:p>
-    <w:p>
-      <w:pPr>
-        <w:keepNext w:val="0"/>
-        <w:keepLines w:val="0"/>
-        <w:spacing w:before="0" w:after="20" w:line="293" w:lineRule="auto"/>
-      </w:pPr>
-      <w:r>
-        <w:rPr>
-          <w:rFonts w:ascii="PingFang TC" w:hAnsi="PingFang TC" w:eastAsia="PingFang TC"/>
-          <w:b w:val="0"/>
-          <w:i w:val="0"/>
-          <w:color w:val="5B6573"/>
-          <w:sz w:val="22"/>
-        </w:rPr>
-        <w:t>同學不能替你判真假，只能問：「要確認它，需要什麼證據？」</w:t>
-      </w:r>
-    </w:p>
-    <w:tbl>
-      <w:tblPr>
-        <w:tblW w:type="dxa" w:w="9865"/>
-        <w:jc w:val="left"/>
-        <w:tblLayout w:type="fixed"/>
-        <w:tblLook w:firstColumn="1" w:firstRow="1" w:lastColumn="0" w:lastRow="0" w:noHBand="0" w:noVBand="1" w:val="04A0"/>
-        <w:tblInd w:type="dxa" w:w="0"/>
-      </w:tblPr>
-      <w:tblGrid>
-        <w:gridCol w:w="9865"/>
-      </w:tblGrid>
-      <w:tr>
-        <w:trPr>
-          <w:trHeight w:val="510" w:hRule="atLeast"/>
-        </w:trPr>
-        <w:tc>
-          <w:tcPr>
-            <w:tcW w:type="dxa" w:w="9865"/>
-            <w:tcMar>
-              <w:top w:w="0" w:type="dxa"/>
-              <w:start w:w="0" w:type="dxa"/>
-              <w:bottom w:w="0" w:type="dxa"/>
-              <w:end w:w="0" w:type="dxa"/>
-            </w:tcMar>
-            <w:tcBorders>
-              <w:top w:val="nil"/>
-              <w:bottom w:val="single" w:sz="5" w:space="0" w:color="CBD5E1"/>
-              <w:start w:val="nil"/>
-              <w:end w:val="nil"/>
-            </w:tcBorders>
-          </w:tcPr>
-          <w:p>
-            <w:pPr>
-              <w:spacing w:before="0" w:after="0" w:line="240" w:lineRule="auto"/>
-            </w:pPr>
-            <w:r>
-              <w:t xml:space="preserve"> </w:t>
-            </w:r>
-          </w:p>
-        </w:tc>
-      </w:tr>
-      <w:tr>
-        <w:trPr>
-          <w:trHeight w:val="510" w:hRule="atLeast"/>
-        </w:trPr>
-        <w:tc>
-          <w:tcPr>
-            <w:tcW w:type="dxa" w:w="9865"/>
-            <w:tcMar>
-              <w:top w:w="0" w:type="dxa"/>
-              <w:start w:w="0" w:type="dxa"/>
-              <w:bottom w:w="0" w:type="dxa"/>
-              <w:end w:w="0" w:type="dxa"/>
-            </w:tcMar>
-            <w:tcBorders>
-              <w:top w:val="nil"/>
-              <w:bottom w:val="single" w:sz="5" w:space="0" w:color="CBD5E1"/>
-              <w:start w:val="nil"/>
-              <w:end w:val="nil"/>
-            </w:tcBorders>
-          </w:tcPr>
-          <w:p>
-            <w:pPr>
-              <w:spacing w:before="0" w:after="20" w:line="240" w:lineRule="auto"/>
-            </w:pPr>
-            <w:r>
-              <w:t xml:space="preserve"> </w:t>
-            </w:r>
-          </w:p>
-        </w:tc>
-      </w:tr>
-    </w:tbl>
-    <w:p>
-      <w:pPr>
-        <w:spacing w:after="0"/>
-      </w:pPr>
-      <w:r>
-        <w:br w:type="page"/>
+        <w:t>06 選擇分享｜□ 第 1 頁一小段　□ 老師公開例句；同學只問：要確認它，需要什麼證據？</w:t>
       </w:r>
     </w:p>
     <w:p>
       <w:pPr>
         <w:keepNext/>
         <w:keepLines w:val="0"/>
+        <w:pageBreakBefore/>
         <w:spacing w:before="0" w:after="60" w:line="293" w:lineRule="auto"/>
       </w:pPr>
       <w:r>
@@ -4669,7 +4324,7 @@
           <w:color w:val="5B6573"/>
           <w:sz w:val="22"/>
         </w:rPr>
-        <w:t>老師會閱讀這段。只有你勾選同意，老師才會匿名分享；不勾不影響分數。</w:t>
+        <w:t>老師可能在課內抽看這段。只有你勾選同意，老師才會匿名分享；不勾不影響 Gate 1 狀態。</w:t>
       </w:r>
     </w:p>
     <w:p>

--- a/worksheets/W2.docx
+++ b/worksheets/W2.docx
@@ -11,7 +11,7 @@
       </w:pPr>
       <w:r>
         <w:rPr>
-          <w:rFonts w:ascii="JetBrains Mono" w:hAnsi="JetBrains Mono" w:eastAsia="PingFang TC"/>
+          <w:rFonts w:ascii="JetBrains Mono" w:hAnsi="JetBrains Mono" w:eastAsia="Arial Unicode MS"/>
           <w:b/>
           <w:i w:val="0"/>
           <w:color w:val="1D4ED8"/>
@@ -28,7 +28,7 @@
       </w:pPr>
       <w:r>
         <w:rPr>
-          <w:rFonts w:ascii="PingFang TC" w:hAnsi="PingFang TC" w:eastAsia="PingFang TC"/>
+          <w:rFonts w:ascii="Arial Unicode MS" w:hAnsi="Arial Unicode MS" w:eastAsia="Arial Unicode MS"/>
           <w:b/>
           <w:i w:val="0"/>
           <w:color w:val="1A2340"/>
@@ -45,7 +45,7 @@
       </w:pPr>
       <w:r>
         <w:rPr>
-          <w:rFonts w:ascii="PingFang TC" w:hAnsi="PingFang TC" w:eastAsia="PingFang TC"/>
+          <w:rFonts w:ascii="Arial Unicode MS" w:hAnsi="Arial Unicode MS" w:eastAsia="Arial Unicode MS"/>
           <w:b w:val="0"/>
           <w:i w:val="0"/>
           <w:color w:val="5B6573"/>
@@ -62,7 +62,7 @@
       </w:pPr>
       <w:r>
         <w:rPr>
-          <w:rFonts w:ascii="PingFang TC" w:hAnsi="PingFang TC" w:eastAsia="PingFang TC"/>
+          <w:rFonts w:ascii="Arial Unicode MS" w:hAnsi="Arial Unicode MS" w:eastAsia="Arial Unicode MS"/>
           <w:b w:val="0"/>
           <w:i w:val="0"/>
           <w:color w:val="5B6573"/>
@@ -72,7 +72,7 @@
       </w:r>
       <w:r>
         <w:rPr>
-          <w:rFonts w:ascii="JetBrains Mono" w:hAnsi="JetBrains Mono" w:eastAsia="PingFang TC"/>
+          <w:rFonts w:ascii="JetBrains Mono" w:hAnsi="JetBrains Mono" w:eastAsia="Arial Unicode MS"/>
           <w:b w:val="0"/>
           <w:i w:val="0"/>
           <w:color w:val="1A2340"/>
@@ -82,7 +82,7 @@
       </w:r>
       <w:r>
         <w:rPr>
-          <w:rFonts w:ascii="PingFang TC" w:hAnsi="PingFang TC" w:eastAsia="PingFang TC"/>
+          <w:rFonts w:ascii="Arial Unicode MS" w:hAnsi="Arial Unicode MS" w:eastAsia="Arial Unicode MS"/>
           <w:b w:val="0"/>
           <w:i w:val="0"/>
           <w:color w:val="5B6573"/>
@@ -92,7 +92,7 @@
       </w:r>
       <w:r>
         <w:rPr>
-          <w:rFonts w:ascii="JetBrains Mono" w:hAnsi="JetBrains Mono" w:eastAsia="PingFang TC"/>
+          <w:rFonts w:ascii="JetBrains Mono" w:hAnsi="JetBrains Mono" w:eastAsia="Arial Unicode MS"/>
           <w:b w:val="0"/>
           <w:i w:val="0"/>
           <w:color w:val="1A2340"/>
@@ -102,7 +102,7 @@
       </w:r>
       <w:r>
         <w:rPr>
-          <w:rFonts w:ascii="PingFang TC" w:hAnsi="PingFang TC" w:eastAsia="PingFang TC"/>
+          <w:rFonts w:ascii="Arial Unicode MS" w:hAnsi="Arial Unicode MS" w:eastAsia="Arial Unicode MS"/>
           <w:b w:val="0"/>
           <w:i w:val="0"/>
           <w:color w:val="5B6573"/>
@@ -112,7 +112,7 @@
       </w:r>
       <w:r>
         <w:rPr>
-          <w:rFonts w:ascii="JetBrains Mono" w:hAnsi="JetBrains Mono" w:eastAsia="PingFang TC"/>
+          <w:rFonts w:ascii="JetBrains Mono" w:hAnsi="JetBrains Mono" w:eastAsia="Arial Unicode MS"/>
           <w:b w:val="0"/>
           <w:i w:val="0"/>
           <w:color w:val="1A2340"/>
@@ -122,7 +122,7 @@
       </w:r>
       <w:r>
         <w:rPr>
-          <w:rFonts w:ascii="PingFang TC" w:hAnsi="PingFang TC" w:eastAsia="PingFang TC"/>
+          <w:rFonts w:ascii="Arial Unicode MS" w:hAnsi="Arial Unicode MS" w:eastAsia="Arial Unicode MS"/>
           <w:b w:val="0"/>
           <w:i w:val="0"/>
           <w:color w:val="5B6573"/>
@@ -132,7 +132,7 @@
       </w:r>
       <w:r>
         <w:rPr>
-          <w:rFonts w:ascii="JetBrains Mono" w:hAnsi="JetBrains Mono" w:eastAsia="PingFang TC"/>
+          <w:rFonts w:ascii="JetBrains Mono" w:hAnsi="JetBrains Mono" w:eastAsia="Arial Unicode MS"/>
           <w:b w:val="0"/>
           <w:i w:val="0"/>
           <w:color w:val="1A2340"/>
@@ -149,13 +149,13 @@
       </w:pPr>
       <w:r>
         <w:rPr>
-          <w:rFonts w:ascii="PingFang TC" w:hAnsi="PingFang TC" w:eastAsia="PingFang TC"/>
+          <w:rFonts w:ascii="Arial Unicode MS" w:hAnsi="Arial Unicode MS" w:eastAsia="Arial Unicode MS"/>
           <w:b/>
           <w:i w:val="0"/>
           <w:color w:val="1A2340"/>
           <w:sz w:val="30"/>
         </w:rPr>
-        <w:t>本週 0 分練習｜累積 Gate 1</w:t>
+        <w:t>本週 0 分練習｜累積學習關卡 1</w:t>
       </w:r>
     </w:p>
     <w:tbl>
@@ -196,7 +196,7 @@
             </w:pPr>
             <w:r>
               <w:rPr>
-                <w:rFonts w:ascii="PingFang TC" w:hAnsi="PingFang TC" w:eastAsia="PingFang TC"/>
+                <w:rFonts w:ascii="Arial Unicode MS" w:hAnsi="Arial Unicode MS" w:eastAsia="Arial Unicode MS"/>
                 <w:b/>
                 <w:i w:val="0"/>
                 <w:color w:val="1D4ED8"/>
@@ -206,7 +206,7 @@
             </w:r>
             <w:r>
               <w:rPr>
-                <w:rFonts w:ascii="PingFang TC" w:hAnsi="PingFang TC" w:eastAsia="PingFang TC"/>
+                <w:rFonts w:ascii="Arial Unicode MS" w:hAnsi="Arial Unicode MS" w:eastAsia="Arial Unicode MS"/>
                 <w:b w:val="0"/>
                 <w:i w:val="0"/>
                 <w:color w:val="1A2340"/>
@@ -223,7 +223,7 @@
             </w:pPr>
             <w:r>
               <w:rPr>
-                <w:rFonts w:ascii="PingFang TC" w:hAnsi="PingFang TC" w:eastAsia="PingFang TC"/>
+                <w:rFonts w:ascii="Arial Unicode MS" w:hAnsi="Arial Unicode MS" w:eastAsia="Arial Unicode MS"/>
                 <w:b/>
                 <w:i w:val="0"/>
                 <w:color w:val="1D4ED8"/>
@@ -233,7 +233,7 @@
             </w:r>
             <w:r>
               <w:rPr>
-                <w:rFonts w:ascii="PingFang TC" w:hAnsi="PingFang TC" w:eastAsia="PingFang TC"/>
+                <w:rFonts w:ascii="Arial Unicode MS" w:hAnsi="Arial Unicode MS" w:eastAsia="Arial Unicode MS"/>
                 <w:b w:val="0"/>
                 <w:i w:val="0"/>
                 <w:color w:val="1A2340"/>
@@ -250,7 +250,7 @@
             </w:pPr>
             <w:r>
               <w:rPr>
-                <w:rFonts w:ascii="PingFang TC" w:hAnsi="PingFang TC" w:eastAsia="PingFang TC"/>
+                <w:rFonts w:ascii="Arial Unicode MS" w:hAnsi="Arial Unicode MS" w:eastAsia="Arial Unicode MS"/>
                 <w:b/>
                 <w:i w:val="0"/>
                 <w:color w:val="1D4ED8"/>
@@ -260,7 +260,7 @@
             </w:r>
             <w:r>
               <w:rPr>
-                <w:rFonts w:ascii="PingFang TC" w:hAnsi="PingFang TC" w:eastAsia="PingFang TC"/>
+                <w:rFonts w:ascii="Arial Unicode MS" w:hAnsi="Arial Unicode MS" w:eastAsia="Arial Unicode MS"/>
                 <w:b w:val="0"/>
                 <w:i w:val="0"/>
                 <w:color w:val="1A2340"/>
@@ -280,13 +280,13 @@
       </w:pPr>
       <w:r>
         <w:rPr>
-          <w:rFonts w:ascii="PingFang TC" w:hAnsi="PingFang TC" w:eastAsia="PingFang TC"/>
+          <w:rFonts w:ascii="Arial Unicode MS" w:hAnsi="Arial Unicode MS" w:eastAsia="Arial Unicode MS"/>
           <w:b w:val="0"/>
           <w:i w:val="0"/>
           <w:color w:val="5B6573"/>
           <w:sz w:val="22"/>
         </w:rPr>
-        <w:t>本人保存原作與查核，W5 才與 W3–W4 證據一起查核 Gate 1。老師可抽看或口頭回饋；AI 可生成六句，但理解、選擇、查核與責任仍由你負責。和同學交流時，只分享你願意公開的一小段。</w:t>
+        <w:t>下課前整本收回保管；W5 再用 W2–W4 原作查核學習關卡 1。AI 可生成六句，但理解、選擇、查核與責任仍由你負責。和同學交流時，只分享你願意公開的一小段。</w:t>
       </w:r>
     </w:p>
     <w:p>
@@ -297,7 +297,7 @@
       </w:pPr>
       <w:r>
         <w:rPr>
-          <w:rFonts w:ascii="JetBrains Mono" w:hAnsi="JetBrains Mono" w:eastAsia="PingFang TC"/>
+          <w:rFonts w:ascii="JetBrains Mono" w:hAnsi="JetBrains Mono" w:eastAsia="Arial Unicode MS"/>
           <w:b/>
           <w:i w:val="0"/>
           <w:color w:val="1D4ED8"/>
@@ -307,7 +307,7 @@
       </w:r>
       <w:r>
         <w:rPr>
-          <w:rFonts w:ascii="PingFang TC" w:hAnsi="PingFang TC" w:eastAsia="PingFang TC"/>
+          <w:rFonts w:ascii="Arial Unicode MS" w:hAnsi="Arial Unicode MS" w:eastAsia="Arial Unicode MS"/>
           <w:b w:val="0"/>
           <w:i w:val="0"/>
           <w:color w:val="1D4ED8"/>
@@ -317,7 +317,7 @@
       </w:r>
       <w:r>
         <w:rPr>
-          <w:rFonts w:ascii="PingFang TC" w:hAnsi="PingFang TC" w:eastAsia="PingFang TC"/>
+          <w:rFonts w:ascii="Arial Unicode MS" w:hAnsi="Arial Unicode MS" w:eastAsia="Arial Unicode MS"/>
           <w:b/>
           <w:i w:val="0"/>
           <w:color w:val="1A2340"/>
@@ -334,7 +334,7 @@
       </w:pPr>
       <w:r>
         <w:rPr>
-          <w:rFonts w:ascii="PingFang TC" w:hAnsi="PingFang TC" w:eastAsia="PingFang TC"/>
+          <w:rFonts w:ascii="Arial Unicode MS" w:hAnsi="Arial Unicode MS" w:eastAsia="Arial Unicode MS"/>
           <w:b w:val="0"/>
           <w:i w:val="0"/>
           <w:color w:val="5B6573"/>
@@ -351,7 +351,7 @@
       </w:pPr>
       <w:r>
         <w:rPr>
-          <w:rFonts w:ascii="PingFang TC" w:hAnsi="PingFang TC" w:eastAsia="PingFang TC"/>
+          <w:rFonts w:ascii="Arial Unicode MS" w:hAnsi="Arial Unicode MS" w:eastAsia="Arial Unicode MS"/>
           <w:b/>
           <w:i w:val="0"/>
           <w:color w:val="1D4ED8"/>
@@ -361,7 +361,7 @@
       </w:r>
       <w:r>
         <w:rPr>
-          <w:rFonts w:ascii="PingFang TC" w:hAnsi="PingFang TC" w:eastAsia="PingFang TC"/>
+          <w:rFonts w:ascii="Arial Unicode MS" w:hAnsi="Arial Unicode MS" w:eastAsia="Arial Unicode MS"/>
           <w:b w:val="0"/>
           <w:i w:val="0"/>
           <w:color w:val="7B8491"/>
@@ -371,7 +371,7 @@
       </w:r>
       <w:r>
         <w:rPr>
-          <w:rFonts w:ascii="PingFang TC" w:hAnsi="PingFang TC" w:eastAsia="PingFang TC"/>
+          <w:rFonts w:ascii="Arial Unicode MS" w:hAnsi="Arial Unicode MS" w:eastAsia="Arial Unicode MS"/>
           <w:b w:val="0"/>
           <w:i w:val="0"/>
           <w:color w:val="1A2340"/>
@@ -670,7 +670,7 @@
       </w:pPr>
       <w:r>
         <w:rPr>
-          <w:rFonts w:ascii="PingFang TC" w:hAnsi="PingFang TC" w:eastAsia="PingFang TC"/>
+          <w:rFonts w:ascii="Arial Unicode MS" w:hAnsi="Arial Unicode MS" w:eastAsia="Arial Unicode MS"/>
           <w:b/>
           <w:i w:val="0"/>
           <w:color w:val="1D4ED8"/>
@@ -680,7 +680,7 @@
       </w:r>
       <w:r>
         <w:rPr>
-          <w:rFonts w:ascii="PingFang TC" w:hAnsi="PingFang TC" w:eastAsia="PingFang TC"/>
+          <w:rFonts w:ascii="Arial Unicode MS" w:hAnsi="Arial Unicode MS" w:eastAsia="Arial Unicode MS"/>
           <w:b w:val="0"/>
           <w:i w:val="0"/>
           <w:color w:val="7B8491"/>
@@ -690,7 +690,7 @@
       </w:r>
       <w:r>
         <w:rPr>
-          <w:rFonts w:ascii="PingFang TC" w:hAnsi="PingFang TC" w:eastAsia="PingFang TC"/>
+          <w:rFonts w:ascii="Arial Unicode MS" w:hAnsi="Arial Unicode MS" w:eastAsia="Arial Unicode MS"/>
           <w:b w:val="0"/>
           <w:i w:val="0"/>
           <w:color w:val="1A2340"/>
@@ -707,7 +707,7 @@
       </w:pPr>
       <w:r>
         <w:rPr>
-          <w:rFonts w:ascii="PingFang TC" w:hAnsi="PingFang TC" w:eastAsia="PingFang TC"/>
+          <w:rFonts w:ascii="Arial Unicode MS" w:hAnsi="Arial Unicode MS" w:eastAsia="Arial Unicode MS"/>
           <w:b w:val="0"/>
           <w:i w:val="0"/>
           <w:color w:val="5B6573"/>
@@ -827,7 +827,7 @@
       </w:pPr>
       <w:r>
         <w:rPr>
-          <w:rFonts w:ascii="JetBrains Mono" w:hAnsi="JetBrains Mono" w:eastAsia="PingFang TC"/>
+          <w:rFonts w:ascii="JetBrains Mono" w:hAnsi="JetBrains Mono" w:eastAsia="Arial Unicode MS"/>
           <w:b/>
           <w:i w:val="0"/>
           <w:color w:val="1D4ED8"/>
@@ -844,7 +844,7 @@
       </w:pPr>
       <w:r>
         <w:rPr>
-          <w:rFonts w:ascii="PingFang TC" w:hAnsi="PingFang TC" w:eastAsia="PingFang TC"/>
+          <w:rFonts w:ascii="Arial Unicode MS" w:hAnsi="Arial Unicode MS" w:eastAsia="Arial Unicode MS"/>
           <w:b/>
           <w:i w:val="0"/>
           <w:color w:val="1A2340"/>
@@ -861,7 +861,7 @@
       </w:pPr>
       <w:r>
         <w:rPr>
-          <w:rFonts w:ascii="PingFang TC" w:hAnsi="PingFang TC" w:eastAsia="PingFang TC"/>
+          <w:rFonts w:ascii="Arial Unicode MS" w:hAnsi="Arial Unicode MS" w:eastAsia="Arial Unicode MS"/>
           <w:b w:val="0"/>
           <w:i w:val="0"/>
           <w:color w:val="5B6573"/>
@@ -878,7 +878,7 @@
       </w:pPr>
       <w:r>
         <w:rPr>
-          <w:rFonts w:ascii="JetBrains Mono" w:hAnsi="JetBrains Mono" w:eastAsia="PingFang TC"/>
+          <w:rFonts w:ascii="JetBrains Mono" w:hAnsi="JetBrains Mono" w:eastAsia="Arial Unicode MS"/>
           <w:b/>
           <w:i w:val="0"/>
           <w:color w:val="1D4ED8"/>
@@ -888,7 +888,7 @@
       </w:r>
       <w:r>
         <w:rPr>
-          <w:rFonts w:ascii="PingFang TC" w:hAnsi="PingFang TC" w:eastAsia="PingFang TC"/>
+          <w:rFonts w:ascii="Arial Unicode MS" w:hAnsi="Arial Unicode MS" w:eastAsia="Arial Unicode MS"/>
           <w:b w:val="0"/>
           <w:i w:val="0"/>
           <w:color w:val="1D4ED8"/>
@@ -898,7 +898,7 @@
       </w:r>
       <w:r>
         <w:rPr>
-          <w:rFonts w:ascii="PingFang TC" w:hAnsi="PingFang TC" w:eastAsia="PingFang TC"/>
+          <w:rFonts w:ascii="Arial Unicode MS" w:hAnsi="Arial Unicode MS" w:eastAsia="Arial Unicode MS"/>
           <w:b/>
           <w:i w:val="0"/>
           <w:color w:val="1A2340"/>
@@ -915,7 +915,7 @@
       </w:pPr>
       <w:r>
         <w:rPr>
-          <w:rFonts w:ascii="PingFang TC" w:hAnsi="PingFang TC" w:eastAsia="PingFang TC"/>
+          <w:rFonts w:ascii="Arial Unicode MS" w:hAnsi="Arial Unicode MS" w:eastAsia="Arial Unicode MS"/>
           <w:b w:val="0"/>
           <w:i w:val="0"/>
           <w:color w:val="5B6573"/>
@@ -925,7 +925,7 @@
       </w:r>
       <w:r>
         <w:rPr>
-          <w:rFonts w:ascii="JetBrains Mono" w:hAnsi="JetBrains Mono" w:eastAsia="PingFang TC"/>
+          <w:rFonts w:ascii="JetBrains Mono" w:hAnsi="JetBrains Mono" w:eastAsia="Arial Unicode MS"/>
           <w:b w:val="0"/>
           <w:i w:val="0"/>
           <w:color w:val="1A2340"/>
@@ -935,7 +935,7 @@
       </w:r>
       <w:r>
         <w:rPr>
-          <w:rFonts w:ascii="PingFang TC" w:hAnsi="PingFang TC" w:eastAsia="PingFang TC"/>
+          <w:rFonts w:ascii="Arial Unicode MS" w:hAnsi="Arial Unicode MS" w:eastAsia="Arial Unicode MS"/>
           <w:b w:val="0"/>
           <w:i w:val="0"/>
           <w:color w:val="5B6573"/>
@@ -952,7 +952,7 @@
       </w:pPr>
       <w:r>
         <w:rPr>
-          <w:rFonts w:ascii="PingFang TC" w:hAnsi="PingFang TC" w:eastAsia="PingFang TC"/>
+          <w:rFonts w:ascii="Arial Unicode MS" w:hAnsi="Arial Unicode MS" w:eastAsia="Arial Unicode MS"/>
           <w:b w:val="0"/>
           <w:i w:val="0"/>
           <w:color w:val="5B6573"/>
@@ -962,7 +962,7 @@
       </w:r>
       <w:r>
         <w:rPr>
-          <w:rFonts w:ascii="JetBrains Mono" w:hAnsi="JetBrains Mono" w:eastAsia="PingFang TC"/>
+          <w:rFonts w:ascii="JetBrains Mono" w:hAnsi="JetBrains Mono" w:eastAsia="Arial Unicode MS"/>
           <w:b w:val="0"/>
           <w:i w:val="0"/>
           <w:color w:val="1A2340"/>
@@ -972,7 +972,7 @@
       </w:r>
       <w:r>
         <w:rPr>
-          <w:rFonts w:ascii="PingFang TC" w:hAnsi="PingFang TC" w:eastAsia="PingFang TC"/>
+          <w:rFonts w:ascii="Arial Unicode MS" w:hAnsi="Arial Unicode MS" w:eastAsia="Arial Unicode MS"/>
           <w:b w:val="0"/>
           <w:i w:val="0"/>
           <w:color w:val="5B6573"/>
@@ -989,7 +989,7 @@
       </w:pPr>
       <w:r>
         <w:rPr>
-          <w:rFonts w:ascii="PingFang TC" w:hAnsi="PingFang TC" w:eastAsia="PingFang TC"/>
+          <w:rFonts w:ascii="Arial Unicode MS" w:hAnsi="Arial Unicode MS" w:eastAsia="Arial Unicode MS"/>
           <w:b w:val="0"/>
           <w:i w:val="0"/>
           <w:color w:val="5B6573"/>
@@ -999,7 +999,7 @@
       </w:r>
       <w:r>
         <w:rPr>
-          <w:rFonts w:ascii="JetBrains Mono" w:hAnsi="JetBrains Mono" w:eastAsia="PingFang TC"/>
+          <w:rFonts w:ascii="JetBrains Mono" w:hAnsi="JetBrains Mono" w:eastAsia="Arial Unicode MS"/>
           <w:b w:val="0"/>
           <w:i w:val="0"/>
           <w:color w:val="1A2340"/>
@@ -1008,7 +1008,7 @@
       </w:r>
       <w:r>
         <w:rPr>
-          <w:rFonts w:ascii="PingFang TC" w:hAnsi="PingFang TC" w:eastAsia="PingFang TC"/>
+          <w:rFonts w:ascii="Arial Unicode MS" w:hAnsi="Arial Unicode MS" w:eastAsia="Arial Unicode MS"/>
           <w:b w:val="0"/>
           <w:i w:val="0"/>
           <w:color w:val="5B6573"/>
@@ -1126,7 +1126,7 @@
             </w:pPr>
             <w:r>
               <w:rPr>
-                <w:rFonts w:ascii="PingFang TC" w:hAnsi="PingFang TC" w:eastAsia="PingFang TC"/>
+                <w:rFonts w:ascii="Arial Unicode MS" w:hAnsi="Arial Unicode MS" w:eastAsia="Arial Unicode MS"/>
                 <w:b/>
                 <w:i w:val="0"/>
                 <w:color w:val="C2414D"/>
@@ -1136,7 +1136,7 @@
             </w:r>
             <w:r>
               <w:rPr>
-                <w:rFonts w:ascii="PingFang TC" w:hAnsi="PingFang TC" w:eastAsia="PingFang TC"/>
+                <w:rFonts w:ascii="Arial Unicode MS" w:hAnsi="Arial Unicode MS" w:eastAsia="Arial Unicode MS"/>
                 <w:b w:val="0"/>
                 <w:i w:val="0"/>
                 <w:color w:val="1A2340"/>
@@ -1156,7 +1156,7 @@
       </w:pPr>
       <w:r>
         <w:rPr>
-          <w:rFonts w:ascii="PingFang TC" w:hAnsi="PingFang TC" w:eastAsia="PingFang TC"/>
+          <w:rFonts w:ascii="Arial Unicode MS" w:hAnsi="Arial Unicode MS" w:eastAsia="Arial Unicode MS"/>
           <w:b w:val="0"/>
           <w:i w:val="0"/>
           <w:color w:val="5B6573"/>
@@ -1173,7 +1173,7 @@
       </w:pPr>
       <w:r>
         <w:rPr>
-          <w:rFonts w:ascii="JetBrains Mono" w:hAnsi="JetBrains Mono" w:eastAsia="PingFang TC"/>
+          <w:rFonts w:ascii="JetBrains Mono" w:hAnsi="JetBrains Mono" w:eastAsia="Arial Unicode MS"/>
           <w:b/>
           <w:i w:val="0"/>
           <w:color w:val="1D4ED8"/>
@@ -1183,7 +1183,7 @@
       </w:r>
       <w:r>
         <w:rPr>
-          <w:rFonts w:ascii="PingFang TC" w:hAnsi="PingFang TC" w:eastAsia="PingFang TC"/>
+          <w:rFonts w:ascii="Arial Unicode MS" w:hAnsi="Arial Unicode MS" w:eastAsia="Arial Unicode MS"/>
           <w:b w:val="0"/>
           <w:i w:val="0"/>
           <w:color w:val="1D4ED8"/>
@@ -1193,7 +1193,7 @@
       </w:r>
       <w:r>
         <w:rPr>
-          <w:rFonts w:ascii="PingFang TC" w:hAnsi="PingFang TC" w:eastAsia="PingFang TC"/>
+          <w:rFonts w:ascii="Arial Unicode MS" w:hAnsi="Arial Unicode MS" w:eastAsia="Arial Unicode MS"/>
           <w:b/>
           <w:i w:val="0"/>
           <w:color w:val="1A2340"/>
@@ -1240,7 +1240,7 @@
             </w:pPr>
             <w:r>
               <w:rPr>
-                <w:rFonts w:ascii="PingFang TC" w:hAnsi="PingFang TC" w:eastAsia="PingFang TC"/>
+                <w:rFonts w:ascii="Arial Unicode MS" w:hAnsi="Arial Unicode MS" w:eastAsia="Arial Unicode MS"/>
                 <w:b w:val="0"/>
                 <w:i w:val="0"/>
                 <w:color w:val="1A2340"/>
@@ -1260,7 +1260,7 @@
       </w:pPr>
       <w:r>
         <w:rPr>
-          <w:rFonts w:ascii="PingFang TC" w:hAnsi="PingFang TC" w:eastAsia="PingFang TC"/>
+          <w:rFonts w:ascii="Arial Unicode MS" w:hAnsi="Arial Unicode MS" w:eastAsia="Arial Unicode MS"/>
           <w:b w:val="0"/>
           <w:i w:val="0"/>
           <w:color w:val="5B6573"/>
@@ -1277,7 +1277,7 @@
       </w:pPr>
       <w:r>
         <w:rPr>
-          <w:rFonts w:ascii="JetBrains Mono" w:hAnsi="JetBrains Mono" w:eastAsia="PingFang TC"/>
+          <w:rFonts w:ascii="JetBrains Mono" w:hAnsi="JetBrains Mono" w:eastAsia="Arial Unicode MS"/>
           <w:b/>
           <w:i w:val="0"/>
           <w:color w:val="1D4ED8"/>
@@ -1287,7 +1287,7 @@
       </w:r>
       <w:r>
         <w:rPr>
-          <w:rFonts w:ascii="PingFang TC" w:hAnsi="PingFang TC" w:eastAsia="PingFang TC"/>
+          <w:rFonts w:ascii="Arial Unicode MS" w:hAnsi="Arial Unicode MS" w:eastAsia="Arial Unicode MS"/>
           <w:b w:val="0"/>
           <w:i w:val="0"/>
           <w:color w:val="1D4ED8"/>
@@ -1297,7 +1297,7 @@
       </w:r>
       <w:r>
         <w:rPr>
-          <w:rFonts w:ascii="PingFang TC" w:hAnsi="PingFang TC" w:eastAsia="PingFang TC"/>
+          <w:rFonts w:ascii="Arial Unicode MS" w:hAnsi="Arial Unicode MS" w:eastAsia="Arial Unicode MS"/>
           <w:b/>
           <w:i w:val="0"/>
           <w:color w:val="1A2340"/>
@@ -1314,7 +1314,7 @@
       </w:pPr>
       <w:r>
         <w:rPr>
-          <w:rFonts w:ascii="PingFang TC" w:hAnsi="PingFang TC" w:eastAsia="PingFang TC"/>
+          <w:rFonts w:ascii="Arial Unicode MS" w:hAnsi="Arial Unicode MS" w:eastAsia="Arial Unicode MS"/>
           <w:b w:val="0"/>
           <w:i w:val="0"/>
           <w:color w:val="5B6573"/>
@@ -1324,7 +1324,7 @@
       </w:r>
       <w:r>
         <w:rPr>
-          <w:rFonts w:ascii="JetBrains Mono" w:hAnsi="JetBrains Mono" w:eastAsia="PingFang TC"/>
+          <w:rFonts w:ascii="JetBrains Mono" w:hAnsi="JetBrains Mono" w:eastAsia="Arial Unicode MS"/>
           <w:b w:val="0"/>
           <w:i w:val="0"/>
           <w:color w:val="1A2340"/>
@@ -1334,7 +1334,7 @@
       </w:r>
       <w:r>
         <w:rPr>
-          <w:rFonts w:ascii="PingFang TC" w:hAnsi="PingFang TC" w:eastAsia="PingFang TC"/>
+          <w:rFonts w:ascii="Arial Unicode MS" w:hAnsi="Arial Unicode MS" w:eastAsia="Arial Unicode MS"/>
           <w:b w:val="0"/>
           <w:i w:val="0"/>
           <w:color w:val="5B6573"/>
@@ -1384,7 +1384,7 @@
             </w:pPr>
             <w:r>
               <w:rPr>
-                <w:rFonts w:ascii="PingFang TC" w:hAnsi="PingFang TC" w:eastAsia="PingFang TC"/>
+                <w:rFonts w:ascii="Arial Unicode MS" w:hAnsi="Arial Unicode MS" w:eastAsia="Arial Unicode MS"/>
                 <w:b/>
                 <w:i w:val="0"/>
                 <w:color w:val="1A2340"/>
@@ -1418,7 +1418,7 @@
             </w:pPr>
             <w:r>
               <w:rPr>
-                <w:rFonts w:ascii="PingFang TC" w:hAnsi="PingFang TC" w:eastAsia="PingFang TC"/>
+                <w:rFonts w:ascii="Arial Unicode MS" w:hAnsi="Arial Unicode MS" w:eastAsia="Arial Unicode MS"/>
                 <w:b/>
                 <w:i w:val="0"/>
                 <w:color w:val="1A2340"/>
@@ -1452,7 +1452,7 @@
             </w:pPr>
             <w:r>
               <w:rPr>
-                <w:rFonts w:ascii="PingFang TC" w:hAnsi="PingFang TC" w:eastAsia="PingFang TC"/>
+                <w:rFonts w:ascii="Arial Unicode MS" w:hAnsi="Arial Unicode MS" w:eastAsia="Arial Unicode MS"/>
                 <w:b/>
                 <w:i w:val="0"/>
                 <w:color w:val="1A2340"/>
@@ -1486,7 +1486,7 @@
             </w:pPr>
             <w:r>
               <w:rPr>
-                <w:rFonts w:ascii="PingFang TC" w:hAnsi="PingFang TC" w:eastAsia="PingFang TC"/>
+                <w:rFonts w:ascii="Arial Unicode MS" w:hAnsi="Arial Unicode MS" w:eastAsia="Arial Unicode MS"/>
                 <w:b/>
                 <w:i w:val="0"/>
                 <w:color w:val="1A2340"/>
@@ -1520,7 +1520,7 @@
             </w:pPr>
             <w:r>
               <w:rPr>
-                <w:rFonts w:ascii="PingFang TC" w:hAnsi="PingFang TC" w:eastAsia="PingFang TC"/>
+                <w:rFonts w:ascii="Arial Unicode MS" w:hAnsi="Arial Unicode MS" w:eastAsia="Arial Unicode MS"/>
                 <w:b/>
                 <w:i w:val="0"/>
                 <w:color w:val="1A2340"/>
@@ -1554,7 +1554,7 @@
             </w:pPr>
             <w:r>
               <w:rPr>
-                <w:rFonts w:ascii="PingFang TC" w:hAnsi="PingFang TC" w:eastAsia="PingFang TC"/>
+                <w:rFonts w:ascii="Arial Unicode MS" w:hAnsi="Arial Unicode MS" w:eastAsia="Arial Unicode MS"/>
                 <w:b/>
                 <w:i w:val="0"/>
                 <w:color w:val="1A2340"/>
@@ -1592,7 +1592,7 @@
             </w:pPr>
             <w:r>
               <w:rPr>
-                <w:rFonts w:ascii="JetBrains Mono" w:hAnsi="JetBrains Mono" w:eastAsia="PingFang TC"/>
+                <w:rFonts w:ascii="JetBrains Mono" w:hAnsi="JetBrains Mono" w:eastAsia="Arial Unicode MS"/>
                 <w:b/>
                 <w:i w:val="0"/>
                 <w:color w:val="1A2340"/>
@@ -1625,7 +1625,7 @@
             </w:pPr>
             <w:r>
               <w:rPr>
-                <w:rFonts w:ascii="PingFang TC" w:hAnsi="PingFang TC" w:eastAsia="PingFang TC"/>
+                <w:rFonts w:ascii="Arial Unicode MS" w:hAnsi="Arial Unicode MS" w:eastAsia="Arial Unicode MS"/>
                 <w:b w:val="0"/>
                 <w:i w:val="0"/>
                 <w:color w:val="1A2340"/>
@@ -1658,7 +1658,7 @@
             </w:pPr>
             <w:r>
               <w:rPr>
-                <w:rFonts w:ascii="PingFang TC" w:hAnsi="PingFang TC" w:eastAsia="PingFang TC"/>
+                <w:rFonts w:ascii="Arial Unicode MS" w:hAnsi="Arial Unicode MS" w:eastAsia="Arial Unicode MS"/>
                 <w:b w:val="0"/>
                 <w:i w:val="0"/>
                 <w:color w:val="1A2340"/>
@@ -1691,7 +1691,7 @@
             </w:pPr>
             <w:r>
               <w:rPr>
-                <w:rFonts w:ascii="PingFang TC" w:hAnsi="PingFang TC" w:eastAsia="PingFang TC"/>
+                <w:rFonts w:ascii="Arial Unicode MS" w:hAnsi="Arial Unicode MS" w:eastAsia="Arial Unicode MS"/>
                 <w:b w:val="0"/>
                 <w:i w:val="0"/>
                 <w:color w:val="1A2340"/>
@@ -1724,7 +1724,7 @@
             </w:pPr>
             <w:r>
               <w:rPr>
-                <w:rFonts w:ascii="PingFang TC" w:hAnsi="PingFang TC" w:eastAsia="PingFang TC"/>
+                <w:rFonts w:ascii="Arial Unicode MS" w:hAnsi="Arial Unicode MS" w:eastAsia="Arial Unicode MS"/>
                 <w:b w:val="0"/>
                 <w:i w:val="0"/>
                 <w:color w:val="1A2340"/>
@@ -1788,7 +1788,7 @@
             </w:pPr>
             <w:r>
               <w:rPr>
-                <w:rFonts w:ascii="JetBrains Mono" w:hAnsi="JetBrains Mono" w:eastAsia="PingFang TC"/>
+                <w:rFonts w:ascii="JetBrains Mono" w:hAnsi="JetBrains Mono" w:eastAsia="Arial Unicode MS"/>
                 <w:b/>
                 <w:i w:val="0"/>
                 <w:color w:val="1A2340"/>
@@ -1821,7 +1821,7 @@
             </w:pPr>
             <w:r>
               <w:rPr>
-                <w:rFonts w:ascii="PingFang TC" w:hAnsi="PingFang TC" w:eastAsia="PingFang TC"/>
+                <w:rFonts w:ascii="Arial Unicode MS" w:hAnsi="Arial Unicode MS" w:eastAsia="Arial Unicode MS"/>
                 <w:b w:val="0"/>
                 <w:i w:val="0"/>
                 <w:color w:val="1A2340"/>
@@ -1854,7 +1854,7 @@
             </w:pPr>
             <w:r>
               <w:rPr>
-                <w:rFonts w:ascii="PingFang TC" w:hAnsi="PingFang TC" w:eastAsia="PingFang TC"/>
+                <w:rFonts w:ascii="Arial Unicode MS" w:hAnsi="Arial Unicode MS" w:eastAsia="Arial Unicode MS"/>
                 <w:b w:val="0"/>
                 <w:i w:val="0"/>
                 <w:color w:val="1A2340"/>
@@ -1887,7 +1887,7 @@
             </w:pPr>
             <w:r>
               <w:rPr>
-                <w:rFonts w:ascii="PingFang TC" w:hAnsi="PingFang TC" w:eastAsia="PingFang TC"/>
+                <w:rFonts w:ascii="Arial Unicode MS" w:hAnsi="Arial Unicode MS" w:eastAsia="Arial Unicode MS"/>
                 <w:b w:val="0"/>
                 <w:i w:val="0"/>
                 <w:color w:val="1A2340"/>
@@ -1920,7 +1920,7 @@
             </w:pPr>
             <w:r>
               <w:rPr>
-                <w:rFonts w:ascii="PingFang TC" w:hAnsi="PingFang TC" w:eastAsia="PingFang TC"/>
+                <w:rFonts w:ascii="Arial Unicode MS" w:hAnsi="Arial Unicode MS" w:eastAsia="Arial Unicode MS"/>
                 <w:b w:val="0"/>
                 <w:i w:val="0"/>
                 <w:color w:val="1A2340"/>
@@ -1984,7 +1984,7 @@
             </w:pPr>
             <w:r>
               <w:rPr>
-                <w:rFonts w:ascii="JetBrains Mono" w:hAnsi="JetBrains Mono" w:eastAsia="PingFang TC"/>
+                <w:rFonts w:ascii="JetBrains Mono" w:hAnsi="JetBrains Mono" w:eastAsia="Arial Unicode MS"/>
                 <w:b/>
                 <w:i w:val="0"/>
                 <w:color w:val="1A2340"/>
@@ -2017,7 +2017,7 @@
             </w:pPr>
             <w:r>
               <w:rPr>
-                <w:rFonts w:ascii="PingFang TC" w:hAnsi="PingFang TC" w:eastAsia="PingFang TC"/>
+                <w:rFonts w:ascii="Arial Unicode MS" w:hAnsi="Arial Unicode MS" w:eastAsia="Arial Unicode MS"/>
                 <w:b w:val="0"/>
                 <w:i w:val="0"/>
                 <w:color w:val="1A2340"/>
@@ -2050,7 +2050,7 @@
             </w:pPr>
             <w:r>
               <w:rPr>
-                <w:rFonts w:ascii="PingFang TC" w:hAnsi="PingFang TC" w:eastAsia="PingFang TC"/>
+                <w:rFonts w:ascii="Arial Unicode MS" w:hAnsi="Arial Unicode MS" w:eastAsia="Arial Unicode MS"/>
                 <w:b w:val="0"/>
                 <w:i w:val="0"/>
                 <w:color w:val="1A2340"/>
@@ -2083,7 +2083,7 @@
             </w:pPr>
             <w:r>
               <w:rPr>
-                <w:rFonts w:ascii="PingFang TC" w:hAnsi="PingFang TC" w:eastAsia="PingFang TC"/>
+                <w:rFonts w:ascii="Arial Unicode MS" w:hAnsi="Arial Unicode MS" w:eastAsia="Arial Unicode MS"/>
                 <w:b w:val="0"/>
                 <w:i w:val="0"/>
                 <w:color w:val="1A2340"/>
@@ -2116,7 +2116,7 @@
             </w:pPr>
             <w:r>
               <w:rPr>
-                <w:rFonts w:ascii="PingFang TC" w:hAnsi="PingFang TC" w:eastAsia="PingFang TC"/>
+                <w:rFonts w:ascii="Arial Unicode MS" w:hAnsi="Arial Unicode MS" w:eastAsia="Arial Unicode MS"/>
                 <w:b w:val="0"/>
                 <w:i w:val="0"/>
                 <w:color w:val="1A2340"/>
@@ -2180,7 +2180,7 @@
             </w:pPr>
             <w:r>
               <w:rPr>
-                <w:rFonts w:ascii="JetBrains Mono" w:hAnsi="JetBrains Mono" w:eastAsia="PingFang TC"/>
+                <w:rFonts w:ascii="JetBrains Mono" w:hAnsi="JetBrains Mono" w:eastAsia="Arial Unicode MS"/>
                 <w:b/>
                 <w:i w:val="0"/>
                 <w:color w:val="1A2340"/>
@@ -2213,7 +2213,7 @@
             </w:pPr>
             <w:r>
               <w:rPr>
-                <w:rFonts w:ascii="PingFang TC" w:hAnsi="PingFang TC" w:eastAsia="PingFang TC"/>
+                <w:rFonts w:ascii="Arial Unicode MS" w:hAnsi="Arial Unicode MS" w:eastAsia="Arial Unicode MS"/>
                 <w:b w:val="0"/>
                 <w:i w:val="0"/>
                 <w:color w:val="1A2340"/>
@@ -2246,7 +2246,7 @@
             </w:pPr>
             <w:r>
               <w:rPr>
-                <w:rFonts w:ascii="PingFang TC" w:hAnsi="PingFang TC" w:eastAsia="PingFang TC"/>
+                <w:rFonts w:ascii="Arial Unicode MS" w:hAnsi="Arial Unicode MS" w:eastAsia="Arial Unicode MS"/>
                 <w:b w:val="0"/>
                 <w:i w:val="0"/>
                 <w:color w:val="1A2340"/>
@@ -2279,7 +2279,7 @@
             </w:pPr>
             <w:r>
               <w:rPr>
-                <w:rFonts w:ascii="PingFang TC" w:hAnsi="PingFang TC" w:eastAsia="PingFang TC"/>
+                <w:rFonts w:ascii="Arial Unicode MS" w:hAnsi="Arial Unicode MS" w:eastAsia="Arial Unicode MS"/>
                 <w:b w:val="0"/>
                 <w:i w:val="0"/>
                 <w:color w:val="1A2340"/>
@@ -2312,7 +2312,7 @@
             </w:pPr>
             <w:r>
               <w:rPr>
-                <w:rFonts w:ascii="PingFang TC" w:hAnsi="PingFang TC" w:eastAsia="PingFang TC"/>
+                <w:rFonts w:ascii="Arial Unicode MS" w:hAnsi="Arial Unicode MS" w:eastAsia="Arial Unicode MS"/>
                 <w:b w:val="0"/>
                 <w:i w:val="0"/>
                 <w:color w:val="1A2340"/>
@@ -2376,7 +2376,7 @@
             </w:pPr>
             <w:r>
               <w:rPr>
-                <w:rFonts w:ascii="JetBrains Mono" w:hAnsi="JetBrains Mono" w:eastAsia="PingFang TC"/>
+                <w:rFonts w:ascii="JetBrains Mono" w:hAnsi="JetBrains Mono" w:eastAsia="Arial Unicode MS"/>
                 <w:b/>
                 <w:i w:val="0"/>
                 <w:color w:val="1A2340"/>
@@ -2409,7 +2409,7 @@
             </w:pPr>
             <w:r>
               <w:rPr>
-                <w:rFonts w:ascii="PingFang TC" w:hAnsi="PingFang TC" w:eastAsia="PingFang TC"/>
+                <w:rFonts w:ascii="Arial Unicode MS" w:hAnsi="Arial Unicode MS" w:eastAsia="Arial Unicode MS"/>
                 <w:b w:val="0"/>
                 <w:i w:val="0"/>
                 <w:color w:val="1A2340"/>
@@ -2442,7 +2442,7 @@
             </w:pPr>
             <w:r>
               <w:rPr>
-                <w:rFonts w:ascii="PingFang TC" w:hAnsi="PingFang TC" w:eastAsia="PingFang TC"/>
+                <w:rFonts w:ascii="Arial Unicode MS" w:hAnsi="Arial Unicode MS" w:eastAsia="Arial Unicode MS"/>
                 <w:b w:val="0"/>
                 <w:i w:val="0"/>
                 <w:color w:val="1A2340"/>
@@ -2475,7 +2475,7 @@
             </w:pPr>
             <w:r>
               <w:rPr>
-                <w:rFonts w:ascii="PingFang TC" w:hAnsi="PingFang TC" w:eastAsia="PingFang TC"/>
+                <w:rFonts w:ascii="Arial Unicode MS" w:hAnsi="Arial Unicode MS" w:eastAsia="Arial Unicode MS"/>
                 <w:b w:val="0"/>
                 <w:i w:val="0"/>
                 <w:color w:val="1A2340"/>
@@ -2508,7 +2508,7 @@
             </w:pPr>
             <w:r>
               <w:rPr>
-                <w:rFonts w:ascii="PingFang TC" w:hAnsi="PingFang TC" w:eastAsia="PingFang TC"/>
+                <w:rFonts w:ascii="Arial Unicode MS" w:hAnsi="Arial Unicode MS" w:eastAsia="Arial Unicode MS"/>
                 <w:b w:val="0"/>
                 <w:i w:val="0"/>
                 <w:color w:val="1A2340"/>
@@ -2572,7 +2572,7 @@
             </w:pPr>
             <w:r>
               <w:rPr>
-                <w:rFonts w:ascii="JetBrains Mono" w:hAnsi="JetBrains Mono" w:eastAsia="PingFang TC"/>
+                <w:rFonts w:ascii="JetBrains Mono" w:hAnsi="JetBrains Mono" w:eastAsia="Arial Unicode MS"/>
                 <w:b/>
                 <w:i w:val="0"/>
                 <w:color w:val="1A2340"/>
@@ -2605,7 +2605,7 @@
             </w:pPr>
             <w:r>
               <w:rPr>
-                <w:rFonts w:ascii="PingFang TC" w:hAnsi="PingFang TC" w:eastAsia="PingFang TC"/>
+                <w:rFonts w:ascii="Arial Unicode MS" w:hAnsi="Arial Unicode MS" w:eastAsia="Arial Unicode MS"/>
                 <w:b w:val="0"/>
                 <w:i w:val="0"/>
                 <w:color w:val="1A2340"/>
@@ -2638,7 +2638,7 @@
             </w:pPr>
             <w:r>
               <w:rPr>
-                <w:rFonts w:ascii="PingFang TC" w:hAnsi="PingFang TC" w:eastAsia="PingFang TC"/>
+                <w:rFonts w:ascii="Arial Unicode MS" w:hAnsi="Arial Unicode MS" w:eastAsia="Arial Unicode MS"/>
                 <w:b w:val="0"/>
                 <w:i w:val="0"/>
                 <w:color w:val="1A2340"/>
@@ -2671,7 +2671,7 @@
             </w:pPr>
             <w:r>
               <w:rPr>
-                <w:rFonts w:ascii="PingFang TC" w:hAnsi="PingFang TC" w:eastAsia="PingFang TC"/>
+                <w:rFonts w:ascii="Arial Unicode MS" w:hAnsi="Arial Unicode MS" w:eastAsia="Arial Unicode MS"/>
                 <w:b w:val="0"/>
                 <w:i w:val="0"/>
                 <w:color w:val="1A2340"/>
@@ -2704,7 +2704,7 @@
             </w:pPr>
             <w:r>
               <w:rPr>
-                <w:rFonts w:ascii="PingFang TC" w:hAnsi="PingFang TC" w:eastAsia="PingFang TC"/>
+                <w:rFonts w:ascii="Arial Unicode MS" w:hAnsi="Arial Unicode MS" w:eastAsia="Arial Unicode MS"/>
                 <w:b w:val="0"/>
                 <w:i w:val="0"/>
                 <w:color w:val="1A2340"/>
@@ -2751,7 +2751,7 @@
       </w:pPr>
       <w:r>
         <w:rPr>
-          <w:rFonts w:ascii="JetBrains Mono" w:hAnsi="JetBrains Mono" w:eastAsia="PingFang TC"/>
+          <w:rFonts w:ascii="JetBrains Mono" w:hAnsi="JetBrains Mono" w:eastAsia="Arial Unicode MS"/>
           <w:b/>
           <w:i w:val="0"/>
           <w:color w:val="1D4ED8"/>
@@ -2768,7 +2768,7 @@
       </w:pPr>
       <w:r>
         <w:rPr>
-          <w:rFonts w:ascii="PingFang TC" w:hAnsi="PingFang TC" w:eastAsia="PingFang TC"/>
+          <w:rFonts w:ascii="Arial Unicode MS" w:hAnsi="Arial Unicode MS" w:eastAsia="Arial Unicode MS"/>
           <w:b/>
           <w:i w:val="0"/>
           <w:color w:val="1A2340"/>
@@ -2785,7 +2785,7 @@
       </w:pPr>
       <w:r>
         <w:rPr>
-          <w:rFonts w:ascii="PingFang TC" w:hAnsi="PingFang TC" w:eastAsia="PingFang TC"/>
+          <w:rFonts w:ascii="Arial Unicode MS" w:hAnsi="Arial Unicode MS" w:eastAsia="Arial Unicode MS"/>
           <w:b w:val="0"/>
           <w:i w:val="0"/>
           <w:color w:val="5B6573"/>
@@ -2831,7 +2831,7 @@
             </w:pPr>
             <w:r>
               <w:rPr>
-                <w:rFonts w:ascii="PingFang TC" w:hAnsi="PingFang TC" w:eastAsia="PingFang TC"/>
+                <w:rFonts w:ascii="Arial Unicode MS" w:hAnsi="Arial Unicode MS" w:eastAsia="Arial Unicode MS"/>
                 <w:b/>
                 <w:i w:val="0"/>
                 <w:color w:val="167A48"/>
@@ -2848,7 +2848,7 @@
             </w:pPr>
             <w:r>
               <w:rPr>
-                <w:rFonts w:ascii="PingFang TC" w:hAnsi="PingFang TC" w:eastAsia="PingFang TC"/>
+                <w:rFonts w:ascii="Arial Unicode MS" w:hAnsi="Arial Unicode MS" w:eastAsia="Arial Unicode MS"/>
                 <w:b w:val="0"/>
                 <w:i w:val="0"/>
                 <w:color w:val="5B6573"/>
@@ -2881,7 +2881,7 @@
             </w:pPr>
             <w:r>
               <w:rPr>
-                <w:rFonts w:ascii="PingFang TC" w:hAnsi="PingFang TC" w:eastAsia="PingFang TC"/>
+                <w:rFonts w:ascii="Arial Unicode MS" w:hAnsi="Arial Unicode MS" w:eastAsia="Arial Unicode MS"/>
                 <w:b/>
                 <w:i w:val="0"/>
                 <w:color w:val="C2414D"/>
@@ -2898,7 +2898,7 @@
             </w:pPr>
             <w:r>
               <w:rPr>
-                <w:rFonts w:ascii="PingFang TC" w:hAnsi="PingFang TC" w:eastAsia="PingFang TC"/>
+                <w:rFonts w:ascii="Arial Unicode MS" w:hAnsi="Arial Unicode MS" w:eastAsia="Arial Unicode MS"/>
                 <w:b w:val="0"/>
                 <w:i w:val="0"/>
                 <w:color w:val="5B6573"/>
@@ -2931,7 +2931,7 @@
             </w:pPr>
             <w:r>
               <w:rPr>
-                <w:rFonts w:ascii="PingFang TC" w:hAnsi="PingFang TC" w:eastAsia="PingFang TC"/>
+                <w:rFonts w:ascii="Arial Unicode MS" w:hAnsi="Arial Unicode MS" w:eastAsia="Arial Unicode MS"/>
                 <w:b/>
                 <w:i w:val="0"/>
                 <w:color w:val="9A6700"/>
@@ -2948,7 +2948,7 @@
             </w:pPr>
             <w:r>
               <w:rPr>
-                <w:rFonts w:ascii="PingFang TC" w:hAnsi="PingFang TC" w:eastAsia="PingFang TC"/>
+                <w:rFonts w:ascii="Arial Unicode MS" w:hAnsi="Arial Unicode MS" w:eastAsia="Arial Unicode MS"/>
                 <w:b w:val="0"/>
                 <w:i w:val="0"/>
                 <w:color w:val="5B6573"/>
@@ -2998,7 +2998,7 @@
             </w:pPr>
             <w:r>
               <w:rPr>
-                <w:rFonts w:ascii="PingFang TC" w:hAnsi="PingFang TC" w:eastAsia="PingFang TC"/>
+                <w:rFonts w:ascii="Arial Unicode MS" w:hAnsi="Arial Unicode MS" w:eastAsia="Arial Unicode MS"/>
                 <w:b/>
                 <w:i w:val="0"/>
                 <w:color w:val="1D4ED8"/>
@@ -3008,13 +3008,13 @@
             </w:r>
             <w:r>
               <w:rPr>
-                <w:rFonts w:ascii="PingFang TC" w:hAnsi="PingFang TC" w:eastAsia="PingFang TC"/>
+                <w:rFonts w:ascii="Arial Unicode MS" w:hAnsi="Arial Unicode MS" w:eastAsia="Arial Unicode MS"/>
                 <w:b w:val="0"/>
                 <w:i w:val="0"/>
                 <w:color w:val="1A2340"/>
                 <w:sz w:val="22"/>
               </w:rPr>
-              <w:t xml:space="preserve">　「什麼東西可以判定它？」說不出判定方式的，一律從綠降黃。想查的人用下面三梯；梯2、梯3 沒有或不想用，都不影響 Gate 1 狀態。</w:t>
+              <w:t xml:space="preserve">　「什麼東西可以判定它？」說不出判定方式的，一律從綠降黃。想查的人用下面三梯；梯2、梯3 沒有或不想用，都不影響學習關卡 1 狀態。</w:t>
             </w:r>
           </w:p>
         </w:tc>
@@ -3057,7 +3057,7 @@
             </w:pPr>
             <w:r>
               <w:rPr>
-                <w:rFonts w:ascii="PingFang TC" w:hAnsi="PingFang TC" w:eastAsia="PingFang TC"/>
+                <w:rFonts w:ascii="Arial Unicode MS" w:hAnsi="Arial Unicode MS" w:eastAsia="Arial Unicode MS"/>
                 <w:b/>
                 <w:i w:val="0"/>
                 <w:color w:val="1D4ED8"/>
@@ -3074,7 +3074,7 @@
             </w:pPr>
             <w:r>
               <w:rPr>
-                <w:rFonts w:ascii="PingFang TC" w:hAnsi="PingFang TC" w:eastAsia="PingFang TC"/>
+                <w:rFonts w:ascii="Arial Unicode MS" w:hAnsi="Arial Unicode MS" w:eastAsia="Arial Unicode MS"/>
                 <w:b w:val="0"/>
                 <w:i w:val="0"/>
                 <w:color w:val="5B6573"/>
@@ -3107,7 +3107,7 @@
             </w:pPr>
             <w:r>
               <w:rPr>
-                <w:rFonts w:ascii="PingFang TC" w:hAnsi="PingFang TC" w:eastAsia="PingFang TC"/>
+                <w:rFonts w:ascii="Arial Unicode MS" w:hAnsi="Arial Unicode MS" w:eastAsia="Arial Unicode MS"/>
                 <w:b/>
                 <w:i w:val="0"/>
                 <w:color w:val="1D4ED8"/>
@@ -3124,7 +3124,7 @@
             </w:pPr>
             <w:r>
               <w:rPr>
-                <w:rFonts w:ascii="PingFang TC" w:hAnsi="PingFang TC" w:eastAsia="PingFang TC"/>
+                <w:rFonts w:ascii="Arial Unicode MS" w:hAnsi="Arial Unicode MS" w:eastAsia="Arial Unicode MS"/>
                 <w:b w:val="0"/>
                 <w:i w:val="0"/>
                 <w:color w:val="5B6573"/>
@@ -3157,7 +3157,7 @@
             </w:pPr>
             <w:r>
               <w:rPr>
-                <w:rFonts w:ascii="PingFang TC" w:hAnsi="PingFang TC" w:eastAsia="PingFang TC"/>
+                <w:rFonts w:ascii="Arial Unicode MS" w:hAnsi="Arial Unicode MS" w:eastAsia="Arial Unicode MS"/>
                 <w:b/>
                 <w:i w:val="0"/>
                 <w:color w:val="1D4ED8"/>
@@ -3174,7 +3174,7 @@
             </w:pPr>
             <w:r>
               <w:rPr>
-                <w:rFonts w:ascii="PingFang TC" w:hAnsi="PingFang TC" w:eastAsia="PingFang TC"/>
+                <w:rFonts w:ascii="Arial Unicode MS" w:hAnsi="Arial Unicode MS" w:eastAsia="Arial Unicode MS"/>
                 <w:b w:val="0"/>
                 <w:i w:val="0"/>
                 <w:color w:val="5B6573"/>
@@ -3194,7 +3194,7 @@
       </w:pPr>
       <w:r>
         <w:rPr>
-          <w:rFonts w:ascii="JetBrains Mono" w:hAnsi="JetBrains Mono" w:eastAsia="PingFang TC"/>
+          <w:rFonts w:ascii="JetBrains Mono" w:hAnsi="JetBrains Mono" w:eastAsia="Arial Unicode MS"/>
           <w:b/>
           <w:i w:val="0"/>
           <w:color w:val="1D4ED8"/>
@@ -3204,7 +3204,7 @@
       </w:r>
       <w:r>
         <w:rPr>
-          <w:rFonts w:ascii="PingFang TC" w:hAnsi="PingFang TC" w:eastAsia="PingFang TC"/>
+          <w:rFonts w:ascii="Arial Unicode MS" w:hAnsi="Arial Unicode MS" w:eastAsia="Arial Unicode MS"/>
           <w:b w:val="0"/>
           <w:i w:val="0"/>
           <w:color w:val="1D4ED8"/>
@@ -3214,7 +3214,7 @@
       </w:r>
       <w:r>
         <w:rPr>
-          <w:rFonts w:ascii="PingFang TC" w:hAnsi="PingFang TC" w:eastAsia="PingFang TC"/>
+          <w:rFonts w:ascii="Arial Unicode MS" w:hAnsi="Arial Unicode MS" w:eastAsia="Arial Unicode MS"/>
           <w:b/>
           <w:i w:val="0"/>
           <w:color w:val="1A2340"/>
@@ -3231,7 +3231,7 @@
       </w:pPr>
       <w:r>
         <w:rPr>
-          <w:rFonts w:ascii="PingFang TC" w:hAnsi="PingFang TC" w:eastAsia="PingFang TC"/>
+          <w:rFonts w:ascii="Arial Unicode MS" w:hAnsi="Arial Unicode MS" w:eastAsia="Arial Unicode MS"/>
           <w:b/>
           <w:i w:val="0"/>
           <w:color w:val="1D4ED8"/>
@@ -3241,7 +3241,7 @@
       </w:r>
       <w:r>
         <w:rPr>
-          <w:rFonts w:ascii="PingFang TC" w:hAnsi="PingFang TC" w:eastAsia="PingFang TC"/>
+          <w:rFonts w:ascii="Arial Unicode MS" w:hAnsi="Arial Unicode MS" w:eastAsia="Arial Unicode MS"/>
           <w:b w:val="0"/>
           <w:i w:val="0"/>
           <w:color w:val="7B8491"/>
@@ -3251,7 +3251,7 @@
       </w:r>
       <w:r>
         <w:rPr>
-          <w:rFonts w:ascii="PingFang TC" w:hAnsi="PingFang TC" w:eastAsia="PingFang TC"/>
+          <w:rFonts w:ascii="Arial Unicode MS" w:hAnsi="Arial Unicode MS" w:eastAsia="Arial Unicode MS"/>
           <w:b w:val="0"/>
           <w:i w:val="0"/>
           <w:color w:val="1A2340"/>
@@ -3268,7 +3268,7 @@
       </w:pPr>
       <w:r>
         <w:rPr>
-          <w:rFonts w:ascii="PingFang TC" w:hAnsi="PingFang TC" w:eastAsia="PingFang TC"/>
+          <w:rFonts w:ascii="Arial Unicode MS" w:hAnsi="Arial Unicode MS" w:eastAsia="Arial Unicode MS"/>
           <w:b w:val="0"/>
           <w:i w:val="0"/>
           <w:color w:val="5B6573"/>
@@ -3357,7 +3357,7 @@
       </w:pPr>
       <w:r>
         <w:rPr>
-          <w:rFonts w:ascii="PingFang TC" w:hAnsi="PingFang TC" w:eastAsia="PingFang TC"/>
+          <w:rFonts w:ascii="Arial Unicode MS" w:hAnsi="Arial Unicode MS" w:eastAsia="Arial Unicode MS"/>
           <w:b/>
           <w:i w:val="0"/>
           <w:color w:val="1D4ED8"/>
@@ -3367,7 +3367,7 @@
       </w:r>
       <w:r>
         <w:rPr>
-          <w:rFonts w:ascii="PingFang TC" w:hAnsi="PingFang TC" w:eastAsia="PingFang TC"/>
+          <w:rFonts w:ascii="Arial Unicode MS" w:hAnsi="Arial Unicode MS" w:eastAsia="Arial Unicode MS"/>
           <w:b w:val="0"/>
           <w:i w:val="0"/>
           <w:color w:val="7B8491"/>
@@ -3377,7 +3377,7 @@
       </w:r>
       <w:r>
         <w:rPr>
-          <w:rFonts w:ascii="PingFang TC" w:hAnsi="PingFang TC" w:eastAsia="PingFang TC"/>
+          <w:rFonts w:ascii="Arial Unicode MS" w:hAnsi="Arial Unicode MS" w:eastAsia="Arial Unicode MS"/>
           <w:b w:val="0"/>
           <w:i w:val="0"/>
           <w:color w:val="1A2340"/>
@@ -3394,7 +3394,7 @@
       </w:pPr>
       <w:r>
         <w:rPr>
-          <w:rFonts w:ascii="PingFang TC" w:hAnsi="PingFang TC" w:eastAsia="PingFang TC"/>
+          <w:rFonts w:ascii="Arial Unicode MS" w:hAnsi="Arial Unicode MS" w:eastAsia="Arial Unicode MS"/>
           <w:b w:val="0"/>
           <w:i w:val="0"/>
           <w:color w:val="5B6573"/>
@@ -3483,7 +3483,7 @@
       </w:pPr>
       <w:r>
         <w:rPr>
-          <w:rFonts w:ascii="PingFang TC" w:hAnsi="PingFang TC" w:eastAsia="PingFang TC"/>
+          <w:rFonts w:ascii="Arial Unicode MS" w:hAnsi="Arial Unicode MS" w:eastAsia="Arial Unicode MS"/>
           <w:b/>
           <w:i w:val="0"/>
           <w:color w:val="1D4ED8"/>
@@ -3493,7 +3493,7 @@
       </w:r>
       <w:r>
         <w:rPr>
-          <w:rFonts w:ascii="PingFang TC" w:hAnsi="PingFang TC" w:eastAsia="PingFang TC"/>
+          <w:rFonts w:ascii="Arial Unicode MS" w:hAnsi="Arial Unicode MS" w:eastAsia="Arial Unicode MS"/>
           <w:b w:val="0"/>
           <w:i w:val="0"/>
           <w:color w:val="7B8491"/>
@@ -3503,7 +3503,7 @@
       </w:r>
       <w:r>
         <w:rPr>
-          <w:rFonts w:ascii="PingFang TC" w:hAnsi="PingFang TC" w:eastAsia="PingFang TC"/>
+          <w:rFonts w:ascii="Arial Unicode MS" w:hAnsi="Arial Unicode MS" w:eastAsia="Arial Unicode MS"/>
           <w:b w:val="0"/>
           <w:i w:val="0"/>
           <w:color w:val="1A2340"/>
@@ -3520,7 +3520,7 @@
       </w:pPr>
       <w:r>
         <w:rPr>
-          <w:rFonts w:ascii="PingFang TC" w:hAnsi="PingFang TC" w:eastAsia="PingFang TC"/>
+          <w:rFonts w:ascii="Arial Unicode MS" w:hAnsi="Arial Unicode MS" w:eastAsia="Arial Unicode MS"/>
           <w:b w:val="0"/>
           <w:i w:val="0"/>
           <w:color w:val="5B6573"/>
@@ -3609,7 +3609,7 @@
       </w:pPr>
       <w:r>
         <w:rPr>
-          <w:rFonts w:ascii="PingFang TC" w:hAnsi="PingFang TC" w:eastAsia="PingFang TC"/>
+          <w:rFonts w:ascii="Arial Unicode MS" w:hAnsi="Arial Unicode MS" w:eastAsia="Arial Unicode MS"/>
           <w:b/>
           <w:i w:val="0"/>
           <w:color w:val="1A2340"/>
@@ -3627,7 +3627,7 @@
       </w:pPr>
       <w:r>
         <w:rPr>
-          <w:rFonts w:ascii="JetBrains Mono" w:hAnsi="JetBrains Mono" w:eastAsia="PingFang TC"/>
+          <w:rFonts w:ascii="JetBrains Mono" w:hAnsi="JetBrains Mono" w:eastAsia="Arial Unicode MS"/>
           <w:b/>
           <w:i w:val="0"/>
           <w:color w:val="1D4ED8"/>
@@ -3644,7 +3644,7 @@
       </w:pPr>
       <w:r>
         <w:rPr>
-          <w:rFonts w:ascii="PingFang TC" w:hAnsi="PingFang TC" w:eastAsia="PingFang TC"/>
+          <w:rFonts w:ascii="Arial Unicode MS" w:hAnsi="Arial Unicode MS" w:eastAsia="Arial Unicode MS"/>
           <w:b/>
           <w:i w:val="0"/>
           <w:color w:val="1A2340"/>
@@ -3661,7 +3661,7 @@
       </w:pPr>
       <w:r>
         <w:rPr>
-          <w:rFonts w:ascii="PingFang TC" w:hAnsi="PingFang TC" w:eastAsia="PingFang TC"/>
+          <w:rFonts w:ascii="Arial Unicode MS" w:hAnsi="Arial Unicode MS" w:eastAsia="Arial Unicode MS"/>
           <w:b w:val="0"/>
           <w:i w:val="0"/>
           <w:color w:val="5B6573"/>
@@ -3678,7 +3678,7 @@
       </w:pPr>
       <w:r>
         <w:rPr>
-          <w:rFonts w:ascii="JetBrains Mono" w:hAnsi="JetBrains Mono" w:eastAsia="PingFang TC"/>
+          <w:rFonts w:ascii="JetBrains Mono" w:hAnsi="JetBrains Mono" w:eastAsia="Arial Unicode MS"/>
           <w:b/>
           <w:i w:val="0"/>
           <w:color w:val="1D4ED8"/>
@@ -3688,7 +3688,7 @@
       </w:r>
       <w:r>
         <w:rPr>
-          <w:rFonts w:ascii="PingFang TC" w:hAnsi="PingFang TC" w:eastAsia="PingFang TC"/>
+          <w:rFonts w:ascii="Arial Unicode MS" w:hAnsi="Arial Unicode MS" w:eastAsia="Arial Unicode MS"/>
           <w:b w:val="0"/>
           <w:i w:val="0"/>
           <w:color w:val="1D4ED8"/>
@@ -3698,7 +3698,7 @@
       </w:r>
       <w:r>
         <w:rPr>
-          <w:rFonts w:ascii="PingFang TC" w:hAnsi="PingFang TC" w:eastAsia="PingFang TC"/>
+          <w:rFonts w:ascii="Arial Unicode MS" w:hAnsi="Arial Unicode MS" w:eastAsia="Arial Unicode MS"/>
           <w:b/>
           <w:i w:val="0"/>
           <w:color w:val="1A2340"/>
@@ -3745,7 +3745,7 @@
             </w:pPr>
             <w:r>
               <w:rPr>
-                <w:rFonts w:ascii="PingFang TC" w:hAnsi="PingFang TC" w:eastAsia="PingFang TC"/>
+                <w:rFonts w:ascii="Arial Unicode MS" w:hAnsi="Arial Unicode MS" w:eastAsia="Arial Unicode MS"/>
                 <w:b/>
                 <w:i w:val="0"/>
                 <w:color w:val="1D4ED8"/>
@@ -3755,7 +3755,7 @@
             </w:r>
             <w:r>
               <w:rPr>
-                <w:rFonts w:ascii="PingFang TC" w:hAnsi="PingFang TC" w:eastAsia="PingFang TC"/>
+                <w:rFonts w:ascii="Arial Unicode MS" w:hAnsi="Arial Unicode MS" w:eastAsia="Arial Unicode MS"/>
                 <w:b w:val="0"/>
                 <w:i w:val="0"/>
                 <w:color w:val="1A2340"/>
@@ -3772,7 +3772,7 @@
             </w:pPr>
             <w:r>
               <w:rPr>
-                <w:rFonts w:ascii="PingFang TC" w:hAnsi="PingFang TC" w:eastAsia="PingFang TC"/>
+                <w:rFonts w:ascii="Arial Unicode MS" w:hAnsi="Arial Unicode MS" w:eastAsia="Arial Unicode MS"/>
                 <w:b/>
                 <w:i w:val="0"/>
                 <w:color w:val="1D4ED8"/>
@@ -3782,7 +3782,7 @@
             </w:r>
             <w:r>
               <w:rPr>
-                <w:rFonts w:ascii="PingFang TC" w:hAnsi="PingFang TC" w:eastAsia="PingFang TC"/>
+                <w:rFonts w:ascii="Arial Unicode MS" w:hAnsi="Arial Unicode MS" w:eastAsia="Arial Unicode MS"/>
                 <w:b w:val="0"/>
                 <w:i w:val="0"/>
                 <w:color w:val="1A2340"/>
@@ -3799,7 +3799,7 @@
             </w:pPr>
             <w:r>
               <w:rPr>
-                <w:rFonts w:ascii="PingFang TC" w:hAnsi="PingFang TC" w:eastAsia="PingFang TC"/>
+                <w:rFonts w:ascii="Arial Unicode MS" w:hAnsi="Arial Unicode MS" w:eastAsia="Arial Unicode MS"/>
                 <w:b/>
                 <w:i w:val="0"/>
                 <w:color w:val="1D4ED8"/>
@@ -3809,7 +3809,7 @@
             </w:r>
             <w:r>
               <w:rPr>
-                <w:rFonts w:ascii="PingFang TC" w:hAnsi="PingFang TC" w:eastAsia="PingFang TC"/>
+                <w:rFonts w:ascii="Arial Unicode MS" w:hAnsi="Arial Unicode MS" w:eastAsia="Arial Unicode MS"/>
                 <w:b w:val="0"/>
                 <w:i w:val="0"/>
                 <w:color w:val="1A2340"/>
@@ -3829,7 +3829,7 @@
       </w:pPr>
       <w:r>
         <w:rPr>
-          <w:rFonts w:ascii="JetBrains Mono" w:hAnsi="JetBrains Mono" w:eastAsia="PingFang TC"/>
+          <w:rFonts w:ascii="JetBrains Mono" w:hAnsi="JetBrains Mono" w:eastAsia="Arial Unicode MS"/>
           <w:b/>
           <w:i w:val="0"/>
           <w:color w:val="1D4ED8"/>
@@ -3839,7 +3839,7 @@
       </w:r>
       <w:r>
         <w:rPr>
-          <w:rFonts w:ascii="PingFang TC" w:hAnsi="PingFang TC" w:eastAsia="PingFang TC"/>
+          <w:rFonts w:ascii="Arial Unicode MS" w:hAnsi="Arial Unicode MS" w:eastAsia="Arial Unicode MS"/>
           <w:b w:val="0"/>
           <w:i w:val="0"/>
           <w:color w:val="1D4ED8"/>
@@ -3849,13 +3849,13 @@
       </w:r>
       <w:r>
         <w:rPr>
-          <w:rFonts w:ascii="PingFang TC" w:hAnsi="PingFang TC" w:eastAsia="PingFang TC"/>
+          <w:rFonts w:ascii="Arial Unicode MS" w:hAnsi="Arial Unicode MS" w:eastAsia="Arial Unicode MS"/>
           <w:b/>
           <w:i w:val="0"/>
           <w:color w:val="1A2340"/>
           <w:sz w:val="30"/>
         </w:rPr>
-        <w:t>自留札記</w:t>
+        <w:t>個人反思｜可留白・不計分</w:t>
       </w:r>
     </w:p>
     <w:p>
@@ -3866,17 +3866,17 @@
       </w:pPr>
       <w:r>
         <w:rPr>
-          <w:rFonts w:ascii="PingFang TC" w:hAnsi="PingFang TC" w:eastAsia="PingFang TC"/>
+          <w:rFonts w:ascii="Arial Unicode MS" w:hAnsi="Arial Unicode MS" w:eastAsia="Arial Unicode MS"/>
           <w:b/>
           <w:i w:val="0"/>
           <w:color w:val="5B6573"/>
           <w:sz w:val="22"/>
         </w:rPr>
-        <w:t>自留札記</w:t>
+        <w:t>個人反思</w:t>
       </w:r>
       <w:r>
         <w:rPr>
-          <w:rFonts w:ascii="PingFang TC" w:hAnsi="PingFang TC" w:eastAsia="PingFang TC"/>
+          <w:rFonts w:ascii="Arial Unicode MS" w:hAnsi="Arial Unicode MS" w:eastAsia="Arial Unicode MS"/>
           <w:b w:val="0"/>
           <w:i w:val="0"/>
           <w:color w:val="7B8491"/>
@@ -3886,7 +3886,7 @@
       </w:r>
       <w:r>
         <w:rPr>
-          <w:rFonts w:ascii="PingFang TC" w:hAnsi="PingFang TC" w:eastAsia="PingFang TC"/>
+          <w:rFonts w:ascii="Arial Unicode MS" w:hAnsi="Arial Unicode MS" w:eastAsia="Arial Unicode MS"/>
           <w:b w:val="0"/>
           <w:i w:val="0"/>
           <w:color w:val="1A2340"/>
@@ -3903,13 +3903,13 @@
       </w:pPr>
       <w:r>
         <w:rPr>
-          <w:rFonts w:ascii="PingFang TC" w:hAnsi="PingFang TC" w:eastAsia="PingFang TC"/>
+          <w:rFonts w:ascii="Arial Unicode MS" w:hAnsi="Arial Unicode MS" w:eastAsia="Arial Unicode MS"/>
           <w:b w:val="0"/>
           <w:i w:val="0"/>
           <w:color w:val="5B6573"/>
           <w:sz w:val="22"/>
         </w:rPr>
-        <w:t>可以寫一個未答的問題、說不出的感覺，或你今天做了什麼選擇。老師不收、不看，也不評分。</w:t>
+        <w:t>可寫未答的問題或今天的選擇，也可改寫、用代稱或留白；不能交出的隱私不要寫。本欄會隨整本收回，但不計分。</w:t>
       </w:r>
     </w:p>
     <w:tbl>
@@ -4082,7 +4082,7 @@
       </w:pPr>
       <w:r>
         <w:rPr>
-          <w:rFonts w:ascii="JetBrains Mono" w:hAnsi="JetBrains Mono" w:eastAsia="PingFang TC"/>
+          <w:rFonts w:ascii="JetBrains Mono" w:hAnsi="JetBrains Mono" w:eastAsia="Arial Unicode MS"/>
           <w:b/>
           <w:i w:val="0"/>
           <w:color w:val="1D4ED8"/>
@@ -4092,7 +4092,7 @@
       </w:r>
       <w:r>
         <w:rPr>
-          <w:rFonts w:ascii="PingFang TC" w:hAnsi="PingFang TC" w:eastAsia="PingFang TC"/>
+          <w:rFonts w:ascii="Arial Unicode MS" w:hAnsi="Arial Unicode MS" w:eastAsia="Arial Unicode MS"/>
           <w:b w:val="0"/>
           <w:i w:val="0"/>
           <w:color w:val="1D4ED8"/>
@@ -4102,7 +4102,7 @@
       </w:r>
       <w:r>
         <w:rPr>
-          <w:rFonts w:ascii="PingFang TC" w:hAnsi="PingFang TC" w:eastAsia="PingFang TC"/>
+          <w:rFonts w:ascii="Arial Unicode MS" w:hAnsi="Arial Unicode MS" w:eastAsia="Arial Unicode MS"/>
           <w:b/>
           <w:i w:val="0"/>
           <w:color w:val="1A2340"/>
@@ -4119,7 +4119,7 @@
       </w:pPr>
       <w:r>
         <w:rPr>
-          <w:rFonts w:ascii="PingFang TC" w:hAnsi="PingFang TC" w:eastAsia="PingFang TC"/>
+          <w:rFonts w:ascii="Arial Unicode MS" w:hAnsi="Arial Unicode MS" w:eastAsia="Arial Unicode MS"/>
           <w:b/>
           <w:i w:val="0"/>
           <w:color w:val="1D4ED8"/>
@@ -4129,7 +4129,7 @@
       </w:r>
       <w:r>
         <w:rPr>
-          <w:rFonts w:ascii="PingFang TC" w:hAnsi="PingFang TC" w:eastAsia="PingFang TC"/>
+          <w:rFonts w:ascii="Arial Unicode MS" w:hAnsi="Arial Unicode MS" w:eastAsia="Arial Unicode MS"/>
           <w:b w:val="0"/>
           <w:i w:val="0"/>
           <w:color w:val="7B8491"/>
@@ -4139,7 +4139,7 @@
       </w:r>
       <w:r>
         <w:rPr>
-          <w:rFonts w:ascii="PingFang TC" w:hAnsi="PingFang TC" w:eastAsia="PingFang TC"/>
+          <w:rFonts w:ascii="Arial Unicode MS" w:hAnsi="Arial Unicode MS" w:eastAsia="Arial Unicode MS"/>
           <w:b w:val="0"/>
           <w:i w:val="0"/>
           <w:color w:val="1A2340"/>
@@ -4318,13 +4318,13 @@
       </w:pPr>
       <w:r>
         <w:rPr>
-          <w:rFonts w:ascii="PingFang TC" w:hAnsi="PingFang TC" w:eastAsia="PingFang TC"/>
+          <w:rFonts w:ascii="Arial Unicode MS" w:hAnsi="Arial Unicode MS" w:eastAsia="Arial Unicode MS"/>
           <w:b w:val="0"/>
           <w:i w:val="0"/>
           <w:color w:val="5B6573"/>
           <w:sz w:val="22"/>
         </w:rPr>
-        <w:t>老師可能在課內抽看這段。只有你勾選同意，老師才會匿名分享；不勾不影響 Gate 1 狀態。</w:t>
+        <w:t>老師會依需要回看學習證據；只有你勾選同意，老師才會匿名分享，不勾不影響學習關卡 1 狀態。</w:t>
       </w:r>
     </w:p>
     <w:p>
@@ -4335,13 +4335,30 @@
       </w:pPr>
       <w:r>
         <w:rPr>
-          <w:rFonts w:ascii="PingFang TC" w:hAnsi="PingFang TC" w:eastAsia="PingFang TC"/>
+          <w:rFonts w:ascii="Arial Unicode MS" w:hAnsi="Arial Unicode MS" w:eastAsia="Arial Unicode MS"/>
           <w:b/>
           <w:i w:val="0"/>
           <w:color w:val="1A2340"/>
           <w:sz w:val="22"/>
         </w:rPr>
         <w:t>□ 我願意讓老師匿名分享　　□ 請不要分享</w:t>
+      </w:r>
+    </w:p>
+    <w:p>
+      <w:pPr>
+        <w:keepNext w:val="0"/>
+        <w:keepLines w:val="0"/>
+        <w:spacing w:before="0" w:after="40" w:line="293" w:lineRule="auto"/>
+      </w:pPr>
+      <w:r>
+        <w:rPr>
+          <w:rFonts w:ascii="Arial Unicode MS" w:hAnsi="Arial Unicode MS" w:eastAsia="Arial Unicode MS"/>
+          <w:b/>
+          <w:i w:val="0"/>
+          <w:color w:val="1D4ED8"/>
+          <w:sz w:val="22"/>
+        </w:rPr>
+        <w:t>收件確認｜□ 只拍自己的第 1–4 頁上傳 Classroom　□ 紙本全本交回　□ 不拍同學</w:t>
       </w:r>
     </w:p>
     <w:p>
@@ -4355,7 +4372,7 @@
       </w:pPr>
       <w:r>
         <w:rPr>
-          <w:rFonts w:ascii="PingFang TC" w:hAnsi="PingFang TC" w:eastAsia="PingFang TC"/>
+          <w:rFonts w:ascii="Arial Unicode MS" w:hAnsi="Arial Unicode MS" w:eastAsia="Arial Unicode MS"/>
           <w:b/>
           <w:i w:val="0"/>
           <w:color w:val="1D4ED8"/>
@@ -4365,7 +4382,7 @@
       </w:r>
       <w:r>
         <w:rPr>
-          <w:rFonts w:ascii="PingFang TC" w:hAnsi="PingFang TC" w:eastAsia="PingFang TC"/>
+          <w:rFonts w:ascii="Arial Unicode MS" w:hAnsi="Arial Unicode MS" w:eastAsia="Arial Unicode MS"/>
           <w:b w:val="0"/>
           <w:i w:val="0"/>
           <w:color w:val="5B6573"/>
@@ -4396,7 +4413,7 @@
     </w:pPr>
     <w:r>
       <w:rPr>
-        <w:rFonts w:ascii="JetBrains Mono" w:hAnsi="JetBrains Mono" w:eastAsia="PingFang TC"/>
+        <w:rFonts w:ascii="JetBrains Mono" w:hAnsi="JetBrains Mono" w:eastAsia="Arial Unicode MS"/>
         <w:b w:val="0"/>
         <w:i w:val="0"/>
         <w:color w:val="7B8491"/>
@@ -4406,7 +4423,7 @@
     </w:r>
     <w:r>
       <w:rPr>
-        <w:rFonts w:ascii="JetBrains Mono" w:hAnsi="JetBrains Mono" w:eastAsia="PingFang TC"/>
+        <w:rFonts w:ascii="JetBrains Mono" w:hAnsi="JetBrains Mono" w:eastAsia="Arial Unicode MS"/>
         <w:b w:val="0"/>
         <w:i w:val="0"/>
         <w:color w:val="7B8491"/>
@@ -4420,7 +4437,7 @@
     </w:r>
     <w:r>
       <w:rPr>
-        <w:rFonts w:ascii="JetBrains Mono" w:hAnsi="JetBrains Mono" w:eastAsia="PingFang TC"/>
+        <w:rFonts w:ascii="JetBrains Mono" w:hAnsi="JetBrains Mono" w:eastAsia="Arial Unicode MS"/>
         <w:b w:val="0"/>
         <w:i w:val="0"/>
         <w:color w:val="7B8491"/>
@@ -4445,7 +4462,7 @@
     </w:pPr>
     <w:r>
       <w:rPr>
-        <w:rFonts w:ascii="JetBrains Mono" w:hAnsi="JetBrains Mono" w:eastAsia="PingFang TC"/>
+        <w:rFonts w:ascii="JetBrains Mono" w:hAnsi="JetBrains Mono" w:eastAsia="Arial Unicode MS"/>
         <w:b/>
         <w:i w:val="0"/>
         <w:color w:val="7B8491"/>
@@ -4455,7 +4472,7 @@
     </w:r>
     <w:r>
       <w:rPr>
-        <w:rFonts w:ascii="PingFang TC" w:hAnsi="PingFang TC" w:eastAsia="PingFang TC"/>
+        <w:rFonts w:ascii="Arial Unicode MS" w:hAnsi="Arial Unicode MS" w:eastAsia="Arial Unicode MS"/>
         <w:b w:val="0"/>
         <w:i w:val="0"/>
         <w:color w:val="7B8491"/>
@@ -4835,7 +4852,7 @@
       <w:spacing w:after="100" w:line="293" w:lineRule="auto"/>
     </w:pPr>
     <w:rPr>
-      <w:rFonts w:ascii="PingFang TC" w:hAnsi="PingFang TC" w:eastAsia="PingFang TC"/>
+      <w:rFonts w:ascii="Arial Unicode MS" w:hAnsi="Arial Unicode MS" w:eastAsia="Arial Unicode MS"/>
       <w:color w:val="1A2340"/>
       <w:sz w:val="22"/>
     </w:rPr>

--- a/worksheets/W2.docx
+++ b/worksheets/W2.docx
@@ -34,7 +34,7 @@
           <w:color w:val="1A2340"/>
           <w:sz w:val="44"/>
         </w:rPr>
-        <w:t>這個下午，真的發生過嗎？</w:t>
+        <w:t>這句話——拿什麼判定它？</w:t>
       </w:r>
     </w:p>
     <w:p>
@@ -51,7 +51,7 @@
           <w:color w:val="5B6573"/>
           <w:sz w:val="22"/>
         </w:rPr>
-        <w:t>先從自己的記憶開始，再拿同一套規則查核 AI 和自己。</w:t>
+        <w:t>先在同一家店的三種情況上練一次，再拿同一套規則查核 AI 和自己。</w:t>
       </w:r>
     </w:p>
     <w:p>
@@ -155,7 +155,7 @@
           <w:color w:val="1A2340"/>
           <w:sz w:val="30"/>
         </w:rPr>
-        <w:t>本週 0 分練習｜累積學習關卡 1</w:t>
+        <w:t>本週練習｜W2–W4 先留過程證據</w:t>
       </w:r>
     </w:p>
     <w:tbl>
@@ -202,7 +202,7 @@
                 <w:color w:val="1D4ED8"/>
                 <w:sz w:val="22"/>
               </w:rPr>
-              <w:t>完成</w:t>
+              <w:t>要做</w:t>
             </w:r>
             <w:r>
               <w:rPr>
@@ -212,7 +212,7 @@
                 <w:color w:val="1A2340"/>
                 <w:sz w:val="22"/>
               </w:rPr>
-              <w:t xml:space="preserve">　完成自己的短文，並查核 AI 六句與自己的短文。</w:t>
+              <w:t xml:space="preserve">　用同一套綠／紅／黃規則，查核 AI 六句和自己的短文。</w:t>
             </w:r>
           </w:p>
           <w:p>
@@ -229,7 +229,7 @@
                 <w:color w:val="1D4ED8"/>
                 <w:sz w:val="22"/>
               </w:rPr>
-              <w:t>證據</w:t>
+              <w:t>為什麼</w:t>
             </w:r>
             <w:r>
               <w:rPr>
@@ -239,7 +239,7 @@
                 <w:color w:val="1A2340"/>
                 <w:sz w:val="22"/>
               </w:rPr>
-              <w:t xml:space="preserve">　抄一句紅／黃原句；若全綠，逐句寫確認依據並抄出依據最薄弱的一句。</w:t>
+              <w:t xml:space="preserve">　練習分開「讀起來合理」和「有東西能確認」。</w:t>
             </w:r>
           </w:p>
           <w:p>
@@ -256,7 +256,7 @@
                 <w:color w:val="1D4ED8"/>
                 <w:sz w:val="22"/>
               </w:rPr>
-              <w:t>判斷</w:t>
+              <w:t>要留下</w:t>
             </w:r>
             <w:r>
               <w:rPr>
@@ -266,7 +266,7 @@
                 <w:color w:val="1A2340"/>
                 <w:sz w:val="22"/>
               </w:rPr>
-              <w:t xml:space="preserve">　說明黃缺什麼、紅憑什麼；若全綠，說明哪個確認依據最薄弱及理由。</w:t>
+              <w:t xml:space="preserve">　一句原句＋判定依據或缺少的資料；若全綠，留下依據最薄弱的一句。</w:t>
             </w:r>
           </w:p>
         </w:tc>
@@ -286,14 +286,14 @@
           <w:color w:val="5B6573"/>
           <w:sz w:val="22"/>
         </w:rPr>
-        <w:t>下課前整本收回保管；W5 再用 W2–W4 原作查核學習關卡 1。AI 可生成六句，但理解、選擇、查核與責任仍由你負責。和同學交流時，只分享你願意公開的一小段。</w:t>
+        <w:t>學習關卡 1 是 W2–W4 的過程證據，W5 才檢查「通過／需修正」；它不是本週分數。下課前整本收回保管。AI（人工智慧工具）只產生待查句子；理解、選色、找依據與判定仍由你負責。</w:t>
       </w:r>
     </w:p>
     <w:p>
       <w:pPr>
         <w:keepNext/>
         <w:keepLines w:val="0"/>
-        <w:spacing w:before="120" w:after="100" w:line="293" w:lineRule="auto"/>
+        <w:spacing w:before="100" w:after="100" w:line="293" w:lineRule="auto"/>
       </w:pPr>
       <w:r>
         <w:rPr>
@@ -304,6 +304,549 @@
           <w:sz w:val="30"/>
         </w:rPr>
         <w:t>01</w:t>
+      </w:r>
+      <w:r>
+        <w:rPr>
+          <w:rFonts w:ascii="Arial Unicode MS" w:hAnsi="Arial Unicode MS" w:eastAsia="Arial Unicode MS"/>
+          <w:b w:val="0"/>
+          <w:i w:val="0"/>
+          <w:color w:val="1D4ED8"/>
+          <w:sz w:val="30"/>
+        </w:rPr>
+        <w:t xml:space="preserve">  </w:t>
+      </w:r>
+      <w:r>
+        <w:rPr>
+          <w:rFonts w:ascii="Arial Unicode MS" w:hAnsi="Arial Unicode MS" w:eastAsia="Arial Unicode MS"/>
+          <w:b/>
+          <w:i w:val="0"/>
+          <w:color w:val="1A2340"/>
+          <w:sz w:val="30"/>
+        </w:rPr>
+        <w:t>同一家店，三種情況分開判</w:t>
+      </w:r>
+    </w:p>
+    <w:p>
+      <w:pPr>
+        <w:keepNext w:val="0"/>
+        <w:keepLines w:val="0"/>
+        <w:spacing w:before="0" w:after="60" w:line="293" w:lineRule="auto"/>
+      </w:pPr>
+      <w:r>
+        <w:rPr>
+          <w:rFonts w:ascii="Arial Unicode MS" w:hAnsi="Arial Unicode MS" w:eastAsia="Arial Unicode MS"/>
+          <w:b w:val="0"/>
+          <w:i w:val="0"/>
+          <w:color w:val="1A2340"/>
+          <w:sz w:val="22"/>
+        </w:rPr>
+        <w:t>要查：今天全店飲料第二件半價。以下是教學用模擬資料，不是真實店家活動。</w:t>
+      </w:r>
+    </w:p>
+    <w:p>
+      <w:pPr>
+        <w:keepNext/>
+        <w:keepLines w:val="0"/>
+        <w:spacing w:before="60" w:after="20" w:line="293" w:lineRule="auto"/>
+      </w:pPr>
+      <w:r>
+        <w:rPr>
+          <w:rFonts w:ascii="Arial Unicode MS" w:hAnsi="Arial Unicode MS" w:eastAsia="Arial Unicode MS"/>
+          <w:b/>
+          <w:i w:val="0"/>
+          <w:color w:val="5B6573"/>
+          <w:sz w:val="22"/>
+        </w:rPr>
+        <w:t>① 還沒看</w:t>
+      </w:r>
+      <w:r>
+        <w:rPr>
+          <w:rFonts w:ascii="Arial Unicode MS" w:hAnsi="Arial Unicode MS" w:eastAsia="Arial Unicode MS"/>
+          <w:b w:val="0"/>
+          <w:i w:val="0"/>
+          <w:color w:val="7B8491"/>
+          <w:sz w:val="22"/>
+        </w:rPr>
+        <w:t xml:space="preserve">  ｜  </w:t>
+      </w:r>
+      <w:r>
+        <w:rPr>
+          <w:rFonts w:ascii="Arial Unicode MS" w:hAnsi="Arial Unicode MS" w:eastAsia="Arial Unicode MS"/>
+          <w:b w:val="0"/>
+          <w:i w:val="0"/>
+          <w:color w:val="1A2340"/>
+          <w:sz w:val="22"/>
+        </w:rPr>
+        <w:t>只知道有官網，還沒打開活動內容。</w:t>
+      </w:r>
+    </w:p>
+    <w:p>
+      <w:pPr>
+        <w:keepNext w:val="0"/>
+        <w:keepLines w:val="0"/>
+        <w:spacing w:before="0" w:after="20" w:line="293" w:lineRule="auto"/>
+      </w:pPr>
+      <w:r>
+        <w:rPr>
+          <w:rFonts w:ascii="Arial Unicode MS" w:hAnsi="Arial Unicode MS" w:eastAsia="Arial Unicode MS"/>
+          <w:b w:val="0"/>
+          <w:i w:val="0"/>
+          <w:color w:val="1A2340"/>
+          <w:sz w:val="22"/>
+        </w:rPr>
+        <w:t>我選：□綠 □紅 □黃；讓我這樣判的字／缺少的資料：</w:t>
+      </w:r>
+    </w:p>
+    <w:tbl>
+      <w:tblPr>
+        <w:tblW w:type="dxa" w:w="9865"/>
+        <w:jc w:val="left"/>
+        <w:tblLayout w:type="fixed"/>
+        <w:tblLook w:firstColumn="1" w:firstRow="1" w:lastColumn="0" w:lastRow="0" w:noHBand="0" w:noVBand="1" w:val="04A0"/>
+        <w:tblInd w:type="dxa" w:w="0"/>
+      </w:tblPr>
+      <w:tblGrid>
+        <w:gridCol w:w="9865"/>
+      </w:tblGrid>
+      <w:tr>
+        <w:trPr>
+          <w:trHeight w:val="510" w:hRule="atLeast"/>
+        </w:trPr>
+        <w:tc>
+          <w:tcPr>
+            <w:tcW w:type="dxa" w:w="9865"/>
+            <w:tcMar>
+              <w:top w:w="0" w:type="dxa"/>
+              <w:start w:w="0" w:type="dxa"/>
+              <w:bottom w:w="0" w:type="dxa"/>
+              <w:end w:w="0" w:type="dxa"/>
+            </w:tcMar>
+            <w:tcBorders>
+              <w:top w:val="nil"/>
+              <w:bottom w:val="single" w:sz="5" w:space="0" w:color="CBD5E1"/>
+              <w:start w:val="nil"/>
+              <w:end w:val="nil"/>
+            </w:tcBorders>
+          </w:tcPr>
+          <w:p>
+            <w:pPr>
+              <w:spacing w:before="0" w:after="0" w:line="240" w:lineRule="auto"/>
+            </w:pPr>
+            <w:r>
+              <w:t xml:space="preserve"> </w:t>
+            </w:r>
+          </w:p>
+        </w:tc>
+      </w:tr>
+      <w:tr>
+        <w:trPr>
+          <w:trHeight w:val="510" w:hRule="atLeast"/>
+        </w:trPr>
+        <w:tc>
+          <w:tcPr>
+            <w:tcW w:type="dxa" w:w="9865"/>
+            <w:tcMar>
+              <w:top w:w="0" w:type="dxa"/>
+              <w:start w:w="0" w:type="dxa"/>
+              <w:bottom w:w="0" w:type="dxa"/>
+              <w:end w:w="0" w:type="dxa"/>
+            </w:tcMar>
+            <w:tcBorders>
+              <w:top w:val="nil"/>
+              <w:bottom w:val="single" w:sz="5" w:space="0" w:color="CBD5E1"/>
+              <w:start w:val="nil"/>
+              <w:end w:val="nil"/>
+            </w:tcBorders>
+          </w:tcPr>
+          <w:p>
+            <w:pPr>
+              <w:spacing w:before="0" w:after="20" w:line="240" w:lineRule="auto"/>
+            </w:pPr>
+            <w:r>
+              <w:t xml:space="preserve"> </w:t>
+            </w:r>
+          </w:p>
+        </w:tc>
+      </w:tr>
+    </w:tbl>
+    <w:p>
+      <w:pPr>
+        <w:keepNext/>
+        <w:keepLines w:val="0"/>
+        <w:spacing w:before="60" w:after="20" w:line="293" w:lineRule="auto"/>
+      </w:pPr>
+      <w:r>
+        <w:rPr>
+          <w:rFonts w:ascii="Arial Unicode MS" w:hAnsi="Arial Unicode MS" w:eastAsia="Arial Unicode MS"/>
+          <w:b/>
+          <w:i w:val="0"/>
+          <w:color w:val="5B6573"/>
+          <w:sz w:val="22"/>
+        </w:rPr>
+        <w:t>② 看過 A</w:t>
+      </w:r>
+      <w:r>
+        <w:rPr>
+          <w:rFonts w:ascii="Arial Unicode MS" w:hAnsi="Arial Unicode MS" w:eastAsia="Arial Unicode MS"/>
+          <w:b w:val="0"/>
+          <w:i w:val="0"/>
+          <w:color w:val="7B8491"/>
+          <w:sz w:val="22"/>
+        </w:rPr>
+        <w:t xml:space="preserve">  ｜  </w:t>
+      </w:r>
+      <w:r>
+        <w:rPr>
+          <w:rFonts w:ascii="Arial Unicode MS" w:hAnsi="Arial Unicode MS" w:eastAsia="Arial Unicode MS"/>
+          <w:b w:val="0"/>
+          <w:i w:val="0"/>
+          <w:color w:val="1A2340"/>
+          <w:sz w:val="22"/>
+        </w:rPr>
+        <w:t>頁面寫：今天全店飲料第二件半價。</w:t>
+      </w:r>
+    </w:p>
+    <w:p>
+      <w:pPr>
+        <w:keepNext w:val="0"/>
+        <w:keepLines w:val="0"/>
+        <w:spacing w:before="0" w:after="20" w:line="293" w:lineRule="auto"/>
+      </w:pPr>
+      <w:r>
+        <w:rPr>
+          <w:rFonts w:ascii="Arial Unicode MS" w:hAnsi="Arial Unicode MS" w:eastAsia="Arial Unicode MS"/>
+          <w:b w:val="0"/>
+          <w:i w:val="0"/>
+          <w:color w:val="1A2340"/>
+          <w:sz w:val="22"/>
+        </w:rPr>
+        <w:t>我選：□綠 □紅 □黃；讓我這樣判的字／缺少的資料：</w:t>
+      </w:r>
+    </w:p>
+    <w:tbl>
+      <w:tblPr>
+        <w:tblW w:type="dxa" w:w="9865"/>
+        <w:jc w:val="left"/>
+        <w:tblLayout w:type="fixed"/>
+        <w:tblLook w:firstColumn="1" w:firstRow="1" w:lastColumn="0" w:lastRow="0" w:noHBand="0" w:noVBand="1" w:val="04A0"/>
+        <w:tblInd w:type="dxa" w:w="0"/>
+      </w:tblPr>
+      <w:tblGrid>
+        <w:gridCol w:w="9865"/>
+      </w:tblGrid>
+      <w:tr>
+        <w:trPr>
+          <w:trHeight w:val="510" w:hRule="atLeast"/>
+        </w:trPr>
+        <w:tc>
+          <w:tcPr>
+            <w:tcW w:type="dxa" w:w="9865"/>
+            <w:tcMar>
+              <w:top w:w="0" w:type="dxa"/>
+              <w:start w:w="0" w:type="dxa"/>
+              <w:bottom w:w="0" w:type="dxa"/>
+              <w:end w:w="0" w:type="dxa"/>
+            </w:tcMar>
+            <w:tcBorders>
+              <w:top w:val="nil"/>
+              <w:bottom w:val="single" w:sz="5" w:space="0" w:color="CBD5E1"/>
+              <w:start w:val="nil"/>
+              <w:end w:val="nil"/>
+            </w:tcBorders>
+          </w:tcPr>
+          <w:p>
+            <w:pPr>
+              <w:spacing w:before="0" w:after="0" w:line="240" w:lineRule="auto"/>
+            </w:pPr>
+            <w:r>
+              <w:t xml:space="preserve"> </w:t>
+            </w:r>
+          </w:p>
+        </w:tc>
+      </w:tr>
+      <w:tr>
+        <w:trPr>
+          <w:trHeight w:val="510" w:hRule="atLeast"/>
+        </w:trPr>
+        <w:tc>
+          <w:tcPr>
+            <w:tcW w:type="dxa" w:w="9865"/>
+            <w:tcMar>
+              <w:top w:w="0" w:type="dxa"/>
+              <w:start w:w="0" w:type="dxa"/>
+              <w:bottom w:w="0" w:type="dxa"/>
+              <w:end w:w="0" w:type="dxa"/>
+            </w:tcMar>
+            <w:tcBorders>
+              <w:top w:val="nil"/>
+              <w:bottom w:val="single" w:sz="5" w:space="0" w:color="CBD5E1"/>
+              <w:start w:val="nil"/>
+              <w:end w:val="nil"/>
+            </w:tcBorders>
+          </w:tcPr>
+          <w:p>
+            <w:pPr>
+              <w:spacing w:before="0" w:after="20" w:line="240" w:lineRule="auto"/>
+            </w:pPr>
+            <w:r>
+              <w:t xml:space="preserve"> </w:t>
+            </w:r>
+          </w:p>
+        </w:tc>
+      </w:tr>
+    </w:tbl>
+    <w:p>
+      <w:pPr>
+        <w:keepNext/>
+        <w:keepLines w:val="0"/>
+        <w:spacing w:before="60" w:after="20" w:line="293" w:lineRule="auto"/>
+      </w:pPr>
+      <w:r>
+        <w:rPr>
+          <w:rFonts w:ascii="Arial Unicode MS" w:hAnsi="Arial Unicode MS" w:eastAsia="Arial Unicode MS"/>
+          <w:b/>
+          <w:i w:val="0"/>
+          <w:color w:val="5B6573"/>
+          <w:sz w:val="22"/>
+        </w:rPr>
+        <w:t>③ 另一種情況 B</w:t>
+      </w:r>
+      <w:r>
+        <w:rPr>
+          <w:rFonts w:ascii="Arial Unicode MS" w:hAnsi="Arial Unicode MS" w:eastAsia="Arial Unicode MS"/>
+          <w:b w:val="0"/>
+          <w:i w:val="0"/>
+          <w:color w:val="7B8491"/>
+          <w:sz w:val="22"/>
+        </w:rPr>
+        <w:t xml:space="preserve">  ｜  </w:t>
+      </w:r>
+      <w:r>
+        <w:rPr>
+          <w:rFonts w:ascii="Arial Unicode MS" w:hAnsi="Arial Unicode MS" w:eastAsia="Arial Unicode MS"/>
+          <w:b w:val="0"/>
+          <w:i w:val="0"/>
+          <w:color w:val="1A2340"/>
+          <w:sz w:val="22"/>
+        </w:rPr>
+        <w:t>頁面寫：活動昨天結束，今天所有飲料恢復原價。</w:t>
+      </w:r>
+    </w:p>
+    <w:p>
+      <w:pPr>
+        <w:keepNext w:val="0"/>
+        <w:keepLines w:val="0"/>
+        <w:spacing w:before="0" w:after="20" w:line="293" w:lineRule="auto"/>
+      </w:pPr>
+      <w:r>
+        <w:rPr>
+          <w:rFonts w:ascii="Arial Unicode MS" w:hAnsi="Arial Unicode MS" w:eastAsia="Arial Unicode MS"/>
+          <w:b w:val="0"/>
+          <w:i w:val="0"/>
+          <w:color w:val="1A2340"/>
+          <w:sz w:val="22"/>
+        </w:rPr>
+        <w:t>我選：□綠 □紅 □黃；讓我這樣判的字／缺少的資料：</w:t>
+      </w:r>
+    </w:p>
+    <w:tbl>
+      <w:tblPr>
+        <w:tblW w:type="dxa" w:w="9865"/>
+        <w:jc w:val="left"/>
+        <w:tblLayout w:type="fixed"/>
+        <w:tblLook w:firstColumn="1" w:firstRow="1" w:lastColumn="0" w:lastRow="0" w:noHBand="0" w:noVBand="1" w:val="04A0"/>
+        <w:tblInd w:type="dxa" w:w="0"/>
+      </w:tblPr>
+      <w:tblGrid>
+        <w:gridCol w:w="9865"/>
+      </w:tblGrid>
+      <w:tr>
+        <w:trPr>
+          <w:trHeight w:val="510" w:hRule="atLeast"/>
+        </w:trPr>
+        <w:tc>
+          <w:tcPr>
+            <w:tcW w:type="dxa" w:w="9865"/>
+            <w:tcMar>
+              <w:top w:w="0" w:type="dxa"/>
+              <w:start w:w="0" w:type="dxa"/>
+              <w:bottom w:w="0" w:type="dxa"/>
+              <w:end w:w="0" w:type="dxa"/>
+            </w:tcMar>
+            <w:tcBorders>
+              <w:top w:val="nil"/>
+              <w:bottom w:val="single" w:sz="5" w:space="0" w:color="CBD5E1"/>
+              <w:start w:val="nil"/>
+              <w:end w:val="nil"/>
+            </w:tcBorders>
+          </w:tcPr>
+          <w:p>
+            <w:pPr>
+              <w:spacing w:before="0" w:after="0" w:line="240" w:lineRule="auto"/>
+            </w:pPr>
+            <w:r>
+              <w:t xml:space="preserve"> </w:t>
+            </w:r>
+          </w:p>
+        </w:tc>
+      </w:tr>
+      <w:tr>
+        <w:trPr>
+          <w:trHeight w:val="510" w:hRule="atLeast"/>
+        </w:trPr>
+        <w:tc>
+          <w:tcPr>
+            <w:tcW w:type="dxa" w:w="9865"/>
+            <w:tcMar>
+              <w:top w:w="0" w:type="dxa"/>
+              <w:start w:w="0" w:type="dxa"/>
+              <w:bottom w:w="0" w:type="dxa"/>
+              <w:end w:w="0" w:type="dxa"/>
+            </w:tcMar>
+            <w:tcBorders>
+              <w:top w:val="nil"/>
+              <w:bottom w:val="single" w:sz="5" w:space="0" w:color="CBD5E1"/>
+              <w:start w:val="nil"/>
+              <w:end w:val="nil"/>
+            </w:tcBorders>
+          </w:tcPr>
+          <w:p>
+            <w:pPr>
+              <w:spacing w:before="0" w:after="20" w:line="240" w:lineRule="auto"/>
+            </w:pPr>
+            <w:r>
+              <w:t xml:space="preserve"> </w:t>
+            </w:r>
+          </w:p>
+        </w:tc>
+      </w:tr>
+    </w:tbl>
+    <w:p>
+      <w:pPr>
+        <w:keepNext w:val="0"/>
+        <w:keepLines w:val="0"/>
+        <w:spacing w:before="60" w:after="40" w:line="293" w:lineRule="auto"/>
+      </w:pPr>
+      <w:r>
+        <w:rPr>
+          <w:rFonts w:ascii="Arial Unicode MS" w:hAnsi="Arial Unicode MS" w:eastAsia="Arial Unicode MS"/>
+          <w:b/>
+          <w:i w:val="0"/>
+          <w:color w:val="1A2340"/>
+          <w:sz w:val="22"/>
+        </w:rPr>
+        <w:t>想一想：只查到紅茶半價，能不能直接說全店都半價？</w:t>
+      </w:r>
+    </w:p>
+    <w:tbl>
+      <w:tblPr>
+        <w:tblW w:type="dxa" w:w="9865"/>
+        <w:jc w:val="left"/>
+        <w:tblLayout w:type="fixed"/>
+        <w:tblLook w:firstColumn="1" w:firstRow="1" w:lastColumn="0" w:lastRow="0" w:noHBand="0" w:noVBand="1" w:val="04A0"/>
+        <w:tblInd w:type="dxa" w:w="0"/>
+      </w:tblPr>
+      <w:tblGrid>
+        <w:gridCol w:w="9865"/>
+      </w:tblGrid>
+      <w:tr>
+        <w:trPr>
+          <w:trHeight w:val="510" w:hRule="atLeast"/>
+        </w:trPr>
+        <w:tc>
+          <w:tcPr>
+            <w:tcW w:type="dxa" w:w="9865"/>
+            <w:tcMar>
+              <w:top w:w="0" w:type="dxa"/>
+              <w:start w:w="0" w:type="dxa"/>
+              <w:bottom w:w="0" w:type="dxa"/>
+              <w:end w:w="0" w:type="dxa"/>
+            </w:tcMar>
+            <w:tcBorders>
+              <w:top w:val="nil"/>
+              <w:bottom w:val="single" w:sz="5" w:space="0" w:color="CBD5E1"/>
+              <w:start w:val="nil"/>
+              <w:end w:val="nil"/>
+            </w:tcBorders>
+          </w:tcPr>
+          <w:p>
+            <w:pPr>
+              <w:spacing w:before="0" w:after="0" w:line="240" w:lineRule="auto"/>
+            </w:pPr>
+            <w:r>
+              <w:t xml:space="preserve"> </w:t>
+            </w:r>
+          </w:p>
+        </w:tc>
+      </w:tr>
+    </w:tbl>
+    <w:p>
+      <w:pPr>
+        <w:keepNext/>
+        <w:keepLines w:val="0"/>
+        <w:pageBreakBefore/>
+        <w:spacing w:before="0" w:after="60" w:line="293" w:lineRule="auto"/>
+      </w:pPr>
+      <w:r>
+        <w:rPr>
+          <w:rFonts w:ascii="JetBrains Mono" w:hAnsi="JetBrains Mono" w:eastAsia="Arial Unicode MS"/>
+          <w:b/>
+          <w:i w:val="0"/>
+          <w:color w:val="1D4ED8"/>
+          <w:sz w:val="22"/>
+        </w:rPr>
+        <w:t>W2 / 02</w:t>
+      </w:r>
+    </w:p>
+    <w:p>
+      <w:pPr>
+        <w:keepNext/>
+        <w:keepLines w:val="0"/>
+        <w:spacing w:before="0" w:after="80" w:line="252" w:lineRule="auto"/>
+      </w:pPr>
+      <w:r>
+        <w:rPr>
+          <w:rFonts w:ascii="Arial Unicode MS" w:hAnsi="Arial Unicode MS" w:eastAsia="Arial Unicode MS"/>
+          <w:b/>
+          <w:i w:val="0"/>
+          <w:color w:val="1A2340"/>
+          <w:sz w:val="44"/>
+        </w:rPr>
+        <w:t>換成關於你的文字</w:t>
+      </w:r>
+    </w:p>
+    <w:p>
+      <w:pPr>
+        <w:keepNext w:val="0"/>
+        <w:keepLines w:val="0"/>
+        <w:spacing w:before="0" w:after="140" w:line="293" w:lineRule="auto"/>
+      </w:pPr>
+      <w:r>
+        <w:rPr>
+          <w:rFonts w:ascii="Arial Unicode MS" w:hAnsi="Arial Unicode MS" w:eastAsia="Arial Unicode MS"/>
+          <w:b w:val="0"/>
+          <w:i w:val="0"/>
+          <w:color w:val="5B6573"/>
+          <w:sz w:val="22"/>
+        </w:rPr>
+        <w:t>剛剛的店家說法是別人寫的；同一套規則現在放回你自己寫的字上。</w:t>
+      </w:r>
+    </w:p>
+    <w:p>
+      <w:pPr>
+        <w:keepNext/>
+        <w:keepLines w:val="0"/>
+        <w:spacing w:before="40" w:after="100" w:line="293" w:lineRule="auto"/>
+      </w:pPr>
+      <w:r>
+        <w:rPr>
+          <w:rFonts w:ascii="JetBrains Mono" w:hAnsi="JetBrains Mono" w:eastAsia="Arial Unicode MS"/>
+          <w:b/>
+          <w:i w:val="0"/>
+          <w:color w:val="1D4ED8"/>
+          <w:sz w:val="30"/>
+        </w:rPr>
+        <w:t>02</w:t>
       </w:r>
       <w:r>
         <w:rPr>
@@ -833,7 +1376,7 @@
           <w:color w:val="1D4ED8"/>
           <w:sz w:val="22"/>
         </w:rPr>
-        <w:t>W2 / 02</w:t>
+        <w:t>W2 / 03</w:t>
       </w:r>
     </w:p>
     <w:p>
@@ -867,7 +1410,7 @@
           <w:color w:val="5B6573"/>
           <w:sz w:val="22"/>
         </w:rPr>
-        <w:t>只給寫作需要的線索；AI 結果留在手機，不用列印。</w:t>
+        <w:t>六句都是 AI 重新寫的；找出要查的字詞，再用證據選顏色。</w:t>
       </w:r>
     </w:p>
     <w:p>
@@ -884,7 +1427,7 @@
           <w:color w:val="1D4ED8"/>
           <w:sz w:val="30"/>
         </w:rPr>
-        <w:t>02</w:t>
+        <w:t>03</w:t>
       </w:r>
       <w:r>
         <w:rPr>
@@ -1179,7 +1722,7 @@
           <w:color w:val="1D4ED8"/>
           <w:sz w:val="30"/>
         </w:rPr>
-        <w:t>03</w:t>
+        <w:t>04</w:t>
       </w:r>
       <w:r>
         <w:rPr>
@@ -1199,7 +1742,7 @@
           <w:color w:val="1A2340"/>
           <w:sz w:val="30"/>
         </w:rPr>
-        <w:t>把資訊卡貼給 AI</w:t>
+        <w:t>把資訊卡和提示詞貼給 AI</w:t>
       </w:r>
     </w:p>
     <w:tbl>
@@ -1266,7 +1809,7 @@
           <w:color w:val="5B6573"/>
           <w:sz w:val="22"/>
         </w:rPr>
-        <w:t>網站簡報可直接複製指令。沒有裝置，使用老師提供的「匿名事件卡＋配對六句」。</w:t>
+        <w:t>提示詞就是給 AI 的指令。AI 回覆後，只截圖六句，用手機內建標記圈出要查的字詞，再上傳 Classroom；不要截到上方資訊卡或整段聊天。沒有裝置，使用老師提供的「匿名事件卡＋配對六句」，直接在紙上圈，最後拍照上傳。</w:t>
       </w:r>
     </w:p>
     <w:p>
@@ -1283,7 +1826,7 @@
           <w:color w:val="1D4ED8"/>
           <w:sz w:val="30"/>
         </w:rPr>
-        <w:t>04</w:t>
+        <w:t>05</w:t>
       </w:r>
       <w:r>
         <w:rPr>
@@ -1343,6 +1886,23 @@
         <w:t xml:space="preserve">　把握 ____％　→ 查完回填 ✓／✗：____　（不評分）</w:t>
       </w:r>
     </w:p>
+    <w:p>
+      <w:pPr>
+        <w:keepNext w:val="0"/>
+        <w:keepLines w:val="0"/>
+        <w:spacing w:before="0" w:after="60" w:line="293" w:lineRule="auto"/>
+      </w:pPr>
+      <w:r>
+        <w:rPr>
+          <w:rFonts w:ascii="Arial Unicode MS" w:hAnsi="Arial Unicode MS" w:eastAsia="Arial Unicode MS"/>
+          <w:b w:val="0"/>
+          <w:i w:val="0"/>
+          <w:color w:val="5B6573"/>
+          <w:sz w:val="20"/>
+        </w:rPr>
+        <w:t>六句都是 AI 根據資訊卡重新寫的。看自己圈出的字詞，再選顏色並寫下依據；不用重抄六句。</w:t>
+      </w:r>
+    </w:p>
     <w:tbl>
       <w:tblPr>
         <w:tblW w:type="dxa" w:w="9865"/>
@@ -1356,8 +1916,7 @@
         <w:gridCol w:w="600"/>
         <w:gridCol w:w="600"/>
         <w:gridCol w:w="600"/>
-        <w:gridCol w:w="2265"/>
-        <w:gridCol w:w="5200"/>
+        <w:gridCol w:w="7465"/>
       </w:tblGrid>
       <w:tr>
         <w:tc>
@@ -1498,41 +2057,7 @@
         </w:tc>
         <w:tc>
           <w:tcPr>
-            <w:tcW w:type="dxa" w:w="2265"/>
-            <w:tcMar>
-              <w:top w:w="65" w:type="dxa"/>
-              <w:start w:w="70" w:type="dxa"/>
-              <w:bottom w:w="65" w:type="dxa"/>
-              <w:end w:w="70" w:type="dxa"/>
-            </w:tcMar>
-            <w:shd w:val="clear" w:color="auto" w:fill="F5F7FA"/>
-            <w:tcBorders>
-              <w:top w:val="nil"/>
-              <w:bottom w:val="single" w:sz="7" w:space="0" w:color="CBD5E1"/>
-              <w:start w:val="nil"/>
-              <w:end w:val="single" w:sz="4" w:space="0" w:color="CBD5E1"/>
-            </w:tcBorders>
-          </w:tcPr>
-          <w:p>
-            <w:pPr>
-              <w:spacing w:before="0" w:after="0"/>
-              <w:jc w:val="center"/>
-            </w:pPr>
-            <w:r>
-              <w:rPr>
-                <w:rFonts w:ascii="Arial Unicode MS" w:hAnsi="Arial Unicode MS" w:eastAsia="Arial Unicode MS"/>
-                <w:b/>
-                <w:i w:val="0"/>
-                <w:color w:val="1A2340"/>
-                <w:sz w:val="18"/>
-              </w:rPr>
-              <w:t>若綠：來源</w:t>
-            </w:r>
-          </w:p>
-        </w:tc>
-        <w:tc>
-          <w:tcPr>
-            <w:tcW w:type="dxa" w:w="5200"/>
+            <w:tcW w:type="dxa" w:w="7465"/>
             <w:tcMar>
               <w:top w:w="65" w:type="dxa"/>
               <w:start w:w="70" w:type="dxa"/>
@@ -1560,7 +2085,7 @@
                 <w:color w:val="1A2340"/>
                 <w:sz w:val="18"/>
               </w:rPr>
-              <w:t>紅／黃原句＋理由；全綠寫最薄弱依據</w:t>
+              <w:t>判定依據或疑問（短詞即可）</w:t>
             </w:r>
           </w:p>
         </w:tc>
@@ -1703,40 +2228,7 @@
         </w:tc>
         <w:tc>
           <w:tcPr>
-            <w:tcW w:type="dxa" w:w="2265"/>
-            <w:tcMar>
-              <w:top w:w="30" w:type="dxa"/>
-              <w:start w:w="70" w:type="dxa"/>
-              <w:bottom w:w="30" w:type="dxa"/>
-              <w:end w:w="70" w:type="dxa"/>
-            </w:tcMar>
-            <w:tcBorders>
-              <w:top w:val="nil"/>
-              <w:bottom w:val="single" w:sz="5" w:space="0" w:color="CBD5E1"/>
-              <w:start w:val="nil"/>
-              <w:end w:val="single" w:sz="4" w:space="0" w:color="CBD5E1"/>
-            </w:tcBorders>
-          </w:tcPr>
-          <w:p>
-            <w:pPr>
-              <w:spacing w:before="0" w:after="0"/>
-              <w:jc w:val="center"/>
-            </w:pPr>
-            <w:r>
-              <w:rPr>
-                <w:rFonts w:ascii="Arial Unicode MS" w:hAnsi="Arial Unicode MS" w:eastAsia="Arial Unicode MS"/>
-                <w:b w:val="0"/>
-                <w:i w:val="0"/>
-                <w:color w:val="1A2340"/>
-                <w:sz w:val="17"/>
-              </w:rPr>
-              <w:t>□我說過　□AI補對</w:t>
-            </w:r>
-          </w:p>
-        </w:tc>
-        <w:tc>
-          <w:tcPr>
-            <w:tcW w:type="dxa" w:w="5200"/>
+            <w:tcW w:type="dxa" w:w="7465"/>
             <w:tcMar>
               <w:top w:w="30" w:type="dxa"/>
               <w:start w:w="70" w:type="dxa"/>
@@ -1899,40 +2391,7 @@
         </w:tc>
         <w:tc>
           <w:tcPr>
-            <w:tcW w:type="dxa" w:w="2265"/>
-            <w:tcMar>
-              <w:top w:w="30" w:type="dxa"/>
-              <w:start w:w="70" w:type="dxa"/>
-              <w:bottom w:w="30" w:type="dxa"/>
-              <w:end w:w="70" w:type="dxa"/>
-            </w:tcMar>
-            <w:tcBorders>
-              <w:top w:val="nil"/>
-              <w:bottom w:val="single" w:sz="5" w:space="0" w:color="CBD5E1"/>
-              <w:start w:val="nil"/>
-              <w:end w:val="single" w:sz="4" w:space="0" w:color="CBD5E1"/>
-            </w:tcBorders>
-          </w:tcPr>
-          <w:p>
-            <w:pPr>
-              <w:spacing w:before="0" w:after="0"/>
-              <w:jc w:val="center"/>
-            </w:pPr>
-            <w:r>
-              <w:rPr>
-                <w:rFonts w:ascii="Arial Unicode MS" w:hAnsi="Arial Unicode MS" w:eastAsia="Arial Unicode MS"/>
-                <w:b w:val="0"/>
-                <w:i w:val="0"/>
-                <w:color w:val="1A2340"/>
-                <w:sz w:val="17"/>
-              </w:rPr>
-              <w:t>□我說過　□AI補對</w:t>
-            </w:r>
-          </w:p>
-        </w:tc>
-        <w:tc>
-          <w:tcPr>
-            <w:tcW w:type="dxa" w:w="5200"/>
+            <w:tcW w:type="dxa" w:w="7465"/>
             <w:tcMar>
               <w:top w:w="30" w:type="dxa"/>
               <w:start w:w="70" w:type="dxa"/>
@@ -2095,40 +2554,7 @@
         </w:tc>
         <w:tc>
           <w:tcPr>
-            <w:tcW w:type="dxa" w:w="2265"/>
-            <w:tcMar>
-              <w:top w:w="30" w:type="dxa"/>
-              <w:start w:w="70" w:type="dxa"/>
-              <w:bottom w:w="30" w:type="dxa"/>
-              <w:end w:w="70" w:type="dxa"/>
-            </w:tcMar>
-            <w:tcBorders>
-              <w:top w:val="nil"/>
-              <w:bottom w:val="single" w:sz="5" w:space="0" w:color="CBD5E1"/>
-              <w:start w:val="nil"/>
-              <w:end w:val="single" w:sz="4" w:space="0" w:color="CBD5E1"/>
-            </w:tcBorders>
-          </w:tcPr>
-          <w:p>
-            <w:pPr>
-              <w:spacing w:before="0" w:after="0"/>
-              <w:jc w:val="center"/>
-            </w:pPr>
-            <w:r>
-              <w:rPr>
-                <w:rFonts w:ascii="Arial Unicode MS" w:hAnsi="Arial Unicode MS" w:eastAsia="Arial Unicode MS"/>
-                <w:b w:val="0"/>
-                <w:i w:val="0"/>
-                <w:color w:val="1A2340"/>
-                <w:sz w:val="17"/>
-              </w:rPr>
-              <w:t>□我說過　□AI補對</w:t>
-            </w:r>
-          </w:p>
-        </w:tc>
-        <w:tc>
-          <w:tcPr>
-            <w:tcW w:type="dxa" w:w="5200"/>
+            <w:tcW w:type="dxa" w:w="7465"/>
             <w:tcMar>
               <w:top w:w="30" w:type="dxa"/>
               <w:start w:w="70" w:type="dxa"/>
@@ -2291,40 +2717,7 @@
         </w:tc>
         <w:tc>
           <w:tcPr>
-            <w:tcW w:type="dxa" w:w="2265"/>
-            <w:tcMar>
-              <w:top w:w="30" w:type="dxa"/>
-              <w:start w:w="70" w:type="dxa"/>
-              <w:bottom w:w="30" w:type="dxa"/>
-              <w:end w:w="70" w:type="dxa"/>
-            </w:tcMar>
-            <w:tcBorders>
-              <w:top w:val="nil"/>
-              <w:bottom w:val="single" w:sz="5" w:space="0" w:color="CBD5E1"/>
-              <w:start w:val="nil"/>
-              <w:end w:val="single" w:sz="4" w:space="0" w:color="CBD5E1"/>
-            </w:tcBorders>
-          </w:tcPr>
-          <w:p>
-            <w:pPr>
-              <w:spacing w:before="0" w:after="0"/>
-              <w:jc w:val="center"/>
-            </w:pPr>
-            <w:r>
-              <w:rPr>
-                <w:rFonts w:ascii="Arial Unicode MS" w:hAnsi="Arial Unicode MS" w:eastAsia="Arial Unicode MS"/>
-                <w:b w:val="0"/>
-                <w:i w:val="0"/>
-                <w:color w:val="1A2340"/>
-                <w:sz w:val="17"/>
-              </w:rPr>
-              <w:t>□我說過　□AI補對</w:t>
-            </w:r>
-          </w:p>
-        </w:tc>
-        <w:tc>
-          <w:tcPr>
-            <w:tcW w:type="dxa" w:w="5200"/>
+            <w:tcW w:type="dxa" w:w="7465"/>
             <w:tcMar>
               <w:top w:w="30" w:type="dxa"/>
               <w:start w:w="70" w:type="dxa"/>
@@ -2487,40 +2880,7 @@
         </w:tc>
         <w:tc>
           <w:tcPr>
-            <w:tcW w:type="dxa" w:w="2265"/>
-            <w:tcMar>
-              <w:top w:w="30" w:type="dxa"/>
-              <w:start w:w="70" w:type="dxa"/>
-              <w:bottom w:w="30" w:type="dxa"/>
-              <w:end w:w="70" w:type="dxa"/>
-            </w:tcMar>
-            <w:tcBorders>
-              <w:top w:val="nil"/>
-              <w:bottom w:val="single" w:sz="5" w:space="0" w:color="CBD5E1"/>
-              <w:start w:val="nil"/>
-              <w:end w:val="single" w:sz="4" w:space="0" w:color="CBD5E1"/>
-            </w:tcBorders>
-          </w:tcPr>
-          <w:p>
-            <w:pPr>
-              <w:spacing w:before="0" w:after="0"/>
-              <w:jc w:val="center"/>
-            </w:pPr>
-            <w:r>
-              <w:rPr>
-                <w:rFonts w:ascii="Arial Unicode MS" w:hAnsi="Arial Unicode MS" w:eastAsia="Arial Unicode MS"/>
-                <w:b w:val="0"/>
-                <w:i w:val="0"/>
-                <w:color w:val="1A2340"/>
-                <w:sz w:val="17"/>
-              </w:rPr>
-              <w:t>□我說過　□AI補對</w:t>
-            </w:r>
-          </w:p>
-        </w:tc>
-        <w:tc>
-          <w:tcPr>
-            <w:tcW w:type="dxa" w:w="5200"/>
+            <w:tcW w:type="dxa" w:w="7465"/>
             <w:tcMar>
               <w:top w:w="30" w:type="dxa"/>
               <w:start w:w="70" w:type="dxa"/>
@@ -2683,40 +3043,7 @@
         </w:tc>
         <w:tc>
           <w:tcPr>
-            <w:tcW w:type="dxa" w:w="2265"/>
-            <w:tcMar>
-              <w:top w:w="30" w:type="dxa"/>
-              <w:start w:w="70" w:type="dxa"/>
-              <w:bottom w:w="30" w:type="dxa"/>
-              <w:end w:w="70" w:type="dxa"/>
-            </w:tcMar>
-            <w:tcBorders>
-              <w:top w:val="nil"/>
-              <w:bottom w:val="single" w:sz="5" w:space="0" w:color="CBD5E1"/>
-              <w:start w:val="nil"/>
-              <w:end w:val="single" w:sz="4" w:space="0" w:color="CBD5E1"/>
-            </w:tcBorders>
-          </w:tcPr>
-          <w:p>
-            <w:pPr>
-              <w:spacing w:before="0" w:after="0"/>
-              <w:jc w:val="center"/>
-            </w:pPr>
-            <w:r>
-              <w:rPr>
-                <w:rFonts w:ascii="Arial Unicode MS" w:hAnsi="Arial Unicode MS" w:eastAsia="Arial Unicode MS"/>
-                <w:b w:val="0"/>
-                <w:i w:val="0"/>
-                <w:color w:val="1A2340"/>
-                <w:sz w:val="17"/>
-              </w:rPr>
-              <w:t>□我說過　□AI補對</w:t>
-            </w:r>
-          </w:p>
-        </w:tc>
-        <w:tc>
-          <w:tcPr>
-            <w:tcW w:type="dxa" w:w="5200"/>
+            <w:tcW w:type="dxa" w:w="7465"/>
             <w:tcMar>
               <w:top w:w="30" w:type="dxa"/>
               <w:start w:w="70" w:type="dxa"/>
@@ -2757,7 +3084,7 @@
           <w:color w:val="1D4ED8"/>
           <w:sz w:val="22"/>
         </w:rPr>
-        <w:t>W2 / 03</w:t>
+        <w:t>W2 / 04</w:t>
       </w:r>
     </w:p>
     <w:p>
@@ -2837,7 +3164,7 @@
                 <w:color w:val="167A48"/>
                 <w:sz w:val="22"/>
               </w:rPr>
-              <w:t>綠｜可以確認發生過</w:t>
+              <w:t>綠｜看過，而且支持</w:t>
             </w:r>
           </w:p>
           <w:p>
@@ -2854,7 +3181,7 @@
                 <w:color w:val="5B6573"/>
                 <w:sz w:val="22"/>
               </w:rPr>
-              <w:t>我有記憶、紀錄或具體線索能確認。</w:t>
+              <w:t>我已看過證據，它支持這句話，而且這句話沒有說得比證據更多。</w:t>
             </w:r>
           </w:p>
         </w:tc>
@@ -2887,7 +3214,7 @@
                 <w:color w:val="C2414D"/>
                 <w:sz w:val="22"/>
               </w:rPr>
-              <w:t>紅｜可以確認沒發生</w:t>
+              <w:t>紅｜有直接衝突</w:t>
             </w:r>
           </w:p>
           <w:p>
@@ -2904,7 +3231,7 @@
                 <w:color w:val="5B6573"/>
                 <w:sz w:val="22"/>
               </w:rPr>
-              <w:t>文字加了我確定沒有的事件或細節。</w:t>
+              <w:t>我手上有證據，直接和這句話衝突。</w:t>
             </w:r>
           </w:p>
         </w:tc>
@@ -2937,7 +3264,7 @@
                 <w:color w:val="9A6700"/>
                 <w:sz w:val="22"/>
               </w:rPr>
-              <w:t>黃｜合理，但無法確認</w:t>
+              <w:t>黃｜目前還不能判斷</w:t>
             </w:r>
           </w:p>
           <w:p>
@@ -2954,7 +3281,7 @@
                 <w:color w:val="5B6573"/>
                 <w:sz w:val="22"/>
               </w:rPr>
-              <w:t>不能確認當時真的發生或想過。</w:t>
+              <w:t>目前還不能判斷：沒找到、拿不到，或找到的證據還不夠。</w:t>
             </w:r>
           </w:p>
         </w:tc>
@@ -3014,7 +3341,7 @@
                 <w:color w:val="1A2340"/>
                 <w:sz w:val="22"/>
               </w:rPr>
-              <w:t xml:space="preserve">　「什麼東西可以判定它？」說不出判定方式的，一律從綠降黃。想查的人用下面三梯；梯2、梯3 沒有或不想用，都不影響學習關卡 1 狀態。</w:t>
+              <w:t xml:space="preserve">　四步：讀原句 → 找證據 → 比對內容 → 選色加理由。有網址，還沒看，不算綠。想查再用下面三條路；第 2、3 條自願。</w:t>
             </w:r>
           </w:p>
         </w:tc>
@@ -3063,7 +3390,7 @@
                 <w:color w:val="1D4ED8"/>
                 <w:sz w:val="22"/>
               </w:rPr>
-              <w:t>梯1　公共可查</w:t>
+              <w:t>方法 1　公共可查</w:t>
             </w:r>
           </w:p>
           <w:p>
@@ -3113,7 +3440,7 @@
                 <w:color w:val="1D4ED8"/>
                 <w:sz w:val="22"/>
               </w:rPr>
-              <w:t>梯2　我的數位痕跡</w:t>
+              <w:t>方法 2　我的數位紀錄</w:t>
             </w:r>
           </w:p>
           <w:p>
@@ -3163,7 +3490,7 @@
                 <w:color w:val="1D4ED8"/>
                 <w:sz w:val="22"/>
               </w:rPr>
-              <w:t>梯3　問同行的人</w:t>
+              <w:t>方法 3　問同行的人</w:t>
             </w:r>
           </w:p>
           <w:p>
@@ -3200,7 +3527,7 @@
           <w:color w:val="1D4ED8"/>
           <w:sz w:val="30"/>
         </w:rPr>
-        <w:t>05</w:t>
+        <w:t>06</w:t>
       </w:r>
       <w:r>
         <w:rPr>
@@ -3220,7 +3547,7 @@
           <w:color w:val="1A2340"/>
           <w:sz w:val="30"/>
         </w:rPr>
-        <w:t>回到第 1 頁，用三色筆標記</w:t>
+        <w:t>回到自己的下午，用三色筆標記</w:t>
       </w:r>
     </w:p>
     <w:p>
@@ -3400,7 +3727,7 @@
           <w:color w:val="5B6573"/>
           <w:sz w:val="22"/>
         </w:rPr>
-        <w:t>如果有，抄下一個可以確認沒發生的地方；若全綠，勾「□ 全綠」，並確認每句都已寫具體依據。</w:t>
+        <w:t>如果有，抄下一個有證據直接衝突的地方（沒有紅色也可以）；若全綠，勾「□ 全綠」，並確認每句都已寫具體依據。</w:t>
       </w:r>
     </w:p>
     <w:tbl>
@@ -3509,7 +3836,7 @@
           <w:color w:val="1A2340"/>
           <w:sz w:val="22"/>
         </w:rPr>
-        <w:t>最難的黃色／最確定的紅色／全綠最薄弱依據｜判斷證據</w:t>
+        <w:t>選一句，說清楚你的判斷</w:t>
       </w:r>
     </w:p>
     <w:p>
@@ -3526,7 +3853,7 @@
           <w:color w:val="5B6573"/>
           <w:sz w:val="22"/>
         </w:rPr>
-        <w:t>抄下原句；說明黃色缺什麼、紅色憑什麼，或全綠中哪個確認依據最薄弱及理由。</w:t>
+        <w:t>有黃色或紅色：任選一句抄下來，寫「還缺什麼才能判定它」或「哪個證據直接反駁這句話」。如果全部是綠色：抄下證據最弱的一句，寫你目前靠什麼確認。</w:t>
       </w:r>
     </w:p>
     <w:tbl>
@@ -3615,7 +3942,7 @@
           <w:color w:val="1A2340"/>
           <w:sz w:val="20"/>
         </w:rPr>
-        <w:t>06 選擇分享｜□ 第 1 頁一小段　□ 老師公開例句；同學只問：要確認它，需要什麼證據？</w:t>
+        <w:t>選擇分享｜□ 自己的下午一小段　□ 老師公開例句；同學只問：要確認它，需要什麼證據？</w:t>
       </w:r>
     </w:p>
     <w:p>
@@ -3633,7 +3960,7 @@
           <w:color w:val="1D4ED8"/>
           <w:sz w:val="22"/>
         </w:rPr>
-        <w:t>W2 / 04</w:t>
+        <w:t>W2 / 05</w:t>
       </w:r>
     </w:p>
     <w:p>
@@ -4005,66 +4332,6 @@
           </w:tcPr>
           <w:p>
             <w:pPr>
-              <w:spacing w:before="0" w:after="0" w:line="240" w:lineRule="auto"/>
-            </w:pPr>
-            <w:r>
-              <w:t xml:space="preserve"> </w:t>
-            </w:r>
-          </w:p>
-        </w:tc>
-      </w:tr>
-      <w:tr>
-        <w:trPr>
-          <w:trHeight w:val="510" w:hRule="atLeast"/>
-        </w:trPr>
-        <w:tc>
-          <w:tcPr>
-            <w:tcW w:type="dxa" w:w="9865"/>
-            <w:tcMar>
-              <w:top w:w="0" w:type="dxa"/>
-              <w:start w:w="0" w:type="dxa"/>
-              <w:bottom w:w="0" w:type="dxa"/>
-              <w:end w:w="0" w:type="dxa"/>
-            </w:tcMar>
-            <w:tcBorders>
-              <w:top w:val="nil"/>
-              <w:bottom w:val="single" w:sz="5" w:space="0" w:color="CBD5E1"/>
-              <w:start w:val="nil"/>
-              <w:end w:val="nil"/>
-            </w:tcBorders>
-          </w:tcPr>
-          <w:p>
-            <w:pPr>
-              <w:spacing w:before="0" w:after="0" w:line="240" w:lineRule="auto"/>
-            </w:pPr>
-            <w:r>
-              <w:t xml:space="preserve"> </w:t>
-            </w:r>
-          </w:p>
-        </w:tc>
-      </w:tr>
-      <w:tr>
-        <w:trPr>
-          <w:trHeight w:val="510" w:hRule="atLeast"/>
-        </w:trPr>
-        <w:tc>
-          <w:tcPr>
-            <w:tcW w:type="dxa" w:w="9865"/>
-            <w:tcMar>
-              <w:top w:w="0" w:type="dxa"/>
-              <w:start w:w="0" w:type="dxa"/>
-              <w:bottom w:w="0" w:type="dxa"/>
-              <w:end w:w="0" w:type="dxa"/>
-            </w:tcMar>
-            <w:tcBorders>
-              <w:top w:val="nil"/>
-              <w:bottom w:val="single" w:sz="5" w:space="0" w:color="CBD5E1"/>
-              <w:start w:val="nil"/>
-              <w:end w:val="nil"/>
-            </w:tcBorders>
-          </w:tcPr>
-          <w:p>
-            <w:pPr>
               <w:spacing w:before="0" w:after="40" w:line="240" w:lineRule="auto"/>
             </w:pPr>
             <w:r>
@@ -4108,7 +4375,7 @@
           <w:color w:val="1A2340"/>
           <w:sz w:val="30"/>
         </w:rPr>
-        <w:t>W3 入場作業｜下週上課前</w:t>
+        <w:t>W3 入場作業｜拍下題目，回家另紙寫</w:t>
       </w:r>
     </w:p>
     <w:p>
@@ -4241,6 +4508,306 @@
           </w:tcPr>
           <w:p>
             <w:pPr>
+              <w:spacing w:before="0" w:after="40" w:line="240" w:lineRule="auto"/>
+            </w:pPr>
+            <w:r>
+              <w:t xml:space="preserve"> </w:t>
+            </w:r>
+          </w:p>
+        </w:tc>
+      </w:tr>
+    </w:tbl>
+    <w:p>
+      <w:pPr>
+        <w:keepNext w:val="0"/>
+        <w:keepLines w:val="0"/>
+        <w:spacing w:before="0" w:after="40" w:line="293" w:lineRule="auto"/>
+      </w:pPr>
+      <w:r>
+        <w:rPr>
+          <w:rFonts w:ascii="Arial Unicode MS" w:hAnsi="Arial Unicode MS" w:eastAsia="Arial Unicode MS"/>
+          <w:b w:val="0"/>
+          <w:i w:val="0"/>
+          <w:color w:val="5B6573"/>
+          <w:sz w:val="22"/>
+        </w:rPr>
+        <w:t>歷程本照常交回。回家另紙寫，W3 發還本冊後貼回或補寫這格。只有勾選同意才匿名分享，不勾不影響學習關卡。</w:t>
+      </w:r>
+    </w:p>
+    <w:p>
+      <w:pPr>
+        <w:keepNext w:val="0"/>
+        <w:keepLines w:val="0"/>
+        <w:spacing w:before="0" w:after="120" w:line="293" w:lineRule="auto"/>
+      </w:pPr>
+      <w:r>
+        <w:rPr>
+          <w:rFonts w:ascii="Arial Unicode MS" w:hAnsi="Arial Unicode MS" w:eastAsia="Arial Unicode MS"/>
+          <w:b/>
+          <w:i w:val="0"/>
+          <w:color w:val="1A2340"/>
+          <w:sz w:val="22"/>
+        </w:rPr>
+        <w:t>□ 我願意讓老師匿名分享　　□ 請不要分享</w:t>
+      </w:r>
+    </w:p>
+    <w:p>
+      <w:pPr>
+        <w:keepNext w:val="0"/>
+        <w:keepLines w:val="0"/>
+        <w:spacing w:before="0" w:after="40" w:line="293" w:lineRule="auto"/>
+      </w:pPr>
+      <w:r>
+        <w:rPr>
+          <w:rFonts w:ascii="Arial Unicode MS" w:hAnsi="Arial Unicode MS" w:eastAsia="Arial Unicode MS"/>
+          <w:b/>
+          <w:i w:val="0"/>
+          <w:color w:val="1D4ED8"/>
+          <w:sz w:val="22"/>
+        </w:rPr>
+        <w:t>收件確認｜□ 上傳圈選紀錄＋自己的第 1–6 頁　□ 確認 Classroom 已繳交　□ 紙本全本交老師　□ 不拍同學</w:t>
+      </w:r>
+    </w:p>
+    <w:p>
+      <w:pPr>
+        <w:keepNext w:val="0"/>
+        <w:keepLines w:val="0"/>
+        <w:spacing w:before="40" w:after="0" w:line="293" w:lineRule="auto"/>
+        <w:pBdr>
+          <w:left w:val="single" w:sz="10" w:space="5" w:color="1D4ED8"/>
+        </w:pBdr>
+      </w:pPr>
+      <w:r>
+        <w:rPr>
+          <w:rFonts w:ascii="Arial Unicode MS" w:hAnsi="Arial Unicode MS" w:eastAsia="Arial Unicode MS"/>
+          <w:b/>
+          <w:i w:val="0"/>
+          <w:color w:val="1D4ED8"/>
+          <w:sz w:val="22"/>
+        </w:rPr>
+        <w:t xml:space="preserve">保存方式　</w:t>
+      </w:r>
+      <w:r>
+        <w:rPr>
+          <w:rFonts w:ascii="Arial Unicode MS" w:hAnsi="Arial Unicode MS" w:eastAsia="Arial Unicode MS"/>
+          <w:b w:val="0"/>
+          <w:i w:val="0"/>
+          <w:color w:val="5B6573"/>
+          <w:sz w:val="22"/>
+        </w:rPr>
+        <w:t>不用重抄到網站或 Classroom。保留原始答案；W5 會重寫第 2 頁（自己的下午），W17／W18 會回看今天留下的證據與選擇。</w:t>
+      </w:r>
+    </w:p>
+    <w:p>
+      <w:pPr>
+        <w:keepNext/>
+        <w:keepLines w:val="0"/>
+        <w:pageBreakBefore/>
+        <w:spacing w:before="0" w:after="60" w:line="293" w:lineRule="auto"/>
+      </w:pPr>
+      <w:r>
+        <w:rPr>
+          <w:rFonts w:ascii="JetBrains Mono" w:hAnsi="JetBrains Mono" w:eastAsia="Arial Unicode MS"/>
+          <w:b/>
+          <w:i w:val="0"/>
+          <w:color w:val="1D4ED8"/>
+          <w:sz w:val="22"/>
+        </w:rPr>
+        <w:t>W2 / 06</w:t>
+      </w:r>
+    </w:p>
+    <w:p>
+      <w:pPr>
+        <w:keepNext/>
+        <w:keepLines w:val="0"/>
+        <w:spacing w:before="0" w:after="80" w:line="252" w:lineRule="auto"/>
+      </w:pPr>
+      <w:r>
+        <w:rPr>
+          <w:rFonts w:ascii="Arial Unicode MS" w:hAnsi="Arial Unicode MS" w:eastAsia="Arial Unicode MS"/>
+          <w:b/>
+          <w:i w:val="0"/>
+          <w:color w:val="1A2340"/>
+          <w:sz w:val="44"/>
+        </w:rPr>
+        <w:t>換到朋友的訊息，自己試一次</w:t>
+      </w:r>
+    </w:p>
+    <w:p>
+      <w:pPr>
+        <w:keepNext w:val="0"/>
+        <w:keepLines w:val="0"/>
+        <w:spacing w:before="0" w:after="140" w:line="293" w:lineRule="auto"/>
+      </w:pPr>
+      <w:r>
+        <w:rPr>
+          <w:rFonts w:ascii="Arial Unicode MS" w:hAnsi="Arial Unicode MS" w:eastAsia="Arial Unicode MS"/>
+          <w:b w:val="0"/>
+          <w:i w:val="0"/>
+          <w:color w:val="5B6573"/>
+          <w:sz w:val="22"/>
+        </w:rPr>
+        <w:t>用題目中的人物，不用交自己的聊天紀錄；本頁照常收回。</w:t>
+      </w:r>
+    </w:p>
+    <w:p>
+      <w:pPr>
+        <w:keepNext/>
+        <w:keepLines w:val="0"/>
+        <w:spacing w:before="100" w:after="40" w:line="293" w:lineRule="auto"/>
+      </w:pPr>
+      <w:r>
+        <w:rPr>
+          <w:rFonts w:ascii="JetBrains Mono" w:hAnsi="JetBrains Mono" w:eastAsia="Arial Unicode MS"/>
+          <w:b/>
+          <w:i w:val="0"/>
+          <w:color w:val="1D4ED8"/>
+          <w:sz w:val="30"/>
+        </w:rPr>
+        <w:t>生活</w:t>
+      </w:r>
+      <w:r>
+        <w:rPr>
+          <w:rFonts w:ascii="Arial Unicode MS" w:hAnsi="Arial Unicode MS" w:eastAsia="Arial Unicode MS"/>
+          <w:b w:val="0"/>
+          <w:i w:val="0"/>
+          <w:color w:val="1D4ED8"/>
+          <w:sz w:val="30"/>
+        </w:rPr>
+        <w:t xml:space="preserve">  </w:t>
+      </w:r>
+      <w:r>
+        <w:rPr>
+          <w:rFonts w:ascii="Arial Unicode MS" w:hAnsi="Arial Unicode MS" w:eastAsia="Arial Unicode MS"/>
+          <w:b/>
+          <w:i w:val="0"/>
+          <w:color w:val="1A2340"/>
+          <w:sz w:val="30"/>
+        </w:rPr>
+        <w:t>已讀沒回，就是討厭我？</w:t>
+      </w:r>
+    </w:p>
+    <w:p>
+      <w:pPr>
+        <w:keepNext w:val="0"/>
+        <w:keepLines w:val="0"/>
+        <w:spacing w:before="0" w:after="40" w:line="293" w:lineRule="auto"/>
+      </w:pPr>
+      <w:r>
+        <w:rPr>
+          <w:rFonts w:ascii="Arial Unicode MS" w:hAnsi="Arial Unicode MS" w:eastAsia="Arial Unicode MS"/>
+          <w:b w:val="0"/>
+          <w:i w:val="0"/>
+          <w:color w:val="5B6573"/>
+          <w:sz w:val="22"/>
+        </w:rPr>
+        <w:t>課堂練習｜不計分、不列學習關卡；整本照常收回。</w:t>
+      </w:r>
+    </w:p>
+    <w:p>
+      <w:pPr>
+        <w:keepNext w:val="0"/>
+        <w:keepLines w:val="0"/>
+        <w:spacing w:before="0" w:after="40" w:line="293" w:lineRule="auto"/>
+      </w:pPr>
+      <w:r>
+        <w:rPr>
+          <w:rFonts w:ascii="Arial Unicode MS" w:hAnsi="Arial Unicode MS" w:eastAsia="Arial Unicode MS"/>
+          <w:b w:val="0"/>
+          <w:i w:val="0"/>
+          <w:color w:val="1A2340"/>
+          <w:sz w:val="22"/>
+        </w:rPr>
+        <w:t>你問朋友要不要一起練球。訊息顯示已讀，兩小時還沒回。有人說：『他一定是討厭你。』</w:t>
+      </w:r>
+    </w:p>
+    <w:p>
+      <w:pPr>
+        <w:keepNext w:val="0"/>
+        <w:keepLines w:val="0"/>
+        <w:spacing w:before="0" w:after="40" w:line="293" w:lineRule="auto"/>
+      </w:pPr>
+      <w:r>
+        <w:rPr>
+          <w:rFonts w:ascii="Arial Unicode MS" w:hAnsi="Arial Unicode MS" w:eastAsia="Arial Unicode MS"/>
+          <w:b w:val="0"/>
+          <w:i w:val="0"/>
+          <w:color w:val="1A2340"/>
+          <w:sz w:val="22"/>
+        </w:rPr>
+        <w:t>先決定『他一定是討厭你』要標哪一色，寫理由；再寫一句你真的可以傳的話，但不用傳出去。</w:t>
+      </w:r>
+    </w:p>
+    <w:p>
+      <w:pPr>
+        <w:keepNext/>
+        <w:keepLines w:val="0"/>
+        <w:spacing w:before="20" w:after="20" w:line="293" w:lineRule="auto"/>
+      </w:pPr>
+      <w:r>
+        <w:rPr>
+          <w:rFonts w:ascii="Arial Unicode MS" w:hAnsi="Arial Unicode MS" w:eastAsia="Arial Unicode MS"/>
+          <w:b/>
+          <w:i w:val="0"/>
+          <w:color w:val="5B6573"/>
+          <w:sz w:val="22"/>
+        </w:rPr>
+        <w:t>先做一次</w:t>
+      </w:r>
+      <w:r>
+        <w:rPr>
+          <w:rFonts w:ascii="Arial Unicode MS" w:hAnsi="Arial Unicode MS" w:eastAsia="Arial Unicode MS"/>
+          <w:b w:val="0"/>
+          <w:i w:val="0"/>
+          <w:color w:val="7B8491"/>
+          <w:sz w:val="22"/>
+        </w:rPr>
+        <w:t xml:space="preserve">  ｜  </w:t>
+      </w:r>
+      <w:r>
+        <w:rPr>
+          <w:rFonts w:ascii="Arial Unicode MS" w:hAnsi="Arial Unicode MS" w:eastAsia="Arial Unicode MS"/>
+          <w:b w:val="0"/>
+          <w:i w:val="0"/>
+          <w:color w:val="1A2340"/>
+          <w:sz w:val="22"/>
+        </w:rPr>
+        <w:t>顏色、理由與我的回覆</w:t>
+      </w:r>
+    </w:p>
+    <w:tbl>
+      <w:tblPr>
+        <w:tblW w:type="dxa" w:w="9865"/>
+        <w:jc w:val="left"/>
+        <w:tblLayout w:type="fixed"/>
+        <w:tblLook w:firstColumn="1" w:firstRow="1" w:lastColumn="0" w:lastRow="0" w:noHBand="0" w:noVBand="1" w:val="04A0"/>
+        <w:tblInd w:type="dxa" w:w="0"/>
+      </w:tblPr>
+      <w:tblGrid>
+        <w:gridCol w:w="9865"/>
+      </w:tblGrid>
+      <w:tr>
+        <w:trPr>
+          <w:trHeight w:val="510" w:hRule="atLeast"/>
+        </w:trPr>
+        <w:tc>
+          <w:tcPr>
+            <w:tcW w:type="dxa" w:w="9865"/>
+            <w:tcMar>
+              <w:top w:w="0" w:type="dxa"/>
+              <w:start w:w="0" w:type="dxa"/>
+              <w:bottom w:w="0" w:type="dxa"/>
+              <w:end w:w="0" w:type="dxa"/>
+            </w:tcMar>
+            <w:tcBorders>
+              <w:top w:val="nil"/>
+              <w:bottom w:val="single" w:sz="5" w:space="0" w:color="CBD5E1"/>
+              <w:start w:val="nil"/>
+              <w:end w:val="nil"/>
+            </w:tcBorders>
+          </w:tcPr>
+          <w:p>
+            <w:pPr>
               <w:spacing w:before="0" w:after="0" w:line="240" w:lineRule="auto"/>
             </w:pPr>
             <w:r>
@@ -4301,7 +4868,37 @@
           </w:tcPr>
           <w:p>
             <w:pPr>
-              <w:spacing w:before="0" w:after="40" w:line="240" w:lineRule="auto"/>
+              <w:spacing w:before="0" w:after="0" w:line="240" w:lineRule="auto"/>
+            </w:pPr>
+            <w:r>
+              <w:t xml:space="preserve"> </w:t>
+            </w:r>
+          </w:p>
+        </w:tc>
+      </w:tr>
+      <w:tr>
+        <w:trPr>
+          <w:trHeight w:val="510" w:hRule="atLeast"/>
+        </w:trPr>
+        <w:tc>
+          <w:tcPr>
+            <w:tcW w:type="dxa" w:w="9865"/>
+            <w:tcMar>
+              <w:top w:w="0" w:type="dxa"/>
+              <w:start w:w="0" w:type="dxa"/>
+              <w:bottom w:w="0" w:type="dxa"/>
+              <w:end w:w="0" w:type="dxa"/>
+            </w:tcMar>
+            <w:tcBorders>
+              <w:top w:val="nil"/>
+              <w:bottom w:val="single" w:sz="5" w:space="0" w:color="CBD5E1"/>
+              <w:start w:val="nil"/>
+              <w:end w:val="nil"/>
+            </w:tcBorders>
+          </w:tcPr>
+          <w:p>
+            <w:pPr>
+              <w:spacing w:before="0" w:after="20" w:line="240" w:lineRule="auto"/>
             </w:pPr>
             <w:r>
               <w:t xml:space="preserve"> </w:t>
@@ -4314,24 +4911,7 @@
       <w:pPr>
         <w:keepNext w:val="0"/>
         <w:keepLines w:val="0"/>
-        <w:spacing w:before="0" w:after="40" w:line="293" w:lineRule="auto"/>
-      </w:pPr>
-      <w:r>
-        <w:rPr>
-          <w:rFonts w:ascii="Arial Unicode MS" w:hAnsi="Arial Unicode MS" w:eastAsia="Arial Unicode MS"/>
-          <w:b w:val="0"/>
-          <w:i w:val="0"/>
-          <w:color w:val="5B6573"/>
-          <w:sz w:val="22"/>
-        </w:rPr>
-        <w:t>老師會依需要回看學習證據；只有你勾選同意，老師才會匿名分享，不勾不影響學習關卡 1 狀態。</w:t>
-      </w:r>
-    </w:p>
-    <w:p>
-      <w:pPr>
-        <w:keepNext w:val="0"/>
-        <w:keepLines w:val="0"/>
-        <w:spacing w:before="0" w:after="120" w:line="293" w:lineRule="auto"/>
+        <w:spacing w:before="60" w:after="40" w:line="293" w:lineRule="auto"/>
       </w:pPr>
       <w:r>
         <w:rPr>
@@ -4341,7 +4921,7 @@
           <w:color w:val="1A2340"/>
           <w:sz w:val="22"/>
         </w:rPr>
-        <w:t>□ 我願意讓老師匿名分享　　□ 請不要分享</w:t>
+        <w:t>先寫完，再看：朋友後來說：『我剛剛在排練，現在才有空。』</w:t>
       </w:r>
     </w:p>
     <w:p>
@@ -4353,33 +4933,189 @@
       <w:r>
         <w:rPr>
           <w:rFonts w:ascii="Arial Unicode MS" w:hAnsi="Arial Unicode MS" w:eastAsia="Arial Unicode MS"/>
-          <w:b/>
+          <w:b w:val="0"/>
           <w:i w:val="0"/>
-          <w:color w:val="1D4ED8"/>
+          <w:color w:val="1A2340"/>
           <w:sz w:val="22"/>
         </w:rPr>
-        <w:t>收件確認｜□ 只拍自己的第 1–4 頁上傳 Classroom　□ 紙本全本交回　□ 不拍同學</w:t>
+        <w:t>哪些事多知道了一點？哪些仍不知道？改寫你的回覆，或說明為什麼不用改。</w:t>
       </w:r>
     </w:p>
     <w:p>
       <w:pPr>
-        <w:keepNext w:val="0"/>
+        <w:keepNext/>
         <w:keepLines w:val="0"/>
-        <w:spacing w:before="40" w:after="0" w:line="293" w:lineRule="auto"/>
-        <w:pBdr>
-          <w:left w:val="single" w:sz="10" w:space="5" w:color="1D4ED8"/>
-        </w:pBdr>
+        <w:spacing w:before="20" w:after="20" w:line="293" w:lineRule="auto"/>
       </w:pPr>
       <w:r>
         <w:rPr>
           <w:rFonts w:ascii="Arial Unicode MS" w:hAnsi="Arial Unicode MS" w:eastAsia="Arial Unicode MS"/>
           <w:b/>
           <w:i w:val="0"/>
-          <w:color w:val="1D4ED8"/>
+          <w:color w:val="5B6573"/>
           <w:sz w:val="22"/>
         </w:rPr>
-        <w:t xml:space="preserve">保存方式　</w:t>
+        <w:t>再決定</w:t>
       </w:r>
+      <w:r>
+        <w:rPr>
+          <w:rFonts w:ascii="Arial Unicode MS" w:hAnsi="Arial Unicode MS" w:eastAsia="Arial Unicode MS"/>
+          <w:b w:val="0"/>
+          <w:i w:val="0"/>
+          <w:color w:val="7B8491"/>
+          <w:sz w:val="22"/>
+        </w:rPr>
+        <w:t xml:space="preserve">  ｜  </w:t>
+      </w:r>
+      <w:r>
+        <w:rPr>
+          <w:rFonts w:ascii="Arial Unicode MS" w:hAnsi="Arial Unicode MS" w:eastAsia="Arial Unicode MS"/>
+          <w:b w:val="0"/>
+          <w:i w:val="0"/>
+          <w:color w:val="1A2340"/>
+          <w:sz w:val="22"/>
+        </w:rPr>
+        <w:t>新回覆讓我改了／保留</w:t>
+      </w:r>
+    </w:p>
+    <w:tbl>
+      <w:tblPr>
+        <w:tblW w:type="dxa" w:w="9865"/>
+        <w:jc w:val="left"/>
+        <w:tblLayout w:type="fixed"/>
+        <w:tblLook w:firstColumn="1" w:firstRow="1" w:lastColumn="0" w:lastRow="0" w:noHBand="0" w:noVBand="1" w:val="04A0"/>
+        <w:tblInd w:type="dxa" w:w="0"/>
+      </w:tblPr>
+      <w:tblGrid>
+        <w:gridCol w:w="9865"/>
+      </w:tblGrid>
+      <w:tr>
+        <w:trPr>
+          <w:trHeight w:val="510" w:hRule="atLeast"/>
+        </w:trPr>
+        <w:tc>
+          <w:tcPr>
+            <w:tcW w:type="dxa" w:w="9865"/>
+            <w:tcMar>
+              <w:top w:w="0" w:type="dxa"/>
+              <w:start w:w="0" w:type="dxa"/>
+              <w:bottom w:w="0" w:type="dxa"/>
+              <w:end w:w="0" w:type="dxa"/>
+            </w:tcMar>
+            <w:tcBorders>
+              <w:top w:val="nil"/>
+              <w:bottom w:val="single" w:sz="5" w:space="0" w:color="CBD5E1"/>
+              <w:start w:val="nil"/>
+              <w:end w:val="nil"/>
+            </w:tcBorders>
+          </w:tcPr>
+          <w:p>
+            <w:pPr>
+              <w:spacing w:before="0" w:after="0" w:line="240" w:lineRule="auto"/>
+            </w:pPr>
+            <w:r>
+              <w:t xml:space="preserve"> </w:t>
+            </w:r>
+          </w:p>
+        </w:tc>
+      </w:tr>
+      <w:tr>
+        <w:trPr>
+          <w:trHeight w:val="510" w:hRule="atLeast"/>
+        </w:trPr>
+        <w:tc>
+          <w:tcPr>
+            <w:tcW w:type="dxa" w:w="9865"/>
+            <w:tcMar>
+              <w:top w:w="0" w:type="dxa"/>
+              <w:start w:w="0" w:type="dxa"/>
+              <w:bottom w:w="0" w:type="dxa"/>
+              <w:end w:w="0" w:type="dxa"/>
+            </w:tcMar>
+            <w:tcBorders>
+              <w:top w:val="nil"/>
+              <w:bottom w:val="single" w:sz="5" w:space="0" w:color="CBD5E1"/>
+              <w:start w:val="nil"/>
+              <w:end w:val="nil"/>
+            </w:tcBorders>
+          </w:tcPr>
+          <w:p>
+            <w:pPr>
+              <w:spacing w:before="0" w:after="0" w:line="240" w:lineRule="auto"/>
+            </w:pPr>
+            <w:r>
+              <w:t xml:space="preserve"> </w:t>
+            </w:r>
+          </w:p>
+        </w:tc>
+      </w:tr>
+      <w:tr>
+        <w:trPr>
+          <w:trHeight w:val="510" w:hRule="atLeast"/>
+        </w:trPr>
+        <w:tc>
+          <w:tcPr>
+            <w:tcW w:type="dxa" w:w="9865"/>
+            <w:tcMar>
+              <w:top w:w="0" w:type="dxa"/>
+              <w:start w:w="0" w:type="dxa"/>
+              <w:bottom w:w="0" w:type="dxa"/>
+              <w:end w:w="0" w:type="dxa"/>
+            </w:tcMar>
+            <w:tcBorders>
+              <w:top w:val="nil"/>
+              <w:bottom w:val="single" w:sz="5" w:space="0" w:color="CBD5E1"/>
+              <w:start w:val="nil"/>
+              <w:end w:val="nil"/>
+            </w:tcBorders>
+          </w:tcPr>
+          <w:p>
+            <w:pPr>
+              <w:spacing w:before="0" w:after="0" w:line="240" w:lineRule="auto"/>
+            </w:pPr>
+            <w:r>
+              <w:t xml:space="preserve"> </w:t>
+            </w:r>
+          </w:p>
+        </w:tc>
+      </w:tr>
+      <w:tr>
+        <w:trPr>
+          <w:trHeight w:val="510" w:hRule="atLeast"/>
+        </w:trPr>
+        <w:tc>
+          <w:tcPr>
+            <w:tcW w:type="dxa" w:w="9865"/>
+            <w:tcMar>
+              <w:top w:w="0" w:type="dxa"/>
+              <w:start w:w="0" w:type="dxa"/>
+              <w:bottom w:w="0" w:type="dxa"/>
+              <w:end w:w="0" w:type="dxa"/>
+            </w:tcMar>
+            <w:tcBorders>
+              <w:top w:val="nil"/>
+              <w:bottom w:val="single" w:sz="5" w:space="0" w:color="CBD5E1"/>
+              <w:start w:val="nil"/>
+              <w:end w:val="nil"/>
+            </w:tcBorders>
+          </w:tcPr>
+          <w:p>
+            <w:pPr>
+              <w:spacing w:before="0" w:after="20" w:line="240" w:lineRule="auto"/>
+            </w:pPr>
+            <w:r>
+              <w:t xml:space="preserve"> </w:t>
+            </w:r>
+          </w:p>
+        </w:tc>
+      </w:tr>
+    </w:tbl>
+    <w:p>
+      <w:pPr>
+        <w:keepNext w:val="0"/>
+        <w:keepLines w:val="0"/>
+        <w:spacing w:before="100" w:after="40" w:line="293" w:lineRule="auto"/>
+      </w:pPr>
       <w:r>
         <w:rPr>
           <w:rFonts w:ascii="Arial Unicode MS" w:hAnsi="Arial Unicode MS" w:eastAsia="Arial Unicode MS"/>
@@ -4388,7 +5124,7 @@
           <w:color w:val="5B6573"/>
           <w:sz w:val="22"/>
         </w:rPr>
-        <w:t>保留原始答案；W5 會重寫第 1 頁，W17／W18 會回來看今天留下的證據與選擇。</w:t>
+        <w:t>課後真的遇到類似事情，可以試用；不用回報或交截圖，沒有遇到也不用編。</w:t>
       </w:r>
     </w:p>
     <w:sectPr>

--- a/worksheets/W2.docx
+++ b/worksheets/W2.docx
@@ -1898,9 +1898,9 @@
           <w:b w:val="0"/>
           <w:i w:val="0"/>
           <w:color w:val="5B6573"/>
-          <w:sz w:val="20"/>
+          <w:sz w:val="22"/>
         </w:rPr>
-        <w:t>六句都是 AI 根據資訊卡重新寫的。看自己圈出的字詞，再選顏色並寫下依據；不用重抄六句。</w:t>
+        <w:t>針對圈出的片段判色。短記：綠＝支持依據，紅＝衝突依據，黃＝缺什麼（不知道也可寫）。同句可分開判，不用重抄六句。</w:t>
       </w:r>
     </w:p>
     <w:tbl>
@@ -2083,9 +2083,9 @@
                 <w:b/>
                 <w:i w:val="0"/>
                 <w:color w:val="1A2340"/>
-                <w:sz w:val="18"/>
+                <w:sz w:val="22"/>
               </w:rPr>
-              <w:t>判定依據或疑問（短詞即可）</w:t>
+              <w:t>依據／缺什麼（短詞即可）</w:t>
             </w:r>
           </w:p>
         </w:tc>

--- a/worksheets/W2.docx
+++ b/worksheets/W2.docx
@@ -340,7 +340,7 @@
           <w:color w:val="1A2340"/>
           <w:sz w:val="22"/>
         </w:rPr>
-        <w:t>要查：今天全店飲料第二件半價。以下是教學用模擬資料，不是真實店家活動。</w:t>
+        <w:t>要查：今天全店飲料第二件半價。教學模擬；先寫依據，學過三色再勾色。</w:t>
       </w:r>
     </w:p>
     <w:p>
@@ -1809,7 +1809,7 @@
           <w:color w:val="5B6573"/>
           <w:sz w:val="22"/>
         </w:rPr>
-        <w:t>提示詞就是給 AI 的指令。AI 回覆後，只截圖六句，用手機內建標記圈出要查的字詞，再上傳 Classroom；不要截到上方資訊卡或整段聊天。沒有裝置，使用老師提供的「匿名事件卡＋配對六句」，直接在紙上圈，最後拍照上傳。</w:t>
+        <w:t>提示詞就是給 AI 的指令。只截首次六句，圈出要查片段；不截資訊卡或整段聊天，下課前再上傳。沒有裝置／不想輸入生活輪廓，用成對 Plan B 材料在紙上圈，老師協助備份。</w:t>
       </w:r>
     </w:p>
     <w:p>
@@ -1900,7 +1900,7 @@
           <w:color w:val="5B6573"/>
           <w:sz w:val="22"/>
         </w:rPr>
-        <w:t>針對圈出的片段判色。短記：綠＝支持依據，紅＝衝突依據，黃＝缺什麼（不知道也可寫）。同句可分開判，不用重抄六句。</w:t>
+        <w:t>針對圈出的片段判色。同句可分開判；短記支持／衝突依據或缺什麼，不抄六句。圈選一列說明；全綠選依據最薄弱的一句。</w:t>
       </w:r>
     </w:p>
     <w:tbl>
@@ -3601,7 +3601,7 @@
           <w:color w:val="5B6573"/>
           <w:sz w:val="22"/>
         </w:rPr>
-        <w:t>抄下一個你可以確認的具體句子或細節，並寫你靠什麼確認。</w:t>
+        <w:t>若有綠色，抄一個句子或細節，寫靠什麼確認；沒有就寫「本次未出現」，不用湊色。</w:t>
       </w:r>
     </w:p>
     <w:tbl>
@@ -3727,7 +3727,7 @@
           <w:color w:val="5B6573"/>
           <w:sz w:val="22"/>
         </w:rPr>
-        <w:t>如果有，抄下一個有證據直接衝突的地方（沒有紅色也可以）；若全綠，勾「□ 全綠」，並確認每句都已寫具體依據。</w:t>
+        <w:t>若有紅色，抄一個直接衝突的地方；沒有就寫「本次未出現」。沒有紅色不等於全綠。</w:t>
       </w:r>
     </w:p>
     <w:tbl>
@@ -4389,10 +4389,10 @@
           <w:rFonts w:ascii="Arial Unicode MS" w:hAnsi="Arial Unicode MS" w:eastAsia="Arial Unicode MS"/>
           <w:b/>
           <w:i w:val="0"/>
-          <w:color w:val="1D4ED8"/>
+          <w:color w:val="5B6573"/>
           <w:sz w:val="22"/>
         </w:rPr>
-        <w:t>課堂必寫</w:t>
+        <w:t>回家另紙寫</w:t>
       </w:r>
       <w:r>
         <w:rPr>
@@ -4921,7 +4921,7 @@
           <w:color w:val="1A2340"/>
           <w:sz w:val="22"/>
         </w:rPr>
-        <w:t>先寫完，再看：朋友後來說：『我剛剛在排練，現在才有空。』</w:t>
+        <w:t>先完成上半部。等老師顯示新訊息，再寫下面；保留第一版。</w:t>
       </w:r>
     </w:p>
     <w:p>

--- a/worksheets/W2.docx
+++ b/worksheets/W2.docx
@@ -3942,7 +3942,7 @@
           <w:color w:val="1A2340"/>
           <w:sz w:val="20"/>
         </w:rPr>
-        <w:t>選擇分享｜□ 自己的下午一小段　□ 老師公開例句；同學只問：要確認它，需要什麼證據？</w:t>
+        <w:t>80–82 小座號先分享、82–84 換手、84–86 各補 06。□ 自己的一小段 □ 公開例句；搭檔問：需要什麼證據？</w:t>
       </w:r>
     </w:p>
     <w:p>

--- a/worksheets/W2.docx
+++ b/worksheets/W2.docx
@@ -3942,7 +3942,7 @@
           <w:color w:val="1A2340"/>
           <w:sz w:val="20"/>
         </w:rPr>
-        <w:t>80–82 小座號先分享、82–84 換手、84–86 各補 06。□ 自己的一小段 □ 公開例句；搭檔問：需要什麼證據？</w:t>
+        <w:t>67–69 小座號先分享、69–71 換手、71–73 各補 06。□ 自己的一小段 □ 公開例句；搭檔問：需要什麼證據？</w:t>
       </w:r>
     </w:p>
     <w:p>
@@ -4595,7 +4595,7 @@
           <w:color w:val="5B6573"/>
           <w:sz w:val="22"/>
         </w:rPr>
-        <w:t>不用重抄到網站或 Classroom。保留原始答案；W5 會重寫第 2 頁（自己的下午），W17／W18 會回看今天留下的證據與選擇。</w:t>
+        <w:t>不用重抄到網站或 Classroom。保留原始答案；W3 可接著選材，W4 做圖卡、W5 雙人改作，W17／W18 會回看今天留下的證據與選擇。</w:t>
       </w:r>
     </w:p>
     <w:p>
@@ -4921,7 +4921,7 @@
           <w:color w:val="1A2340"/>
           <w:sz w:val="22"/>
         </w:rPr>
-        <w:t>先完成上半部。等老師顯示新訊息，再寫下面；保留第一版。</w:t>
+        <w:t>先保留初答；聽老師口令再看投影的新資訊。</w:t>
       </w:r>
     </w:p>
     <w:p>

--- a/worksheets/W2.docx
+++ b/worksheets/W2.docx
@@ -5127,6 +5127,478 @@
         <w:t>課後真的遇到類似事情，可以試用；不用回報或交截圖，沒有遇到也不用編。</w:t>
       </w:r>
     </w:p>
+    <w:p>
+      <w:r>
+        <w:br w:type="page"/>
+      </w:r>
+    </w:p>
+    <w:p>
+      <w:pPr>
+        <w:spacing w:after="100" w:line="312" w:lineRule="auto"/>
+      </w:pPr>
+      <w:r>
+        <w:rPr>
+          <w:rFonts w:ascii="Arial Unicode MS" w:hAnsi="Arial Unicode MS" w:eastAsia="Arial Unicode MS"/>
+          <w:b/>
+          <w:sz w:val="44"/>
+        </w:rPr>
+        <w:t>W2 / 07 · 學科遷移｜原題材料</w:t>
+      </w:r>
+    </w:p>
+    <w:p>
+      <w:pPr>
+        <w:spacing w:after="100" w:line="312" w:lineRule="auto"/>
+      </w:pPr>
+      <w:r>
+        <w:rPr>
+          <w:rFonts w:ascii="Arial Unicode MS" w:hAnsi="Arial Unicode MS" w:eastAsia="Arial Unicode MS"/>
+          <w:b/>
+          <w:sz w:val="22"/>
+        </w:rPr>
+        <w:t>課堂必寫｜83–95 分。原題在本頁，自己的解題留第 8 頁。</w:t>
+      </w:r>
+    </w:p>
+    <w:p>
+      <w:pPr>
+        <w:spacing w:after="100" w:line="312" w:lineRule="auto"/>
+      </w:pPr>
+      <w:r>
+        <w:rPr>
+          <w:rFonts w:ascii="Arial Unicode MS" w:hAnsi="Arial Unicode MS" w:eastAsia="Arial Unicode MS"/>
+          <w:b w:val="0"/>
+          <w:sz w:val="21"/>
+        </w:rPr>
+        <w:t>115 學測自然第 21 題・印刷第 7 頁。原題與原表；三句查核說法為本課另擬。</w:t>
+      </w:r>
+    </w:p>
+    <w:p>
+      <w:r>
+        <w:drawing>
+          <wp:inline xmlns:a="http://schemas.openxmlformats.org/drawingml/2006/main" xmlns:pic="http://schemas.openxmlformats.org/drawingml/2006/picture">
+            <wp:extent cx="6264000" cy="4214988"/>
+            <wp:docPr id="1" name="Picture 1"/>
+            <wp:cNvGraphicFramePr>
+              <a:graphicFrameLocks noChangeAspect="1"/>
+            </wp:cNvGraphicFramePr>
+            <a:graphic>
+              <a:graphicData uri="http://schemas.openxmlformats.org/drawingml/2006/picture">
+                <pic:pic>
+                  <pic:nvPicPr>
+                    <pic:cNvPr id="0" name="w2.png"/>
+                    <pic:cNvPicPr/>
+                  </pic:nvPicPr>
+                  <pic:blipFill>
+                    <a:blip r:embed="rId11"/>
+                    <a:stretch>
+                      <a:fillRect/>
+                    </a:stretch>
+                  </pic:blipFill>
+                  <pic:spPr>
+                    <a:xfrm>
+                      <a:off x="0" y="0"/>
+                      <a:ext cx="6264000" cy="4214988"/>
+                    </a:xfrm>
+                    <a:prstGeom prst="rect"/>
+                  </pic:spPr>
+                </pic:pic>
+              </a:graphicData>
+            </a:graphic>
+          </wp:inline>
+        </w:drawing>
+      </w:r>
+    </w:p>
+    <w:p>
+      <w:pPr>
+        <w:spacing w:after="100" w:line="312" w:lineRule="auto"/>
+      </w:pPr>
+      <w:r>
+        <w:rPr>
+          <w:rFonts w:ascii="Arial Unicode MS" w:hAnsi="Arial Unicode MS" w:eastAsia="Arial Unicode MS"/>
+          <w:b/>
+          <w:sz w:val="22"/>
+        </w:rPr>
+        <w:t>任務｜只查兩句本課另擬說法：①甲比丁酸；②甲一定比丙酸。各寫支持、衝突或不足及依據。第三句「丁比甲酸」與原題第 21 題排序為可選增幅。</w:t>
+      </w:r>
+    </w:p>
+    <w:p>
+      <w:pPr>
+        <w:spacing w:after="100" w:line="312" w:lineRule="auto"/>
+      </w:pPr>
+      <w:r>
+        <w:rPr>
+          <w:rFonts w:ascii="Arial Unicode MS" w:hAnsi="Arial Unicode MS" w:eastAsia="Arial Unicode MS"/>
+          <w:b w:val="0"/>
+          <w:sz w:val="22"/>
+        </w:rPr>
+        <w:t>需要時回查｜本題以通常水溶液的讀法判斷：pH 越小，越酸，氫離子濃度越高。表 3 左色對應低於變色範圍，右色對應高於範圍，中間色位於範圍內。『－』表示沒提供該次測試。</w:t>
+      </w:r>
+    </w:p>
+    <w:p>
+      <w:pPr>
+        <w:spacing w:after="100" w:line="312" w:lineRule="auto"/>
+      </w:pPr>
+      <w:r>
+        <w:rPr>
+          <w:rFonts w:ascii="Arial Unicode MS" w:hAnsi="Arial Unicode MS" w:eastAsia="Arial Unicode MS"/>
+          <w:b w:val="0"/>
+          <w:sz w:val="22"/>
+        </w:rPr>
+        <w:t>原圖可直接圈線索；不必抄原文。完整原卷與最後詳解見本週投影。</w:t>
+      </w:r>
+    </w:p>
+    <w:p>
+      <w:r>
+        <w:br w:type="page"/>
+      </w:r>
+    </w:p>
+    <w:p>
+      <w:pPr>
+        <w:spacing w:after="100" w:line="312" w:lineRule="auto"/>
+      </w:pPr>
+      <w:r>
+        <w:rPr>
+          <w:rFonts w:ascii="Arial Unicode MS" w:hAnsi="Arial Unicode MS" w:eastAsia="Arial Unicode MS"/>
+          <w:b/>
+          <w:sz w:val="44"/>
+        </w:rPr>
+        <w:t>W2 / 08 · 自己的解題來路</w:t>
+      </w:r>
+    </w:p>
+    <w:p>
+      <w:pPr>
+        <w:spacing w:after="100" w:line="312" w:lineRule="auto"/>
+      </w:pPr>
+      <w:r>
+        <w:rPr>
+          <w:rFonts w:ascii="Arial Unicode MS" w:hAnsi="Arial Unicode MS" w:eastAsia="Arial Unicode MS"/>
+          <w:b/>
+          <w:sz w:val="22"/>
+        </w:rPr>
+        <w:t>課堂必寫｜保留初答，學科練習不計分、不另上傳。</w:t>
+      </w:r>
+    </w:p>
+    <w:p>
+      <w:pPr>
+        <w:spacing w:after="100" w:line="312" w:lineRule="auto"/>
+      </w:pPr>
+      <w:r>
+        <w:rPr>
+          <w:rFonts w:ascii="Arial Unicode MS" w:hAnsi="Arial Unicode MS" w:eastAsia="Arial Unicode MS"/>
+          <w:b/>
+          <w:sz w:val="30"/>
+        </w:rPr>
+        <w:t>01｜初答與依據／草圖／算式</w:t>
+      </w:r>
+    </w:p>
+    <w:p>
+      <w:pPr>
+        <w:spacing w:after="100" w:line="312" w:lineRule="auto"/>
+      </w:pPr>
+      <w:r>
+        <w:rPr>
+          <w:rFonts w:ascii="Arial Unicode MS" w:hAnsi="Arial Unicode MS" w:eastAsia="Arial Unicode MS"/>
+          <w:b w:val="0"/>
+          <w:sz w:val="22"/>
+        </w:rPr>
+        <w:t>🔒 不使用 AI｜第 7 頁可直接圈線索；未解完，記已走到的步驟或卡點。</w:t>
+      </w:r>
+    </w:p>
+    <w:p>
+      <w:pPr>
+        <w:spacing w:after="0" w:line="510" w:lineRule="exact"/>
+        <w:pBdr>
+          <w:bottom w:val="single" w:sz="4" w:color="CBD5E1"/>
+        </w:pBdr>
+      </w:pPr>
+      <w:r>
+        <w:rPr>
+          <w:rFonts w:ascii="Arial Unicode MS" w:hAnsi="Arial Unicode MS" w:eastAsia="Arial Unicode MS"/>
+          <w:b w:val="0"/>
+          <w:sz w:val="22"/>
+        </w:rPr>
+        <w:t xml:space="preserve">　</w:t>
+      </w:r>
+    </w:p>
+    <w:p>
+      <w:pPr>
+        <w:spacing w:after="0" w:line="510" w:lineRule="exact"/>
+        <w:pBdr>
+          <w:bottom w:val="single" w:sz="4" w:color="CBD5E1"/>
+        </w:pBdr>
+      </w:pPr>
+      <w:r>
+        <w:rPr>
+          <w:rFonts w:ascii="Arial Unicode MS" w:hAnsi="Arial Unicode MS" w:eastAsia="Arial Unicode MS"/>
+          <w:b w:val="0"/>
+          <w:sz w:val="22"/>
+        </w:rPr>
+        <w:t xml:space="preserve">　</w:t>
+      </w:r>
+    </w:p>
+    <w:p>
+      <w:pPr>
+        <w:spacing w:after="0" w:line="510" w:lineRule="exact"/>
+        <w:pBdr>
+          <w:bottom w:val="single" w:sz="4" w:color="CBD5E1"/>
+        </w:pBdr>
+      </w:pPr>
+      <w:r>
+        <w:rPr>
+          <w:rFonts w:ascii="Arial Unicode MS" w:hAnsi="Arial Unicode MS" w:eastAsia="Arial Unicode MS"/>
+          <w:b w:val="0"/>
+          <w:sz w:val="22"/>
+        </w:rPr>
+        <w:t xml:space="preserve">　</w:t>
+      </w:r>
+    </w:p>
+    <w:p>
+      <w:pPr>
+        <w:spacing w:after="0" w:line="510" w:lineRule="exact"/>
+        <w:pBdr>
+          <w:bottom w:val="single" w:sz="4" w:color="CBD5E1"/>
+        </w:pBdr>
+      </w:pPr>
+      <w:r>
+        <w:rPr>
+          <w:rFonts w:ascii="Arial Unicode MS" w:hAnsi="Arial Unicode MS" w:eastAsia="Arial Unicode MS"/>
+          <w:b w:val="0"/>
+          <w:sz w:val="22"/>
+        </w:rPr>
+        <w:t xml:space="preserve">　</w:t>
+      </w:r>
+    </w:p>
+    <w:p>
+      <w:pPr>
+        <w:spacing w:after="0" w:line="510" w:lineRule="exact"/>
+        <w:pBdr>
+          <w:bottom w:val="single" w:sz="4" w:color="CBD5E1"/>
+        </w:pBdr>
+      </w:pPr>
+      <w:r>
+        <w:rPr>
+          <w:rFonts w:ascii="Arial Unicode MS" w:hAnsi="Arial Unicode MS" w:eastAsia="Arial Unicode MS"/>
+          <w:b w:val="0"/>
+          <w:sz w:val="22"/>
+        </w:rPr>
+        <w:t xml:space="preserve">　</w:t>
+      </w:r>
+    </w:p>
+    <w:p>
+      <w:pPr>
+        <w:spacing w:after="100" w:line="312" w:lineRule="auto"/>
+      </w:pPr>
+      <w:r>
+        <w:rPr>
+          <w:rFonts w:ascii="Arial Unicode MS" w:hAnsi="Arial Unicode MS" w:eastAsia="Arial Unicode MS"/>
+          <w:b/>
+          <w:sz w:val="30"/>
+        </w:rPr>
+        <w:t>02｜提示與搭檔實際回應</w:t>
+      </w:r>
+    </w:p>
+    <w:p>
+      <w:pPr>
+        <w:spacing w:after="100" w:line="312" w:lineRule="auto"/>
+      </w:pPr>
+      <w:r>
+        <w:rPr>
+          <w:rFonts w:ascii="Arial Unicode MS" w:hAnsi="Arial Unicode MS" w:eastAsia="Arial Unicode MS"/>
+          <w:b w:val="0"/>
+          <w:sz w:val="22"/>
+        </w:rPr>
+        <w:t>提示 □未用 □1 □2 □3　搭檔座號＿＿＿</w:t>
+      </w:r>
+    </w:p>
+    <w:p>
+      <w:pPr>
+        <w:spacing w:after="0" w:line="510" w:lineRule="exact"/>
+        <w:pBdr>
+          <w:bottom w:val="single" w:sz="4" w:color="CBD5E1"/>
+        </w:pBdr>
+      </w:pPr>
+      <w:r>
+        <w:rPr>
+          <w:rFonts w:ascii="Arial Unicode MS" w:hAnsi="Arial Unicode MS" w:eastAsia="Arial Unicode MS"/>
+          <w:b w:val="0"/>
+          <w:sz w:val="22"/>
+        </w:rPr>
+        <w:t xml:space="preserve">　</w:t>
+      </w:r>
+    </w:p>
+    <w:p>
+      <w:pPr>
+        <w:spacing w:after="0" w:line="510" w:lineRule="exact"/>
+        <w:pBdr>
+          <w:bottom w:val="single" w:sz="4" w:color="CBD5E1"/>
+        </w:pBdr>
+      </w:pPr>
+      <w:r>
+        <w:rPr>
+          <w:rFonts w:ascii="Arial Unicode MS" w:hAnsi="Arial Unicode MS" w:eastAsia="Arial Unicode MS"/>
+          <w:b w:val="0"/>
+          <w:sz w:val="22"/>
+        </w:rPr>
+        <w:t xml:space="preserve">　</w:t>
+      </w:r>
+    </w:p>
+    <w:p>
+      <w:pPr>
+        <w:spacing w:after="100" w:line="312" w:lineRule="auto"/>
+      </w:pPr>
+      <w:r>
+        <w:rPr>
+          <w:rFonts w:ascii="Arial Unicode MS" w:hAnsi="Arial Unicode MS" w:eastAsia="Arial Unicode MS"/>
+          <w:b/>
+          <w:sz w:val="30"/>
+        </w:rPr>
+        <w:t>03｜本人改／留與理由</w:t>
+      </w:r>
+    </w:p>
+    <w:p>
+      <w:pPr>
+        <w:spacing w:after="100" w:line="312" w:lineRule="auto"/>
+      </w:pPr>
+      <w:r>
+        <w:rPr>
+          <w:rFonts w:ascii="Arial Unicode MS" w:hAnsi="Arial Unicode MS" w:eastAsia="Arial Unicode MS"/>
+          <w:b w:val="0"/>
+          <w:sz w:val="22"/>
+        </w:rPr>
+        <w:t>挑一個最不確定的比較，回表格補依據，再決定改或留。</w:t>
+      </w:r>
+    </w:p>
+    <w:p>
+      <w:pPr>
+        <w:spacing w:after="0" w:line="510" w:lineRule="exact"/>
+        <w:pBdr>
+          <w:bottom w:val="single" w:sz="4" w:color="CBD5E1"/>
+        </w:pBdr>
+      </w:pPr>
+      <w:r>
+        <w:rPr>
+          <w:rFonts w:ascii="Arial Unicode MS" w:hAnsi="Arial Unicode MS" w:eastAsia="Arial Unicode MS"/>
+          <w:b w:val="0"/>
+          <w:sz w:val="22"/>
+        </w:rPr>
+        <w:t xml:space="preserve">　</w:t>
+      </w:r>
+    </w:p>
+    <w:p>
+      <w:pPr>
+        <w:spacing w:after="0" w:line="510" w:lineRule="exact"/>
+        <w:pBdr>
+          <w:bottom w:val="single" w:sz="4" w:color="CBD5E1"/>
+        </w:pBdr>
+      </w:pPr>
+      <w:r>
+        <w:rPr>
+          <w:rFonts w:ascii="Arial Unicode MS" w:hAnsi="Arial Unicode MS" w:eastAsia="Arial Unicode MS"/>
+          <w:b w:val="0"/>
+          <w:sz w:val="22"/>
+        </w:rPr>
+        <w:t xml:space="preserve">　</w:t>
+      </w:r>
+    </w:p>
+    <w:p>
+      <w:pPr>
+        <w:spacing w:after="0" w:line="510" w:lineRule="exact"/>
+        <w:pBdr>
+          <w:bottom w:val="single" w:sz="4" w:color="CBD5E1"/>
+        </w:pBdr>
+      </w:pPr>
+      <w:r>
+        <w:rPr>
+          <w:rFonts w:ascii="Arial Unicode MS" w:hAnsi="Arial Unicode MS" w:eastAsia="Arial Unicode MS"/>
+          <w:b w:val="0"/>
+          <w:sz w:val="22"/>
+        </w:rPr>
+        <w:t xml:space="preserve">　</w:t>
+      </w:r>
+    </w:p>
+    <w:p>
+      <w:pPr>
+        <w:spacing w:after="100" w:line="312" w:lineRule="auto"/>
+      </w:pPr>
+      <w:r>
+        <w:rPr>
+          <w:rFonts w:ascii="Arial Unicode MS" w:hAnsi="Arial Unicode MS" w:eastAsia="Arial Unicode MS"/>
+          <w:b/>
+          <w:sz w:val="30"/>
+        </w:rPr>
+        <w:t>04｜看詳解，只核對一步</w:t>
+      </w:r>
+    </w:p>
+    <w:p>
+      <w:pPr>
+        <w:spacing w:after="100" w:line="312" w:lineRule="auto"/>
+      </w:pPr>
+      <w:r>
+        <w:rPr>
+          <w:rFonts w:ascii="Arial Unicode MS" w:hAnsi="Arial Unicode MS" w:eastAsia="Arial Unicode MS"/>
+          <w:b w:val="0"/>
+          <w:sz w:val="22"/>
+        </w:rPr>
+        <w:t>□相符 □發現差異 □仍有疑問；位置／下一步要查：</w:t>
+      </w:r>
+    </w:p>
+    <w:p>
+      <w:pPr>
+        <w:spacing w:after="0" w:line="510" w:lineRule="exact"/>
+        <w:pBdr>
+          <w:bottom w:val="single" w:sz="4" w:color="CBD5E1"/>
+        </w:pBdr>
+      </w:pPr>
+      <w:r>
+        <w:rPr>
+          <w:rFonts w:ascii="Arial Unicode MS" w:hAnsi="Arial Unicode MS" w:eastAsia="Arial Unicode MS"/>
+          <w:b w:val="0"/>
+          <w:sz w:val="22"/>
+        </w:rPr>
+        <w:t xml:space="preserve">　</w:t>
+      </w:r>
+    </w:p>
+    <w:p>
+      <w:pPr>
+        <w:spacing w:after="0" w:line="510" w:lineRule="exact"/>
+        <w:pBdr>
+          <w:bottom w:val="single" w:sz="4" w:color="CBD5E1"/>
+        </w:pBdr>
+      </w:pPr>
+      <w:r>
+        <w:rPr>
+          <w:rFonts w:ascii="Arial Unicode MS" w:hAnsi="Arial Unicode MS" w:eastAsia="Arial Unicode MS"/>
+          <w:b w:val="0"/>
+          <w:sz w:val="22"/>
+        </w:rPr>
+        <w:t xml:space="preserve">　</w:t>
+      </w:r>
+    </w:p>
+    <w:p>
+      <w:pPr>
+        <w:spacing w:after="100" w:line="312" w:lineRule="auto"/>
+      </w:pPr>
+      <w:r>
+        <w:rPr>
+          <w:rFonts w:ascii="Arial Unicode MS" w:hAnsi="Arial Unicode MS" w:eastAsia="Arial Unicode MS"/>
+          <w:b w:val="0"/>
+          <w:sz w:val="20"/>
+        </w:rPr>
+        <w:t>只備份本冊第 1–6 頁及原指定作品；學科原答可拍自用，不另上傳。</w:t>
+      </w:r>
+    </w:p>
+    <w:p>
+      <w:pPr>
+        <w:spacing w:after="100" w:line="312" w:lineRule="auto"/>
+      </w:pPr>
+      <w:r>
+        <w:rPr>
+          <w:rFonts w:ascii="Arial Unicode MS" w:hAnsi="Arial Unicode MS" w:eastAsia="Arial Unicode MS"/>
+          <w:b w:val="0"/>
+          <w:sz w:val="20"/>
+        </w:rPr>
+        <w:t>課內未完成就記卡點，不自動變必交作業；延伸不列缺件。</w:t>
+      </w:r>
+    </w:p>
     <w:sectPr>
       <w:headerReference w:type="default" r:id="rId9"/>
       <w:footerReference w:type="default" r:id="rId10"/>

--- a/worksheets/W2.docx
+++ b/worksheets/W2.docx
@@ -51,7 +51,7 @@
           <w:color w:val="5B6573"/>
           <w:sz w:val="22"/>
         </w:rPr>
-        <w:t>先在同一家店的三種情況上練一次，再拿同一套規則查核 AI 和自己。</w:t>
+        <w:t>以真實廣告學三色查核，再用同一套規則查 AI 與本人短記錄。</w:t>
       </w:r>
     </w:p>
     <w:p>
@@ -293,7 +293,7 @@
       <w:pPr>
         <w:keepNext/>
         <w:keepLines w:val="0"/>
-        <w:spacing w:before="100" w:after="100" w:line="293" w:lineRule="auto"/>
+        <w:spacing w:before="80" w:after="100" w:line="293" w:lineRule="auto"/>
       </w:pPr>
       <w:r>
         <w:rPr>
@@ -323,7 +323,24 @@
           <w:color w:val="1A2340"/>
           <w:sz w:val="30"/>
         </w:rPr>
-        <w:t>同一家店，三種情況分開判</w:t>
+        <w:t>真實廣告｜先讀資料，再查說法</w:t>
+      </w:r>
+    </w:p>
+    <w:p>
+      <w:pPr>
+        <w:keepNext w:val="0"/>
+        <w:keepLines w:val="0"/>
+        <w:spacing w:before="0" w:after="40" w:line="293" w:lineRule="auto"/>
+      </w:pPr>
+      <w:r>
+        <w:rPr>
+          <w:rFonts w:ascii="Arial Unicode MS" w:hAnsi="Arial Unicode MS" w:eastAsia="Arial Unicode MS"/>
+          <w:b/>
+          <w:i w:val="0"/>
+          <w:color w:val="1A2340"/>
+          <w:sz w:val="26"/>
+        </w:rPr>
+        <w:t>foodpanda｜一起迎向新學期 第二杯半價</w:t>
       </w:r>
     </w:p>
     <w:p>
@@ -337,27 +354,112 @@
           <w:rFonts w:ascii="Arial Unicode MS" w:hAnsi="Arial Unicode MS" w:eastAsia="Arial Unicode MS"/>
           <w:b w:val="0"/>
           <w:i w:val="0"/>
+          <w:color w:val="5B6573"/>
+          <w:sz w:val="20"/>
+        </w:rPr>
+        <w:t>星巴克官網｜2026/8/26–9/8；2026-09-05 擷取。以下為教師摘要，段號供回查；完整辦法以原文為準。</w:t>
+      </w:r>
+    </w:p>
+    <w:p>
+      <w:pPr>
+        <w:keepNext w:val="0"/>
+        <w:keepLines w:val="0"/>
+        <w:spacing w:before="0" w:after="100" w:line="324" w:lineRule="auto"/>
+      </w:pPr>
+      <w:r>
+        <w:rPr>
+          <w:rFonts w:ascii="Arial Unicode MS" w:hAnsi="Arial Unicode MS" w:eastAsia="Arial Unicode MS"/>
+          <w:b w:val="0"/>
+          <w:i w:val="0"/>
           <w:color w:val="1A2340"/>
-          <w:sz w:val="22"/>
+          <w:sz w:val="23"/>
         </w:rPr>
-        <w:t>要查：今天全店飲料第二件半價。教學模擬；先寫依據，學過三色再勾色。</w:t>
+        <w:t>A1｜日期與優惠　活動日期為 2026/8/26–9/8，指定飲品第二杯半價。</w:t>
+      </w:r>
+    </w:p>
+    <w:p>
+      <w:pPr>
+        <w:keepNext w:val="0"/>
+        <w:keepLines w:val="0"/>
+        <w:spacing w:before="0" w:after="100" w:line="324" w:lineRule="auto"/>
+      </w:pPr>
+      <w:r>
+        <w:rPr>
+          <w:rFonts w:ascii="Arial Unicode MS" w:hAnsi="Arial Unicode MS" w:eastAsia="Arial Unicode MS"/>
+          <w:b w:val="0"/>
+          <w:i w:val="0"/>
+          <w:color w:val="1A2340"/>
+          <w:sz w:val="23"/>
+        </w:rPr>
+        <w:t>A2｜品項與杯型　指定巧克力可可碎片星冰樂、冰焦糖奶香紅茶那堤、冰奶香臻果風味摩卡；兩杯都須大杯或以上。</w:t>
+      </w:r>
+    </w:p>
+    <w:p>
+      <w:pPr>
+        <w:keepNext w:val="0"/>
+        <w:keepLines w:val="0"/>
+        <w:spacing w:before="0" w:after="100" w:line="324" w:lineRule="auto"/>
+      </w:pPr>
+      <w:r>
+        <w:rPr>
+          <w:rFonts w:ascii="Arial Unicode MS" w:hAnsi="Arial Unicode MS" w:eastAsia="Arial Unicode MS"/>
+          <w:b w:val="0"/>
+          <w:i w:val="0"/>
+          <w:color w:val="1A2340"/>
+          <w:sz w:val="23"/>
+        </w:rPr>
+        <w:t>A3｜購買方式　適用透過 foodpanda 提供外送服務的星巴克門市；門市現場點購不適用。</w:t>
+      </w:r>
+    </w:p>
+    <w:p>
+      <w:pPr>
+        <w:keepNext w:val="0"/>
+        <w:keepLines w:val="0"/>
+        <w:spacing w:before="0" w:after="100" w:line="324" w:lineRule="auto"/>
+      </w:pPr>
+      <w:r>
+        <w:rPr>
+          <w:rFonts w:ascii="Arial Unicode MS" w:hAnsi="Arial Unicode MS" w:eastAsia="Arial Unicode MS"/>
+          <w:b w:val="0"/>
+          <w:i w:val="0"/>
+          <w:color w:val="1A2340"/>
+          <w:sz w:val="23"/>
+        </w:rPr>
+        <w:t>A4｜運費與庫存　運費依平台規定；商品依門市庫存，售完為止。</w:t>
+      </w:r>
+    </w:p>
+    <w:p>
+      <w:pPr>
+        <w:keepNext w:val="0"/>
+        <w:keepLines w:val="0"/>
+        <w:spacing w:before="0" w:after="100" w:line="293" w:lineRule="auto"/>
+      </w:pPr>
+      <w:r>
+        <w:rPr>
+          <w:rFonts w:ascii="Arial Unicode MS" w:hAnsi="Arial Unicode MS" w:eastAsia="Arial Unicode MS"/>
+          <w:b w:val="0"/>
+          <w:i w:val="0"/>
+          <w:color w:val="5B6573"/>
+          <w:sz w:val="18"/>
+        </w:rPr>
+        <w:t>https://www.starbucks.com.tw/stores/allevent/show.jspx?n=5332</w:t>
       </w:r>
     </w:p>
     <w:p>
       <w:pPr>
         <w:keepNext/>
         <w:keepLines w:val="0"/>
-        <w:spacing w:before="60" w:after="20" w:line="293" w:lineRule="auto"/>
+        <w:spacing w:before="60" w:after="40" w:line="293" w:lineRule="auto"/>
       </w:pPr>
       <w:r>
         <w:rPr>
           <w:rFonts w:ascii="Arial Unicode MS" w:hAnsi="Arial Unicode MS" w:eastAsia="Arial Unicode MS"/>
           <w:b/>
           <w:i w:val="0"/>
-          <w:color w:val="5B6573"/>
+          <w:color w:val="1D4ED8"/>
           <w:sz w:val="22"/>
         </w:rPr>
-        <w:t>① 還沒看</w:t>
+        <w:t>課堂必寫</w:t>
       </w:r>
       <w:r>
         <w:rPr>
@@ -377,7 +479,7 @@
           <w:color w:val="1A2340"/>
           <w:sz w:val="22"/>
         </w:rPr>
-        <w:t>只知道有官網，還沒打開活動內容。</w:t>
+        <w:t>15–25 分｜兩句均為教師另擬，不是店家原話。</w:t>
       </w:r>
     </w:p>
     <w:p>
@@ -389,12 +491,29 @@
       <w:r>
         <w:rPr>
           <w:rFonts w:ascii="Arial Unicode MS" w:hAnsi="Arial Unicode MS" w:eastAsia="Arial Unicode MS"/>
+          <w:b/>
+          <w:i w:val="0"/>
+          <w:color w:val="1A2340"/>
+          <w:sz w:val="23"/>
+        </w:rPr>
+        <w:t>1. 到門市現場點購，也能用這個優惠。</w:t>
+      </w:r>
+    </w:p>
+    <w:p>
+      <w:pPr>
+        <w:keepNext w:val="0"/>
+        <w:keepLines w:val="0"/>
+        <w:spacing w:before="0" w:after="0" w:line="293" w:lineRule="auto"/>
+      </w:pPr>
+      <w:r>
+        <w:rPr>
+          <w:rFonts w:ascii="Arial Unicode MS" w:hAnsi="Arial Unicode MS" w:eastAsia="Arial Unicode MS"/>
           <w:b w:val="0"/>
           <w:i w:val="0"/>
           <w:color w:val="1A2340"/>
           <w:sz w:val="22"/>
         </w:rPr>
-        <w:t>我選：□綠 □紅 □黃；讓我這樣判的字／缺少的資料：</w:t>
+        <w:t>初判 □綠 □紅 □黃；依據／段號或缺什麼：</w:t>
       </w:r>
     </w:p>
     <w:tbl>
@@ -410,7 +529,7 @@
       </w:tblGrid>
       <w:tr>
         <w:trPr>
-          <w:trHeight w:val="510" w:hRule="atLeast"/>
+          <w:trHeight w:val="482" w:hRule="atLeast"/>
         </w:trPr>
         <w:tc>
           <w:tcPr>
@@ -440,259 +559,7 @@
       </w:tr>
       <w:tr>
         <w:trPr>
-          <w:trHeight w:val="510" w:hRule="atLeast"/>
-        </w:trPr>
-        <w:tc>
-          <w:tcPr>
-            <w:tcW w:type="dxa" w:w="9865"/>
-            <w:tcMar>
-              <w:top w:w="0" w:type="dxa"/>
-              <w:start w:w="0" w:type="dxa"/>
-              <w:bottom w:w="0" w:type="dxa"/>
-              <w:end w:w="0" w:type="dxa"/>
-            </w:tcMar>
-            <w:tcBorders>
-              <w:top w:val="nil"/>
-              <w:bottom w:val="single" w:sz="5" w:space="0" w:color="CBD5E1"/>
-              <w:start w:val="nil"/>
-              <w:end w:val="nil"/>
-            </w:tcBorders>
-          </w:tcPr>
-          <w:p>
-            <w:pPr>
-              <w:spacing w:before="0" w:after="20" w:line="240" w:lineRule="auto"/>
-            </w:pPr>
-            <w:r>
-              <w:t xml:space="preserve"> </w:t>
-            </w:r>
-          </w:p>
-        </w:tc>
-      </w:tr>
-    </w:tbl>
-    <w:p>
-      <w:pPr>
-        <w:keepNext/>
-        <w:keepLines w:val="0"/>
-        <w:spacing w:before="60" w:after="20" w:line="293" w:lineRule="auto"/>
-      </w:pPr>
-      <w:r>
-        <w:rPr>
-          <w:rFonts w:ascii="Arial Unicode MS" w:hAnsi="Arial Unicode MS" w:eastAsia="Arial Unicode MS"/>
-          <w:b/>
-          <w:i w:val="0"/>
-          <w:color w:val="5B6573"/>
-          <w:sz w:val="22"/>
-        </w:rPr>
-        <w:t>② 看過 A</w:t>
-      </w:r>
-      <w:r>
-        <w:rPr>
-          <w:rFonts w:ascii="Arial Unicode MS" w:hAnsi="Arial Unicode MS" w:eastAsia="Arial Unicode MS"/>
-          <w:b w:val="0"/>
-          <w:i w:val="0"/>
-          <w:color w:val="7B8491"/>
-          <w:sz w:val="22"/>
-        </w:rPr>
-        <w:t xml:space="preserve">  ｜  </w:t>
-      </w:r>
-      <w:r>
-        <w:rPr>
-          <w:rFonts w:ascii="Arial Unicode MS" w:hAnsi="Arial Unicode MS" w:eastAsia="Arial Unicode MS"/>
-          <w:b w:val="0"/>
-          <w:i w:val="0"/>
-          <w:color w:val="1A2340"/>
-          <w:sz w:val="22"/>
-        </w:rPr>
-        <w:t>頁面寫：今天全店飲料第二件半價。</w:t>
-      </w:r>
-    </w:p>
-    <w:p>
-      <w:pPr>
-        <w:keepNext w:val="0"/>
-        <w:keepLines w:val="0"/>
-        <w:spacing w:before="0" w:after="20" w:line="293" w:lineRule="auto"/>
-      </w:pPr>
-      <w:r>
-        <w:rPr>
-          <w:rFonts w:ascii="Arial Unicode MS" w:hAnsi="Arial Unicode MS" w:eastAsia="Arial Unicode MS"/>
-          <w:b w:val="0"/>
-          <w:i w:val="0"/>
-          <w:color w:val="1A2340"/>
-          <w:sz w:val="22"/>
-        </w:rPr>
-        <w:t>我選：□綠 □紅 □黃；讓我這樣判的字／缺少的資料：</w:t>
-      </w:r>
-    </w:p>
-    <w:tbl>
-      <w:tblPr>
-        <w:tblW w:type="dxa" w:w="9865"/>
-        <w:jc w:val="left"/>
-        <w:tblLayout w:type="fixed"/>
-        <w:tblLook w:firstColumn="1" w:firstRow="1" w:lastColumn="0" w:lastRow="0" w:noHBand="0" w:noVBand="1" w:val="04A0"/>
-        <w:tblInd w:type="dxa" w:w="0"/>
-      </w:tblPr>
-      <w:tblGrid>
-        <w:gridCol w:w="9865"/>
-      </w:tblGrid>
-      <w:tr>
-        <w:trPr>
-          <w:trHeight w:val="510" w:hRule="atLeast"/>
-        </w:trPr>
-        <w:tc>
-          <w:tcPr>
-            <w:tcW w:type="dxa" w:w="9865"/>
-            <w:tcMar>
-              <w:top w:w="0" w:type="dxa"/>
-              <w:start w:w="0" w:type="dxa"/>
-              <w:bottom w:w="0" w:type="dxa"/>
-              <w:end w:w="0" w:type="dxa"/>
-            </w:tcMar>
-            <w:tcBorders>
-              <w:top w:val="nil"/>
-              <w:bottom w:val="single" w:sz="5" w:space="0" w:color="CBD5E1"/>
-              <w:start w:val="nil"/>
-              <w:end w:val="nil"/>
-            </w:tcBorders>
-          </w:tcPr>
-          <w:p>
-            <w:pPr>
-              <w:spacing w:before="0" w:after="0" w:line="240" w:lineRule="auto"/>
-            </w:pPr>
-            <w:r>
-              <w:t xml:space="preserve"> </w:t>
-            </w:r>
-          </w:p>
-        </w:tc>
-      </w:tr>
-      <w:tr>
-        <w:trPr>
-          <w:trHeight w:val="510" w:hRule="atLeast"/>
-        </w:trPr>
-        <w:tc>
-          <w:tcPr>
-            <w:tcW w:type="dxa" w:w="9865"/>
-            <w:tcMar>
-              <w:top w:w="0" w:type="dxa"/>
-              <w:start w:w="0" w:type="dxa"/>
-              <w:bottom w:w="0" w:type="dxa"/>
-              <w:end w:w="0" w:type="dxa"/>
-            </w:tcMar>
-            <w:tcBorders>
-              <w:top w:val="nil"/>
-              <w:bottom w:val="single" w:sz="5" w:space="0" w:color="CBD5E1"/>
-              <w:start w:val="nil"/>
-              <w:end w:val="nil"/>
-            </w:tcBorders>
-          </w:tcPr>
-          <w:p>
-            <w:pPr>
-              <w:spacing w:before="0" w:after="20" w:line="240" w:lineRule="auto"/>
-            </w:pPr>
-            <w:r>
-              <w:t xml:space="preserve"> </w:t>
-            </w:r>
-          </w:p>
-        </w:tc>
-      </w:tr>
-    </w:tbl>
-    <w:p>
-      <w:pPr>
-        <w:keepNext/>
-        <w:keepLines w:val="0"/>
-        <w:spacing w:before="60" w:after="20" w:line="293" w:lineRule="auto"/>
-      </w:pPr>
-      <w:r>
-        <w:rPr>
-          <w:rFonts w:ascii="Arial Unicode MS" w:hAnsi="Arial Unicode MS" w:eastAsia="Arial Unicode MS"/>
-          <w:b/>
-          <w:i w:val="0"/>
-          <w:color w:val="5B6573"/>
-          <w:sz w:val="22"/>
-        </w:rPr>
-        <w:t>③ 另一種情況 B</w:t>
-      </w:r>
-      <w:r>
-        <w:rPr>
-          <w:rFonts w:ascii="Arial Unicode MS" w:hAnsi="Arial Unicode MS" w:eastAsia="Arial Unicode MS"/>
-          <w:b w:val="0"/>
-          <w:i w:val="0"/>
-          <w:color w:val="7B8491"/>
-          <w:sz w:val="22"/>
-        </w:rPr>
-        <w:t xml:space="preserve">  ｜  </w:t>
-      </w:r>
-      <w:r>
-        <w:rPr>
-          <w:rFonts w:ascii="Arial Unicode MS" w:hAnsi="Arial Unicode MS" w:eastAsia="Arial Unicode MS"/>
-          <w:b w:val="0"/>
-          <w:i w:val="0"/>
-          <w:color w:val="1A2340"/>
-          <w:sz w:val="22"/>
-        </w:rPr>
-        <w:t>頁面寫：活動昨天結束，今天所有飲料恢復原價。</w:t>
-      </w:r>
-    </w:p>
-    <w:p>
-      <w:pPr>
-        <w:keepNext w:val="0"/>
-        <w:keepLines w:val="0"/>
-        <w:spacing w:before="0" w:after="20" w:line="293" w:lineRule="auto"/>
-      </w:pPr>
-      <w:r>
-        <w:rPr>
-          <w:rFonts w:ascii="Arial Unicode MS" w:hAnsi="Arial Unicode MS" w:eastAsia="Arial Unicode MS"/>
-          <w:b w:val="0"/>
-          <w:i w:val="0"/>
-          <w:color w:val="1A2340"/>
-          <w:sz w:val="22"/>
-        </w:rPr>
-        <w:t>我選：□綠 □紅 □黃；讓我這樣判的字／缺少的資料：</w:t>
-      </w:r>
-    </w:p>
-    <w:tbl>
-      <w:tblPr>
-        <w:tblW w:type="dxa" w:w="9865"/>
-        <w:jc w:val="left"/>
-        <w:tblLayout w:type="fixed"/>
-        <w:tblLook w:firstColumn="1" w:firstRow="1" w:lastColumn="0" w:lastRow="0" w:noHBand="0" w:noVBand="1" w:val="04A0"/>
-        <w:tblInd w:type="dxa" w:w="0"/>
-      </w:tblPr>
-      <w:tblGrid>
-        <w:gridCol w:w="9865"/>
-      </w:tblGrid>
-      <w:tr>
-        <w:trPr>
-          <w:trHeight w:val="510" w:hRule="atLeast"/>
-        </w:trPr>
-        <w:tc>
-          <w:tcPr>
-            <w:tcW w:type="dxa" w:w="9865"/>
-            <w:tcMar>
-              <w:top w:w="0" w:type="dxa"/>
-              <w:start w:w="0" w:type="dxa"/>
-              <w:bottom w:w="0" w:type="dxa"/>
-              <w:end w:w="0" w:type="dxa"/>
-            </w:tcMar>
-            <w:tcBorders>
-              <w:top w:val="nil"/>
-              <w:bottom w:val="single" w:sz="5" w:space="0" w:color="CBD5E1"/>
-              <w:start w:val="nil"/>
-              <w:end w:val="nil"/>
-            </w:tcBorders>
-          </w:tcPr>
-          <w:p>
-            <w:pPr>
-              <w:spacing w:before="0" w:after="0" w:line="240" w:lineRule="auto"/>
-            </w:pPr>
-            <w:r>
-              <w:t xml:space="preserve"> </w:t>
-            </w:r>
-          </w:p>
-        </w:tc>
-      </w:tr>
-      <w:tr>
-        <w:trPr>
-          <w:trHeight w:val="510" w:hRule="atLeast"/>
+          <w:trHeight w:val="482" w:hRule="atLeast"/>
         </w:trPr>
         <w:tc>
           <w:tcPr>
@@ -725,7 +592,7 @@
       <w:pPr>
         <w:keepNext w:val="0"/>
         <w:keepLines w:val="0"/>
-        <w:spacing w:before="60" w:after="40" w:line="293" w:lineRule="auto"/>
+        <w:spacing w:before="0" w:after="20" w:line="293" w:lineRule="auto"/>
       </w:pPr>
       <w:r>
         <w:rPr>
@@ -733,9 +600,26 @@
           <w:b/>
           <w:i w:val="0"/>
           <w:color w:val="1A2340"/>
+          <w:sz w:val="23"/>
+        </w:rPr>
+        <w:t>2. 用這個優惠外送，不用再付運費。</w:t>
+      </w:r>
+    </w:p>
+    <w:p>
+      <w:pPr>
+        <w:keepNext w:val="0"/>
+        <w:keepLines w:val="0"/>
+        <w:spacing w:before="0" w:after="0" w:line="293" w:lineRule="auto"/>
+      </w:pPr>
+      <w:r>
+        <w:rPr>
+          <w:rFonts w:ascii="Arial Unicode MS" w:hAnsi="Arial Unicode MS" w:eastAsia="Arial Unicode MS"/>
+          <w:b w:val="0"/>
+          <w:i w:val="0"/>
+          <w:color w:val="1A2340"/>
           <w:sz w:val="22"/>
         </w:rPr>
-        <w:t>想一想：只查到紅茶半價，能不能直接說全店都半價？</w:t>
+        <w:t>初判 □綠 □紅 □黃；依據／段號或缺什麼：</w:t>
       </w:r>
     </w:p>
     <w:tbl>
@@ -751,7 +635,7 @@
       </w:tblGrid>
       <w:tr>
         <w:trPr>
-          <w:trHeight w:val="510" w:hRule="atLeast"/>
+          <w:trHeight w:val="482" w:hRule="atLeast"/>
         </w:trPr>
         <w:tc>
           <w:tcPr>
@@ -779,139 +663,43 @@
           </w:p>
         </w:tc>
       </w:tr>
+      <w:tr>
+        <w:trPr>
+          <w:trHeight w:val="482" w:hRule="atLeast"/>
+        </w:trPr>
+        <w:tc>
+          <w:tcPr>
+            <w:tcW w:type="dxa" w:w="9865"/>
+            <w:tcMar>
+              <w:top w:w="0" w:type="dxa"/>
+              <w:start w:w="0" w:type="dxa"/>
+              <w:bottom w:w="0" w:type="dxa"/>
+              <w:end w:w="0" w:type="dxa"/>
+            </w:tcMar>
+            <w:tcBorders>
+              <w:top w:val="nil"/>
+              <w:bottom w:val="single" w:sz="5" w:space="0" w:color="CBD5E1"/>
+              <w:start w:val="nil"/>
+              <w:end w:val="nil"/>
+            </w:tcBorders>
+          </w:tcPr>
+          <w:p>
+            <w:pPr>
+              <w:spacing w:before="0" w:after="20" w:line="240" w:lineRule="auto"/>
+            </w:pPr>
+            <w:r>
+              <w:t xml:space="preserve"> </w:t>
+            </w:r>
+          </w:p>
+        </w:tc>
+      </w:tr>
     </w:tbl>
-    <w:p>
-      <w:pPr>
-        <w:keepNext/>
-        <w:keepLines w:val="0"/>
-        <w:pageBreakBefore/>
-        <w:spacing w:before="0" w:after="60" w:line="293" w:lineRule="auto"/>
-      </w:pPr>
-      <w:r>
-        <w:rPr>
-          <w:rFonts w:ascii="JetBrains Mono" w:hAnsi="JetBrains Mono" w:eastAsia="Arial Unicode MS"/>
-          <w:b/>
-          <w:i w:val="0"/>
-          <w:color w:val="1D4ED8"/>
-          <w:sz w:val="22"/>
-        </w:rPr>
-        <w:t>W2 / 02</w:t>
-      </w:r>
-    </w:p>
-    <w:p>
-      <w:pPr>
-        <w:keepNext/>
-        <w:keepLines w:val="0"/>
-        <w:spacing w:before="0" w:after="80" w:line="252" w:lineRule="auto"/>
-      </w:pPr>
-      <w:r>
-        <w:rPr>
-          <w:rFonts w:ascii="Arial Unicode MS" w:hAnsi="Arial Unicode MS" w:eastAsia="Arial Unicode MS"/>
-          <w:b/>
-          <w:i w:val="0"/>
-          <w:color w:val="1A2340"/>
-          <w:sz w:val="44"/>
-        </w:rPr>
-        <w:t>換成關於你的文字</w:t>
-      </w:r>
-    </w:p>
     <w:p>
       <w:pPr>
         <w:keepNext w:val="0"/>
         <w:keepLines w:val="0"/>
-        <w:spacing w:before="0" w:after="140" w:line="293" w:lineRule="auto"/>
+        <w:spacing w:before="0" w:after="0" w:line="293" w:lineRule="auto"/>
       </w:pPr>
-      <w:r>
-        <w:rPr>
-          <w:rFonts w:ascii="Arial Unicode MS" w:hAnsi="Arial Unicode MS" w:eastAsia="Arial Unicode MS"/>
-          <w:b w:val="0"/>
-          <w:i w:val="0"/>
-          <w:color w:val="5B6573"/>
-          <w:sz w:val="22"/>
-        </w:rPr>
-        <w:t>剛剛的店家說法是別人寫的；同一套規則現在放回你自己寫的字上。</w:t>
-      </w:r>
-    </w:p>
-    <w:p>
-      <w:pPr>
-        <w:keepNext/>
-        <w:keepLines w:val="0"/>
-        <w:spacing w:before="40" w:after="100" w:line="293" w:lineRule="auto"/>
-      </w:pPr>
-      <w:r>
-        <w:rPr>
-          <w:rFonts w:ascii="JetBrains Mono" w:hAnsi="JetBrains Mono" w:eastAsia="Arial Unicode MS"/>
-          <w:b/>
-          <w:i w:val="0"/>
-          <w:color w:val="1D4ED8"/>
-          <w:sz w:val="30"/>
-        </w:rPr>
-        <w:t>02</w:t>
-      </w:r>
-      <w:r>
-        <w:rPr>
-          <w:rFonts w:ascii="Arial Unicode MS" w:hAnsi="Arial Unicode MS" w:eastAsia="Arial Unicode MS"/>
-          <w:b w:val="0"/>
-          <w:i w:val="0"/>
-          <w:color w:val="1D4ED8"/>
-          <w:sz w:val="30"/>
-        </w:rPr>
-        <w:t xml:space="preserve">  </w:t>
-      </w:r>
-      <w:r>
-        <w:rPr>
-          <w:rFonts w:ascii="Arial Unicode MS" w:hAnsi="Arial Unicode MS" w:eastAsia="Arial Unicode MS"/>
-          <w:b/>
-          <w:i w:val="0"/>
-          <w:color w:val="1A2340"/>
-          <w:sz w:val="30"/>
-        </w:rPr>
-        <w:t>我的上週六下午</w:t>
-      </w:r>
-    </w:p>
-    <w:p>
-      <w:pPr>
-        <w:keepNext w:val="0"/>
-        <w:keepLines w:val="0"/>
-        <w:spacing w:before="0" w:after="40" w:line="293" w:lineRule="auto"/>
-      </w:pPr>
-      <w:r>
-        <w:rPr>
-          <w:rFonts w:ascii="Arial Unicode MS" w:hAnsi="Arial Unicode MS" w:eastAsia="Arial Unicode MS"/>
-          <w:b w:val="0"/>
-          <w:i w:val="0"/>
-          <w:color w:val="5B6573"/>
-          <w:sz w:val="22"/>
-        </w:rPr>
-        <w:t>等一下會用到 AI：別人的名字現在就用「小 A」「我表哥」等代號；可辨識地點改成概括說法。</w:t>
-      </w:r>
-    </w:p>
-    <w:p>
-      <w:pPr>
-        <w:keepNext/>
-        <w:keepLines w:val="0"/>
-        <w:spacing w:before="20" w:after="20" w:line="293" w:lineRule="auto"/>
-      </w:pPr>
-      <w:r>
-        <w:rPr>
-          <w:rFonts w:ascii="Arial Unicode MS" w:hAnsi="Arial Unicode MS" w:eastAsia="Arial Unicode MS"/>
-          <w:b/>
-          <w:i w:val="0"/>
-          <w:color w:val="1D4ED8"/>
-          <w:sz w:val="22"/>
-        </w:rPr>
-        <w:t>課堂必寫</w:t>
-      </w:r>
-      <w:r>
-        <w:rPr>
-          <w:rFonts w:ascii="Arial Unicode MS" w:hAnsi="Arial Unicode MS" w:eastAsia="Arial Unicode MS"/>
-          <w:b w:val="0"/>
-          <w:i w:val="0"/>
-          <w:color w:val="7B8491"/>
-          <w:sz w:val="22"/>
-        </w:rPr>
-        <w:t xml:space="preserve">  ｜  </w:t>
-      </w:r>
       <w:r>
         <w:rPr>
           <w:rFonts w:ascii="Arial Unicode MS" w:hAnsi="Arial Unicode MS" w:eastAsia="Arial Unicode MS"/>
@@ -920,7 +708,7 @@
           <w:color w:val="1A2340"/>
           <w:sz w:val="22"/>
         </w:rPr>
-        <w:t>200 字以內，可以更短。先不用手機。</w:t>
+        <w:t>搭檔問了什麼？選一句改／留並補理由（原答不擦）：</w:t>
       </w:r>
     </w:p>
     <w:tbl>
@@ -994,9 +782,181 @@
           </w:p>
         </w:tc>
       </w:tr>
+    </w:tbl>
+    <w:p>
+      <w:pPr>
+        <w:keepNext/>
+        <w:keepLines w:val="0"/>
+        <w:pageBreakBefore/>
+        <w:spacing w:before="0" w:after="60" w:line="293" w:lineRule="auto"/>
+      </w:pPr>
+      <w:r>
+        <w:rPr>
+          <w:rFonts w:ascii="JetBrains Mono" w:hAnsi="JetBrains Mono" w:eastAsia="Arial Unicode MS"/>
+          <w:b/>
+          <w:i w:val="0"/>
+          <w:color w:val="1D4ED8"/>
+          <w:sz w:val="22"/>
+        </w:rPr>
+        <w:t>W2 / 02</w:t>
+      </w:r>
+    </w:p>
+    <w:p>
+      <w:pPr>
+        <w:keepNext/>
+        <w:keepLines w:val="0"/>
+        <w:spacing w:before="0" w:after="80" w:line="252" w:lineRule="auto"/>
+      </w:pPr>
+      <w:r>
+        <w:rPr>
+          <w:rFonts w:ascii="Arial Unicode MS" w:hAnsi="Arial Unicode MS" w:eastAsia="Arial Unicode MS"/>
+          <w:b/>
+          <w:i w:val="0"/>
+          <w:color w:val="1A2340"/>
+          <w:sz w:val="44"/>
+        </w:rPr>
+        <w:t>自己先寫，也查自己</w:t>
+      </w:r>
+    </w:p>
+    <w:p>
+      <w:pPr>
+        <w:keepNext w:val="0"/>
+        <w:keepLines w:val="0"/>
+        <w:spacing w:before="0" w:after="140" w:line="293" w:lineRule="auto"/>
+      </w:pPr>
+      <w:r>
+        <w:rPr>
+          <w:rFonts w:ascii="Arial Unicode MS" w:hAnsi="Arial Unicode MS" w:eastAsia="Arial Unicode MS"/>
+          <w:b w:val="0"/>
+          <w:i w:val="0"/>
+          <w:color w:val="5B6573"/>
+          <w:sz w:val="22"/>
+        </w:rPr>
+        <w:t>25–30 分｜留下本人原句；今天不練長篇描寫。</w:t>
+      </w:r>
+    </w:p>
+    <w:p>
+      <w:pPr>
+        <w:keepNext/>
+        <w:keepLines w:val="0"/>
+        <w:spacing w:before="60" w:after="100" w:line="293" w:lineRule="auto"/>
+      </w:pPr>
+      <w:r>
+        <w:rPr>
+          <w:rFonts w:ascii="JetBrains Mono" w:hAnsi="JetBrains Mono" w:eastAsia="Arial Unicode MS"/>
+          <w:b/>
+          <w:i w:val="0"/>
+          <w:color w:val="1D4ED8"/>
+          <w:sz w:val="30"/>
+        </w:rPr>
+        <w:t>02</w:t>
+      </w:r>
+      <w:r>
+        <w:rPr>
+          <w:rFonts w:ascii="Arial Unicode MS" w:hAnsi="Arial Unicode MS" w:eastAsia="Arial Unicode MS"/>
+          <w:b w:val="0"/>
+          <w:i w:val="0"/>
+          <w:color w:val="1D4ED8"/>
+          <w:sz w:val="30"/>
+        </w:rPr>
+        <w:t xml:space="preserve">  </w:t>
+      </w:r>
+      <w:r>
+        <w:rPr>
+          <w:rFonts w:ascii="Arial Unicode MS" w:hAnsi="Arial Unicode MS" w:eastAsia="Arial Unicode MS"/>
+          <w:b/>
+          <w:i w:val="0"/>
+          <w:color w:val="1A2340"/>
+          <w:sz w:val="30"/>
+        </w:rPr>
+        <w:t>一件近期小事｜3–4 句</w:t>
+      </w:r>
+    </w:p>
+    <w:p>
+      <w:pPr>
+        <w:keepNext w:val="0"/>
+        <w:keepLines w:val="0"/>
+        <w:spacing w:before="0" w:after="80" w:line="293" w:lineRule="auto"/>
+      </w:pPr>
+      <w:r>
+        <w:rPr>
+          <w:rFonts w:ascii="Arial Unicode MS" w:hAnsi="Arial Unicode MS" w:eastAsia="Arial Unicode MS"/>
+          <w:b w:val="0"/>
+          <w:i w:val="0"/>
+          <w:color w:val="1A2340"/>
+          <w:sz w:val="23"/>
+        </w:rPr>
+        <w:t>🔒 不使用 AI｜寫讓不在場的人知道發生什麼。人物用代號，地點概括；記不清楚就標明，不必補成完整故事。</w:t>
+      </w:r>
+    </w:p>
+    <w:p>
+      <w:pPr>
+        <w:keepNext w:val="0"/>
+        <w:keepLines w:val="0"/>
+        <w:spacing w:before="0" w:after="80" w:line="293" w:lineRule="auto"/>
+      </w:pPr>
+      <w:r>
+        <w:rPr>
+          <w:rFonts w:ascii="Arial Unicode MS" w:hAnsi="Arial Unicode MS" w:eastAsia="Arial Unicode MS"/>
+          <w:b w:val="0"/>
+          <w:i w:val="0"/>
+          <w:color w:val="1A2340"/>
+          <w:sz w:val="23"/>
+        </w:rPr>
+        <w:t>等值公共路徑：不使用生活內容，可根據第 1 頁廣告，親自寫 3–4 句班群提醒。標明「根據公共材料」，不假裝自己買過；不用真的發送。</w:t>
+      </w:r>
+    </w:p>
+    <w:p>
+      <w:pPr>
+        <w:keepNext/>
+        <w:keepLines w:val="0"/>
+        <w:spacing w:before="60" w:after="40" w:line="293" w:lineRule="auto"/>
+      </w:pPr>
+      <w:r>
+        <w:rPr>
+          <w:rFonts w:ascii="Arial Unicode MS" w:hAnsi="Arial Unicode MS" w:eastAsia="Arial Unicode MS"/>
+          <w:b/>
+          <w:i w:val="0"/>
+          <w:color w:val="1D4ED8"/>
+          <w:sz w:val="22"/>
+        </w:rPr>
+        <w:t>課堂必寫</w:t>
+      </w:r>
+      <w:r>
+        <w:rPr>
+          <w:rFonts w:ascii="Arial Unicode MS" w:hAnsi="Arial Unicode MS" w:eastAsia="Arial Unicode MS"/>
+          <w:b w:val="0"/>
+          <w:i w:val="0"/>
+          <w:color w:val="7B8491"/>
+          <w:sz w:val="22"/>
+        </w:rPr>
+        <w:t xml:space="preserve">  ｜  </w:t>
+      </w:r>
+      <w:r>
+        <w:rPr>
+          <w:rFonts w:ascii="Arial Unicode MS" w:hAnsi="Arial Unicode MS" w:eastAsia="Arial Unicode MS"/>
+          <w:b w:val="0"/>
+          <w:i w:val="0"/>
+          <w:color w:val="1A2340"/>
+          <w:sz w:val="22"/>
+        </w:rPr>
+        <w:t>□ 近期小事　□ 公共材料提醒；原句不要擦掉。</w:t>
+      </w:r>
+    </w:p>
+    <w:tbl>
+      <w:tblPr>
+        <w:tblW w:type="dxa" w:w="9865"/>
+        <w:jc w:val="left"/>
+        <w:tblLayout w:type="fixed"/>
+        <w:tblLook w:firstColumn="1" w:firstRow="1" w:lastColumn="0" w:lastRow="0" w:noHBand="0" w:noVBand="1" w:val="04A0"/>
+        <w:tblInd w:type="dxa" w:w="0"/>
+      </w:tblPr>
+      <w:tblGrid>
+        <w:gridCol w:w="9865"/>
+      </w:tblGrid>
       <w:tr>
         <w:trPr>
-          <w:trHeight w:val="482" w:hRule="atLeast"/>
+          <w:trHeight w:val="510" w:hRule="atLeast"/>
         </w:trPr>
         <w:tc>
           <w:tcPr>
@@ -1026,7 +986,7 @@
       </w:tr>
       <w:tr>
         <w:trPr>
-          <w:trHeight w:val="482" w:hRule="atLeast"/>
+          <w:trHeight w:val="510" w:hRule="atLeast"/>
         </w:trPr>
         <w:tc>
           <w:tcPr>
@@ -1056,7 +1016,7 @@
       </w:tr>
       <w:tr>
         <w:trPr>
-          <w:trHeight w:val="482" w:hRule="atLeast"/>
+          <w:trHeight w:val="510" w:hRule="atLeast"/>
         </w:trPr>
         <w:tc>
           <w:tcPr>
@@ -1086,7 +1046,7 @@
       </w:tr>
       <w:tr>
         <w:trPr>
-          <w:trHeight w:val="482" w:hRule="atLeast"/>
+          <w:trHeight w:val="510" w:hRule="atLeast"/>
         </w:trPr>
         <w:tc>
           <w:tcPr>
@@ -1116,7 +1076,7 @@
       </w:tr>
       <w:tr>
         <w:trPr>
-          <w:trHeight w:val="482" w:hRule="atLeast"/>
+          <w:trHeight w:val="510" w:hRule="atLeast"/>
         </w:trPr>
         <w:tc>
           <w:tcPr>
@@ -1146,7 +1106,7 @@
       </w:tr>
       <w:tr>
         <w:trPr>
-          <w:trHeight w:val="482" w:hRule="atLeast"/>
+          <w:trHeight w:val="510" w:hRule="atLeast"/>
         </w:trPr>
         <w:tc>
           <w:tcPr>
@@ -1176,103 +1136,7 @@
       </w:tr>
       <w:tr>
         <w:trPr>
-          <w:trHeight w:val="482" w:hRule="atLeast"/>
-        </w:trPr>
-        <w:tc>
-          <w:tcPr>
-            <w:tcW w:type="dxa" w:w="9865"/>
-            <w:tcMar>
-              <w:top w:w="0" w:type="dxa"/>
-              <w:start w:w="0" w:type="dxa"/>
-              <w:bottom w:w="0" w:type="dxa"/>
-              <w:end w:w="0" w:type="dxa"/>
-            </w:tcMar>
-            <w:tcBorders>
-              <w:top w:val="nil"/>
-              <w:bottom w:val="single" w:sz="5" w:space="0" w:color="CBD5E1"/>
-              <w:start w:val="nil"/>
-              <w:end w:val="nil"/>
-            </w:tcBorders>
-          </w:tcPr>
-          <w:p>
-            <w:pPr>
-              <w:spacing w:before="0" w:after="40" w:line="240" w:lineRule="auto"/>
-            </w:pPr>
-            <w:r>
-              <w:t xml:space="preserve"> </w:t>
-            </w:r>
-          </w:p>
-        </w:tc>
-      </w:tr>
-    </w:tbl>
-    <w:p>
-      <w:pPr>
-        <w:keepNext/>
-        <w:keepLines w:val="0"/>
-        <w:spacing w:before="80" w:after="20" w:line="293" w:lineRule="auto"/>
-      </w:pPr>
-      <w:r>
-        <w:rPr>
-          <w:rFonts w:ascii="Arial Unicode MS" w:hAnsi="Arial Unicode MS" w:eastAsia="Arial Unicode MS"/>
-          <w:b/>
-          <w:i w:val="0"/>
-          <w:color w:val="1D4ED8"/>
-          <w:sz w:val="22"/>
-        </w:rPr>
-        <w:t>課堂必寫</w:t>
-      </w:r>
-      <w:r>
-        <w:rPr>
-          <w:rFonts w:ascii="Arial Unicode MS" w:hAnsi="Arial Unicode MS" w:eastAsia="Arial Unicode MS"/>
-          <w:b w:val="0"/>
-          <w:i w:val="0"/>
-          <w:color w:val="7B8491"/>
-          <w:sz w:val="22"/>
-        </w:rPr>
-        <w:t xml:space="preserve">  ｜  </w:t>
-      </w:r>
-      <w:r>
-        <w:rPr>
-          <w:rFonts w:ascii="Arial Unicode MS" w:hAnsi="Arial Unicode MS" w:eastAsia="Arial Unicode MS"/>
-          <w:b w:val="0"/>
-          <w:i w:val="0"/>
-          <w:color w:val="1A2340"/>
-          <w:sz w:val="22"/>
-        </w:rPr>
-        <w:t>挑其中一個 30 秒放慢</w:t>
-      </w:r>
-    </w:p>
-    <w:p>
-      <w:pPr>
-        <w:keepNext w:val="0"/>
-        <w:keepLines w:val="0"/>
-        <w:spacing w:before="0" w:after="20" w:line="293" w:lineRule="auto"/>
-      </w:pPr>
-      <w:r>
-        <w:rPr>
-          <w:rFonts w:ascii="Arial Unicode MS" w:hAnsi="Arial Unicode MS" w:eastAsia="Arial Unicode MS"/>
-          <w:b w:val="0"/>
-          <w:i w:val="0"/>
-          <w:color w:val="5B6573"/>
-          <w:sz w:val="22"/>
-        </w:rPr>
-        <w:t>補進時間／地點／動作，再選一個聲音、畫面或具體感受；先寫發生什麼，不急著寫代表什麼。</w:t>
-      </w:r>
-    </w:p>
-    <w:tbl>
-      <w:tblPr>
-        <w:tblW w:type="dxa" w:w="9865"/>
-        <w:jc w:val="left"/>
-        <w:tblLayout w:type="fixed"/>
-        <w:tblLook w:firstColumn="1" w:firstRow="1" w:lastColumn="0" w:lastRow="0" w:noHBand="0" w:noVBand="1" w:val="04A0"/>
-        <w:tblInd w:type="dxa" w:w="0"/>
-      </w:tblPr>
-      <w:tblGrid>
-        <w:gridCol w:w="9865"/>
-      </w:tblGrid>
-      <w:tr>
-        <w:trPr>
-          <w:trHeight w:val="482" w:hRule="atLeast"/>
+          <w:trHeight w:val="510" w:hRule="atLeast"/>
         </w:trPr>
         <w:tc>
           <w:tcPr>
@@ -1302,7 +1166,7 @@
       </w:tr>
       <w:tr>
         <w:trPr>
-          <w:trHeight w:val="482" w:hRule="atLeast"/>
+          <w:trHeight w:val="510" w:hRule="atLeast"/>
         </w:trPr>
         <w:tc>
           <w:tcPr>
@@ -1322,37 +1186,7 @@
           </w:tcPr>
           <w:p>
             <w:pPr>
-              <w:spacing w:before="0" w:after="0" w:line="240" w:lineRule="auto"/>
-            </w:pPr>
-            <w:r>
-              <w:t xml:space="preserve"> </w:t>
-            </w:r>
-          </w:p>
-        </w:tc>
-      </w:tr>
-      <w:tr>
-        <w:trPr>
-          <w:trHeight w:val="482" w:hRule="atLeast"/>
-        </w:trPr>
-        <w:tc>
-          <w:tcPr>
-            <w:tcW w:type="dxa" w:w="9865"/>
-            <w:tcMar>
-              <w:top w:w="0" w:type="dxa"/>
-              <w:start w:w="0" w:type="dxa"/>
-              <w:bottom w:w="0" w:type="dxa"/>
-              <w:end w:w="0" w:type="dxa"/>
-            </w:tcMar>
-            <w:tcBorders>
-              <w:top w:val="nil"/>
-              <w:bottom w:val="single" w:sz="5" w:space="0" w:color="CBD5E1"/>
-              <w:start w:val="nil"/>
-              <w:end w:val="nil"/>
-            </w:tcBorders>
-          </w:tcPr>
-          <w:p>
-            <w:pPr>
-              <w:spacing w:before="0" w:after="20" w:line="240" w:lineRule="auto"/>
+              <w:spacing w:before="0" w:after="80" w:line="240" w:lineRule="auto"/>
             </w:pPr>
             <w:r>
               <w:t xml:space="preserve"> </w:t>
@@ -1361,6 +1195,57 @@
         </w:tc>
       </w:tr>
     </w:tbl>
+    <w:p>
+      <w:pPr>
+        <w:keepNext/>
+        <w:keepLines w:val="0"/>
+        <w:spacing w:before="100" w:after="100" w:line="293" w:lineRule="auto"/>
+      </w:pPr>
+      <w:r>
+        <w:rPr>
+          <w:rFonts w:ascii="Arial Unicode MS" w:hAnsi="Arial Unicode MS" w:eastAsia="Arial Unicode MS"/>
+          <w:b/>
+          <w:i w:val="0"/>
+          <w:color w:val="1A2340"/>
+          <w:sz w:val="30"/>
+        </w:rPr>
+        <w:t>50–64 分｜回查自己的原句</w:t>
+      </w:r>
+    </w:p>
+    <w:p>
+      <w:pPr>
+        <w:keepNext w:val="0"/>
+        <w:keepLines w:val="0"/>
+        <w:spacing w:before="0" w:after="80" w:line="293" w:lineRule="auto"/>
+      </w:pPr>
+      <w:r>
+        <w:rPr>
+          <w:rFonts w:ascii="Arial Unicode MS" w:hAnsi="Arial Unicode MS" w:eastAsia="Arial Unicode MS"/>
+          <w:b w:val="0"/>
+          <w:i w:val="0"/>
+          <w:color w:val="1A2340"/>
+          <w:sz w:val="23"/>
+        </w:rPr>
+        <w:t>選要查的短語，依實際證據判斷；在原文圈記，完整理由留第 4 頁。不把自己的記憶或漂亮文字直接當成已證實。</w:t>
+      </w:r>
+    </w:p>
+    <w:p>
+      <w:pPr>
+        <w:keepNext w:val="0"/>
+        <w:keepLines w:val="0"/>
+        <w:spacing w:before="0" w:after="0" w:line="293" w:lineRule="auto"/>
+      </w:pPr>
+      <w:r>
+        <w:rPr>
+          <w:rFonts w:ascii="Arial Unicode MS" w:hAnsi="Arial Unicode MS" w:eastAsia="Arial Unicode MS"/>
+          <w:b w:val="0"/>
+          <w:i w:val="0"/>
+          <w:color w:val="1A2340"/>
+          <w:sz w:val="23"/>
+        </w:rPr>
+        <w:t>公共路徑回第 1 頁與原公告；個人紀錄只自己查看，不交私人截圖。兩條路都由本人判斷，同樣完成。</w:t>
+      </w:r>
+    </w:p>
     <w:p>
       <w:pPr>
         <w:keepNext/>
@@ -1464,7 +1349,7 @@
           <w:color w:val="5B6573"/>
           <w:sz w:val="22"/>
         </w:rPr>
-        <w:t>我的興趣：</w:t>
+        <w:t>題材類型：</w:t>
       </w:r>
       <w:r>
         <w:rPr>
@@ -1484,7 +1369,7 @@
           <w:color w:val="5B6573"/>
           <w:sz w:val="22"/>
         </w:rPr>
-        <w:t xml:space="preserve">　這週在忙：________________________</w:t>
+        <w:t xml:space="preserve">　概括情境：________________________</w:t>
       </w:r>
     </w:p>
     <w:p>
@@ -1501,7 +1386,7 @@
           <w:color w:val="5B6573"/>
           <w:sz w:val="22"/>
         </w:rPr>
-        <w:t>個性 2-3 詞：</w:t>
+        <w:t>必要線索：</w:t>
       </w:r>
       <w:r>
         <w:rPr>
@@ -1538,7 +1423,7 @@
           <w:color w:val="5B6573"/>
           <w:sz w:val="22"/>
         </w:rPr>
-        <w:t>上週六下午的輪廓（2-3 句，不給細節）：</w:t>
+        <w:t>題材輪廓（2–3 句；近期小事或公共材料提醒）：</w:t>
       </w:r>
       <w:r>
         <w:rPr>
@@ -1789,7 +1674,7 @@
                 <w:color w:val="1A2340"/>
                 <w:sz w:val="22"/>
               </w:rPr>
-              <w:t>請根據資訊卡，寫「我的上週六下午」。只寫 6 句並編號，每句 15-30 字；用高中生自然口吻，要有畫面和感受。資訊不足時可以合理補上細節，不用標示哪些是補的。這是課堂查核練習。</w:t>
+              <w:t>請根據資訊卡的題材，寫一段短文。只寫 6 句並編號，每句 15-30 字；用高中生自然口吻，要有畫面和感受。資訊不足時可以合理補上細節，不用標示哪些是補的。這是課堂查核練習。</w:t>
             </w:r>
           </w:p>
         </w:tc>
@@ -1809,7 +1694,7 @@
           <w:color w:val="5B6573"/>
           <w:sz w:val="22"/>
         </w:rPr>
-        <w:t>提示詞就是給 AI 的指令。只截首次六句，圈出要查片段；不截資訊卡或整段聊天，下課前再上傳。沒有裝置／不想輸入生活輪廓，用成對 Plan B 材料在紙上圈，老師協助備份。</w:t>
+        <w:t>提示詞就是給 AI 的指令。只截首次六句，圈出要查片段；不截資訊卡或整段聊天，下課前再上傳。公共路徑只提供第 1 頁摘要。沒有裝置／不想提供生活線索，用成對 Plan B；老師協助備份。</w:t>
       </w:r>
     </w:p>
     <w:p>
@@ -3547,7 +3432,7 @@
           <w:color w:val="1A2340"/>
           <w:sz w:val="30"/>
         </w:rPr>
-        <w:t>回到自己的下午，用三色筆標記</w:t>
+        <w:t>回到本人原句，用三色筆標記</w:t>
       </w:r>
     </w:p>
     <w:p>
@@ -3942,7 +3827,7 @@
           <w:color w:val="1A2340"/>
           <w:sz w:val="20"/>
         </w:rPr>
-        <w:t>67–69 小座號先分享、69–71 換手、71–73 各補 06。□ 自己的一小段 □ 公開例句；搭檔問：需要什麼證據？</w:t>
+        <w:t>70–73 小座號先分享、73–76 換手、76–78 各補 06。□ 自己的一小段 □ 公開例句；搭檔問：需要什麼證據？</w:t>
       </w:r>
     </w:p>
     <w:p>
@@ -5142,7 +5027,7 @@
           <w:b/>
           <w:sz w:val="44"/>
         </w:rPr>
-        <w:t>W2 / 07 · 學科遷移｜原題材料</w:t>
+        <w:t>W2 / 07 · 學科遷移｜可選增幅</w:t>
       </w:r>
     </w:p>
     <w:p>
@@ -5155,7 +5040,7 @@
           <w:b/>
           <w:sz w:val="22"/>
         </w:rPr>
-        <w:t>課堂必寫｜83–95 分。原題在本頁，自己的解題留第 8 頁。</w:t>
+        <w:t>有餘裕或課餘選做；可留白，不計分、不追交、不列缺件。</w:t>
       </w:r>
     </w:p>
     <w:p>
@@ -5274,7 +5159,7 @@
           <w:b/>
           <w:sz w:val="22"/>
         </w:rPr>
-        <w:t>課堂必寫｜保留初答，學科練習不計分、不另上傳。</w:t>
+        <w:t>可選增幅｜可留白，隨整本保存，不另上傳。</w:t>
       </w:r>
     </w:p>
     <w:p>
@@ -5393,7 +5278,7 @@
           <w:b/>
           <w:sz w:val="30"/>
         </w:rPr>
-        <w:t>02｜提示與搭檔實際回應</w:t>
+        <w:t>02｜提示／自己回查／真實搭檔回應</w:t>
       </w:r>
     </w:p>
     <w:p>
@@ -5406,7 +5291,7 @@
           <w:b w:val="0"/>
           <w:sz w:val="22"/>
         </w:rPr>
-        <w:t>提示 □未用 □1 □2 □3　搭檔座號＿＿＿</w:t>
+        <w:t>提示 □未用 □1 □2 □3　搭檔座號＿＿＿（自己練就記回查發現，不填假回報）</w:t>
       </w:r>
     </w:p>
     <w:p>
@@ -5439,6 +5324,19 @@
           <w:sz w:val="22"/>
         </w:rPr>
         <w:t xml:space="preserve">　</w:t>
+      </w:r>
+    </w:p>
+    <w:p>
+      <w:pPr>
+        <w:spacing w:after="100" w:line="312" w:lineRule="auto"/>
+      </w:pPr>
+      <w:r>
+        <w:rPr>
+          <w:rFonts w:ascii="Arial Unicode MS" w:hAnsi="Arial Unicode MS" w:eastAsia="Arial Unicode MS"/>
+          <w:b w:val="0"/>
+          <w:sz w:val="22"/>
+        </w:rPr>
+        <w:t>自己練：回原材料與提示比對一處，留下發現。</w:t>
       </w:r>
     </w:p>
     <w:p>
@@ -5583,7 +5481,7 @@
           <w:b w:val="0"/>
           <w:sz w:val="20"/>
         </w:rPr>
-        <w:t>只備份本冊第 1–6 頁及原指定作品；學科原答可拍自用，不另上傳。</w:t>
+        <w:t>這兩頁隨整本保存、不追交；詳解在 W2 最後，可自行核對。</w:t>
       </w:r>
     </w:p>
     <w:p>

--- a/worksheets/W2.docx
+++ b/worksheets/W2.docx
@@ -34,7 +34,7 @@
           <w:color w:val="1A2340"/>
           <w:sz w:val="44"/>
         </w:rPr>
-        <w:t>這句話——拿什麼判定它？</w:t>
+        <w:t>這句話，有什麼根據？</w:t>
       </w:r>
     </w:p>
     <w:p>
@@ -51,7 +51,7 @@
           <w:color w:val="5B6573"/>
           <w:sz w:val="22"/>
         </w:rPr>
-        <w:t>以真實廣告學三色查核，再用同一套規則查 AI 與本人短記錄。</w:t>
+        <w:t>先用廣告練習，再用同一套規則查 AI 和自己寫的短文。</w:t>
       </w:r>
     </w:p>
     <w:p>
@@ -266,7 +266,7 @@
                 <w:color w:val="1A2340"/>
                 <w:sz w:val="22"/>
               </w:rPr>
-              <w:t xml:space="preserve">　一句原句＋判定依據或缺少的資料；若全綠，留下依據最薄弱的一句。</w:t>
+              <w:t xml:space="preserve">　一句原句＋判斷理由或還缺的資料；若全綠，選依據最不充分的一句。</w:t>
             </w:r>
           </w:p>
         </w:tc>
@@ -286,7 +286,7 @@
           <w:color w:val="5B6573"/>
           <w:sz w:val="22"/>
         </w:rPr>
-        <w:t>學習關卡 1 是 W2–W4 的過程證據，W5 才檢查「通過／需修正」；它不是本週分數。下課前整本收回保管。AI（人工智慧工具）只產生待查句子；理解、選色、找依據與判定仍由你負責。</w:t>
+        <w:t>學習關卡 1 是 W2–W4 的過程證據，W5 才檢查「通過／需修正」；它不是本週分數。下課前整本收回保管。AI 只提供要查的句子；理解、選色、找依據與最後判斷都由你負責。</w:t>
       </w:r>
     </w:p>
     <w:p>
@@ -357,7 +357,7 @@
           <w:color w:val="5B6573"/>
           <w:sz w:val="20"/>
         </w:rPr>
-        <w:t>星巴克官網｜2026/8/26–9/8；2026-09-05 擷取。以下為教師摘要，段號供回查；完整辦法以原文為準。</w:t>
+        <w:t>星巴克官網｜2026/8/26–9/8；2026-09-05 擷取。以下是老師整理的重點，A1–A4 方便你找依據；完整條件請看原文。</w:t>
       </w:r>
     </w:p>
     <w:p>
@@ -479,7 +479,7 @@
           <w:color w:val="1A2340"/>
           <w:sz w:val="22"/>
         </w:rPr>
-        <w:t>15–25 分｜兩句均為教師另擬，不是店家原話。</w:t>
+        <w:t>15–25 分｜兩句都是老師編的練習句，不是店家原話。</w:t>
       </w:r>
     </w:p>
     <w:p>
@@ -513,7 +513,7 @@
           <w:color w:val="1A2340"/>
           <w:sz w:val="22"/>
         </w:rPr>
-        <w:t>初判 □綠 □紅 □黃；依據／段號或缺什麼：</w:t>
+        <w:t>我的判斷 □綠 □紅 □黃；哪段是依據，或還缺什麼：</w:t>
       </w:r>
     </w:p>
     <w:tbl>
@@ -619,7 +619,7 @@
           <w:color w:val="1A2340"/>
           <w:sz w:val="22"/>
         </w:rPr>
-        <w:t>初判 □綠 □紅 □黃；依據／段號或缺什麼：</w:t>
+        <w:t>我的判斷 □綠 □紅 □黃；哪段是依據，或還缺什麼：</w:t>
       </w:r>
     </w:p>
     <w:tbl>
@@ -708,7 +708,7 @@
           <w:color w:val="1A2340"/>
           <w:sz w:val="22"/>
         </w:rPr>
-        <w:t>搭檔問了什麼？選一句改／留並補理由（原答不擦）：</w:t>
+        <w:t>搭檔問了什麼？選一句修改或保留原判斷，寫理由（原答不擦）：</w:t>
       </w:r>
     </w:p>
     <w:tbl>
@@ -832,7 +832,7 @@
           <w:color w:val="5B6573"/>
           <w:sz w:val="22"/>
         </w:rPr>
-        <w:t>25–30 分｜留下本人原句；今天不練長篇描寫。</w:t>
+        <w:t>25–30 分｜先留下自己寫的原句，等一下也要查核。</w:t>
       </w:r>
     </w:p>
     <w:p>
@@ -886,7 +886,7 @@
           <w:color w:val="1A2340"/>
           <w:sz w:val="23"/>
         </w:rPr>
-        <w:t>🔒 不使用 AI｜寫讓不在場的人知道發生什麼。人物用代號，地點概括；記不清楚就標明，不必補成完整故事。</w:t>
+        <w:t>🔒 不使用 AI｜寫讓不在場的人知道發生什麼。人物用代號，地點只寫大概；記不清楚就標明，不必補成完整故事。</w:t>
       </w:r>
     </w:p>
     <w:p>
@@ -903,7 +903,7 @@
           <w:color w:val="1A2340"/>
           <w:sz w:val="23"/>
         </w:rPr>
-        <w:t>等值公共路徑：不使用生活內容，可根據第 1 頁廣告，親自寫 3–4 句班群提醒。標明「根據公共材料」，不假裝自己買過；不用真的發送。</w:t>
+        <w:t>不想寫自己的生活：根據第 1 頁廣告，自己寫 3–4 句班群提醒。註明「根據廣告內容」，不要寫成親自買過，也不用真的傳送。</w:t>
       </w:r>
     </w:p>
     <w:p>
@@ -940,7 +940,7 @@
           <w:color w:val="1A2340"/>
           <w:sz w:val="22"/>
         </w:rPr>
-        <w:t>□ 近期小事　□ 公共材料提醒；原句不要擦掉。</w:t>
+        <w:t>□ 近期小事　□ 廣告提醒；原句不要擦掉。</w:t>
       </w:r>
     </w:p>
     <w:tbl>
@@ -1243,7 +1243,7 @@
           <w:color w:val="1A2340"/>
           <w:sz w:val="23"/>
         </w:rPr>
-        <w:t>公共路徑回第 1 頁與原公告；個人紀錄只自己查看，不交私人截圖。兩條路都由本人判斷，同樣完成。</w:t>
+        <w:t>寫廣告提醒就回查第 1 頁與原公告；私人紀錄只自己看，不交截圖。選哪一種題材，都要自己判斷。</w:t>
       </w:r>
     </w:p>
     <w:p>
@@ -1349,7 +1349,7 @@
           <w:color w:val="5B6573"/>
           <w:sz w:val="22"/>
         </w:rPr>
-        <w:t>題材類型：</w:t>
+        <w:t>寫哪類事：</w:t>
       </w:r>
       <w:r>
         <w:rPr>
@@ -1369,7 +1369,7 @@
           <w:color w:val="5B6573"/>
           <w:sz w:val="22"/>
         </w:rPr>
-        <w:t xml:space="preserve">　概括情境：________________________</w:t>
+        <w:t xml:space="preserve">　人物與大概地點：________________________</w:t>
       </w:r>
     </w:p>
     <w:p>
@@ -1386,7 +1386,7 @@
           <w:color w:val="5B6573"/>
           <w:sz w:val="22"/>
         </w:rPr>
-        <w:t>必要線索：</w:t>
+        <w:t>一定要提到的事：</w:t>
       </w:r>
       <w:r>
         <w:rPr>
@@ -1423,7 +1423,7 @@
           <w:color w:val="5B6573"/>
           <w:sz w:val="22"/>
         </w:rPr>
-        <w:t>題材輪廓（2–3 句；近期小事或公共材料提醒）：</w:t>
+        <w:t>用 2–3 句簡單說明（近期小事或廣告提醒）：</w:t>
       </w:r>
       <w:r>
         <w:rPr>
@@ -1694,7 +1694,7 @@
           <w:color w:val="5B6573"/>
           <w:sz w:val="22"/>
         </w:rPr>
-        <w:t>提示詞就是給 AI 的指令。只截首次六句，圈出要查片段；不截資訊卡或整段聊天，下課前再上傳。公共路徑只提供第 1 頁摘要。沒有裝置／不想提供生活線索，用成對 Plan B；老師協助備份。</w:t>
+        <w:t>提示詞就是給 AI 的指令。只截第一次的六句，圈出要查的字詞；不截資訊卡或整段聊天。寫廣告提醒就只提供第 1 頁摘要。沒有裝置或不想輸入生活資料，向老師領「廣告摘要＋備用六句」；老師協助拍照備份。</w:t>
       </w:r>
     </w:p>
     <w:p>
@@ -1748,7 +1748,7 @@
           <w:color w:val="5B6573"/>
           <w:sz w:val="22"/>
         </w:rPr>
-        <w:t>賭注欄｜查核前 10 秒：我猜六句裡會中（紅或黃）</w:t>
+        <w:t>預測｜我猜六句裡會標紅或黃的共有</w:t>
       </w:r>
       <w:r>
         <w:rPr>
@@ -1768,7 +1768,7 @@
           <w:color w:val="5B6573"/>
           <w:sz w:val="22"/>
         </w:rPr>
-        <w:t xml:space="preserve">　把握 ____％　→ 查完回填 ✓／✗：____　（不評分）</w:t>
+        <w:t xml:space="preserve">　猜中數量的把握 ____％（不評分）</w:t>
       </w:r>
     </w:p>
     <w:p>
@@ -1785,7 +1785,7 @@
           <w:color w:val="5B6573"/>
           <w:sz w:val="22"/>
         </w:rPr>
-        <w:t>針對圈出的片段判色。同句可分開判；短記支持／衝突依據或缺什麼，不抄六句。圈選一列說明；全綠選依據最薄弱的一句。</w:t>
+        <w:t>每句簡記依據或還缺什麼資料，不用重抄六句；同句的不同片段可分開選色。選一列補清楚理由；全綠就選依據最不充分的一句。查完勾選：□ 猜中數量 □ 沒猜中。</w:t>
       </w:r>
     </w:p>
     <w:tbl>
@@ -3275,7 +3275,7 @@
                 <w:color w:val="1D4ED8"/>
                 <w:sz w:val="22"/>
               </w:rPr>
-              <w:t>方法 1　公共可查</w:t>
+              <w:t>方法 1　查公開資料</w:t>
             </w:r>
           </w:p>
           <w:p>
@@ -3432,7 +3432,7 @@
           <w:color w:val="1A2340"/>
           <w:sz w:val="30"/>
         </w:rPr>
-        <w:t>回到本人原句，用三色筆標記</w:t>
+        <w:t>回到自己寫的原句，用三色筆標記</w:t>
       </w:r>
     </w:p>
     <w:p>
@@ -3738,7 +3738,7 @@
           <w:color w:val="5B6573"/>
           <w:sz w:val="22"/>
         </w:rPr>
-        <w:t>有黃色或紅色：任選一句抄下來，寫「還缺什麼才能判定它」或「哪個證據直接反駁這句話」。如果全部是綠色：抄下證據最弱的一句，寫你目前靠什麼確認。</w:t>
+        <w:t>有黃色或紅色：任選一句抄下來，寫「還缺什麼資料才能確定」或「哪個證據直接反駁這句話」。如果全部是綠色：抄下證據最弱的一句，寫你目前靠什麼確認。</w:t>
       </w:r>
     </w:p>
     <w:tbl>
@@ -3827,7 +3827,7 @@
           <w:color w:val="1A2340"/>
           <w:sz w:val="20"/>
         </w:rPr>
-        <w:t>70–73 小座號先分享、73–76 換手、76–78 各補 06。□ 自己的一小段 □ 公開例句；搭檔問：需要什麼證據？</w:t>
+        <w:t>70–73 分座號較小者先說，73–76 分換手，76–78 分各補第 06 欄。□ 自己的一小段 □ 老師的例句；搭檔問：需要什麼證據？</w:t>
       </w:r>
     </w:p>
     <w:p>
@@ -4121,7 +4121,7 @@
           <w:color w:val="5B6573"/>
           <w:sz w:val="22"/>
         </w:rPr>
-        <w:t>可寫未答的問題或今天的選擇，也可改寫、用代稱或留白；不能交出的隱私不要寫。本欄會隨整本收回，但不計分。</w:t>
+        <w:t>可寫還沒想通的問題或今天的選擇，也可改寫、用代稱或留白；不想讓別人看到的私事不要寫。本欄會隨整本收回，但不計分。</w:t>
       </w:r>
     </w:p>
     <w:tbl>
@@ -4260,7 +4260,7 @@
           <w:color w:val="1A2340"/>
           <w:sz w:val="30"/>
         </w:rPr>
-        <w:t>W3 入場作業｜拍下題目，回家另紙寫</w:t>
+        <w:t>W3 入場作業｜拍下題目，回家用另一張紙寫</w:t>
       </w:r>
     </w:p>
     <w:p>
@@ -4277,7 +4277,7 @@
           <w:color w:val="5B6573"/>
           <w:sz w:val="22"/>
         </w:rPr>
-        <w:t>回家另紙寫</w:t>
+        <w:t>回家用另一張紙寫</w:t>
       </w:r>
       <w:r>
         <w:rPr>
@@ -4416,7 +4416,7 @@
           <w:color w:val="5B6573"/>
           <w:sz w:val="22"/>
         </w:rPr>
-        <w:t>歷程本照常交回。回家另紙寫，W3 發還本冊後貼回或補寫這格。只有勾選同意才匿名分享，不勾不影響學習關卡。</w:t>
+        <w:t>歷程本照常交回。回家用另一張紙寫，W3 拿回歷程本後貼回或補寫這格。只有勾選同意才匿名分享，不勾不影響學習關卡。</w:t>
       </w:r>
     </w:p>
     <w:p>
@@ -4450,7 +4450,7 @@
           <w:color w:val="1D4ED8"/>
           <w:sz w:val="22"/>
         </w:rPr>
-        <w:t>收件確認｜□ 上傳圈選紀錄＋自己的第 1–6 頁　□ 確認 Classroom 已繳交　□ 紙本全本交老師　□ 不拍同學</w:t>
+        <w:t>繳交確認｜□ 上傳圈好字詞的六句截圖＋歷程本第 1–6 頁　□ 確認 Classroom 已繳交　□ 整本交老師；不拍同學或私人聊天</w:t>
       </w:r>
     </w:p>
     <w:p>
@@ -5027,7 +5027,7 @@
           <w:b/>
           <w:sz w:val="44"/>
         </w:rPr>
-        <w:t>W2 / 07 · 學科遷移｜可選增幅</w:t>
+        <w:t>W2 / 07 · 學科選做｜用兩張表查兩句話</w:t>
       </w:r>
     </w:p>
     <w:p>
@@ -5053,7 +5053,7 @@
           <w:b w:val="0"/>
           <w:sz w:val="21"/>
         </w:rPr>
-        <w:t>115 學測自然第 21 題・印刷第 7 頁。原題與原表；三句查核說法為本課另擬。</w:t>
+        <w:t>115 學測自然第 21 題・印刷第 7 頁。保留原題與原表；三句練習句由老師編寫。</w:t>
       </w:r>
     </w:p>
     <w:p>
@@ -5102,7 +5102,7 @@
           <w:b/>
           <w:sz w:val="22"/>
         </w:rPr>
-        <w:t>任務｜只查兩句本課另擬說法：①甲比丁酸；②甲一定比丙酸。各寫支持、衝突或不足及依據。第三句「丁比甲酸」與原題第 21 題排序為可選增幅。</w:t>
+        <w:t>任務｜查兩句老師編的練習句：①甲溶液比丁溶液更酸；②甲溶液一定比丙溶液更酸。各寫支持、衝突或資料不足，並說明依據。第三句「丁溶液比甲溶液更酸」和原題排序可課後選做。</w:t>
       </w:r>
     </w:p>
     <w:p>
@@ -5146,7 +5146,7 @@
           <w:b/>
           <w:sz w:val="44"/>
         </w:rPr>
-        <w:t>W2 / 08 · 自己的解題來路</w:t>
+        <w:t>W2 / 08 · 記下你怎麼判斷</w:t>
       </w:r>
     </w:p>
     <w:p>
@@ -5159,7 +5159,7 @@
           <w:b/>
           <w:sz w:val="22"/>
         </w:rPr>
-        <w:t>可選增幅｜可留白，隨整本保存，不另上傳。</w:t>
+        <w:t>課後選做｜可留白，隨整本保存，不另上傳。</w:t>
       </w:r>
     </w:p>
     <w:p>
@@ -5172,7 +5172,7 @@
           <w:b/>
           <w:sz w:val="30"/>
         </w:rPr>
-        <w:t>01｜初答與依據／草圖／算式</w:t>
+        <w:t>01｜先寫判斷與依據，也可以畫圖</w:t>
       </w:r>
     </w:p>
     <w:p>
@@ -5278,7 +5278,7 @@
           <w:b/>
           <w:sz w:val="30"/>
         </w:rPr>
-        <w:t>02｜提示／自己回查／真實搭檔回應</w:t>
+        <w:t>02｜記下看過的提示、發現或搭檔的問題</w:t>
       </w:r>
     </w:p>
     <w:p>
@@ -5291,7 +5291,7 @@
           <w:b w:val="0"/>
           <w:sz w:val="22"/>
         </w:rPr>
-        <w:t>提示 □未用 □1 □2 □3　搭檔座號＿＿＿（自己練就記回查發現，不填假回報）</w:t>
+        <w:t>提示 □未用 □1 □2 □3　搭檔座號＿＿＿（自己練，就寫自己查到的內容）</w:t>
       </w:r>
     </w:p>
     <w:p>
@@ -5349,7 +5349,7 @@
           <w:b/>
           <w:sz w:val="30"/>
         </w:rPr>
-        <w:t>03｜本人改／留與理由</w:t>
+        <w:t>03｜修改或保留原判斷，寫下理由</w:t>
       </w:r>
     </w:p>
     <w:p>
@@ -5362,7 +5362,7 @@
           <w:b w:val="0"/>
           <w:sz w:val="22"/>
         </w:rPr>
-        <w:t>挑一個最不確定的比較，回表格補依據，再決定改或留。</w:t>
+        <w:t>挑一個最不確定的比較，回表格補依據，再決定修改或保留原判斷。</w:t>
       </w:r>
     </w:p>
     <w:p>
@@ -5423,7 +5423,7 @@
           <w:b/>
           <w:sz w:val="30"/>
         </w:rPr>
-        <w:t>04｜看詳解，只核對一步</w:t>
+        <w:t>04｜看詳解，核對一個判斷或 pH 範圍</w:t>
       </w:r>
     </w:p>
     <w:p>
@@ -5436,7 +5436,7 @@
           <w:b w:val="0"/>
           <w:sz w:val="22"/>
         </w:rPr>
-        <w:t>□相符 □發現差異 □仍有疑問；位置／下一步要查：</w:t>
+        <w:t>□相符 □有差異 □仍有疑問；我核對哪裡，還要查什麼：</w:t>
       </w:r>
     </w:p>
     <w:p>
